--- a/files/Numerical Aspects.docx
+++ b/files/Numerical Aspects.docx
@@ -4,16 +4,39 @@
   <w:body>
     <w:p>
       <w:pPr>
-        <w:jc w:val="center"/>
+        <w:rPr>
+          <w:sz w:val="72"/>
+          <w:szCs w:val="72"/>
+        </w:rPr>
+      </w:pPr>
+      <w:r>
+        <w:rPr>
+          <w:sz w:val="72"/>
+          <w:szCs w:val="72"/>
+        </w:rPr>
+        <w:t>……………………………………………………………………………………………………….</w:t>
+      </w:r>
+    </w:p>
+    <w:p>
+      <w:pPr>
         <w:rPr>
           <w:sz w:val="44"/>
           <w:szCs w:val="44"/>
         </w:rPr>
       </w:pPr>
-      <w:r>
-        <w:rPr>
-          <w:sz w:val="44"/>
-          <w:szCs w:val="44"/>
+    </w:p>
+    <w:p>
+      <w:pPr>
+        <w:jc w:val="center"/>
+        <w:rPr>
+          <w:sz w:val="48"/>
+          <w:szCs w:val="48"/>
+        </w:rPr>
+      </w:pPr>
+      <w:r>
+        <w:rPr>
+          <w:sz w:val="48"/>
+          <w:szCs w:val="48"/>
         </w:rPr>
         <w:t>Numerical Aspects</w:t>
       </w:r>
@@ -22,105 +45,105 @@
       <w:pPr>
         <w:spacing w:after="0"/>
         <w:rPr>
-          <w:sz w:val="24"/>
-          <w:szCs w:val="24"/>
-        </w:rPr>
-      </w:pPr>
-      <w:r>
-        <w:rPr>
-          <w:sz w:val="24"/>
-          <w:szCs w:val="24"/>
+          <w:sz w:val="32"/>
+          <w:szCs w:val="32"/>
+        </w:rPr>
+      </w:pPr>
+      <w:r>
+        <w:rPr>
+          <w:sz w:val="32"/>
+          <w:szCs w:val="32"/>
         </w:rPr>
         <w:t>Th</w:t>
       </w:r>
       <w:r>
         <w:rPr>
-          <w:sz w:val="24"/>
-          <w:szCs w:val="24"/>
+          <w:sz w:val="32"/>
+          <w:szCs w:val="32"/>
         </w:rPr>
         <w:t>e simulations</w:t>
       </w:r>
       <w:r>
         <w:rPr>
-          <w:sz w:val="24"/>
-          <w:szCs w:val="24"/>
+          <w:sz w:val="32"/>
+          <w:szCs w:val="32"/>
         </w:rPr>
         <w:t xml:space="preserve"> on</w:t>
       </w:r>
       <w:r>
         <w:rPr>
-          <w:sz w:val="24"/>
-          <w:szCs w:val="24"/>
+          <w:sz w:val="32"/>
+          <w:szCs w:val="32"/>
         </w:rPr>
         <w:t xml:space="preserve"> this website are </w:t>
       </w:r>
       <w:r>
         <w:rPr>
-          <w:sz w:val="24"/>
-          <w:szCs w:val="24"/>
+          <w:sz w:val="32"/>
+          <w:szCs w:val="32"/>
         </w:rPr>
         <w:t xml:space="preserve">computed </w:t>
       </w:r>
       <w:r>
         <w:rPr>
-          <w:sz w:val="24"/>
-          <w:szCs w:val="24"/>
+          <w:sz w:val="32"/>
+          <w:szCs w:val="32"/>
         </w:rPr>
         <w:t>numerica</w:t>
       </w:r>
       <w:r>
         <w:rPr>
-          <w:sz w:val="24"/>
-          <w:szCs w:val="24"/>
+          <w:sz w:val="32"/>
+          <w:szCs w:val="32"/>
         </w:rPr>
         <w:t>lly, a</w:t>
       </w:r>
       <w:r>
         <w:rPr>
-          <w:sz w:val="24"/>
-          <w:szCs w:val="24"/>
+          <w:sz w:val="32"/>
+          <w:szCs w:val="32"/>
         </w:rPr>
         <w:t>s opposed to</w:t>
       </w:r>
       <w:r>
         <w:rPr>
-          <w:sz w:val="24"/>
-          <w:szCs w:val="24"/>
+          <w:sz w:val="32"/>
+          <w:szCs w:val="32"/>
         </w:rPr>
         <w:t xml:space="preserve"> analytically</w:t>
       </w:r>
       <w:r>
         <w:rPr>
-          <w:sz w:val="24"/>
-          <w:szCs w:val="24"/>
+          <w:sz w:val="32"/>
+          <w:szCs w:val="32"/>
         </w:rPr>
         <w:t>.</w:t>
       </w:r>
       <w:r>
         <w:rPr>
-          <w:sz w:val="24"/>
-          <w:szCs w:val="24"/>
+          <w:sz w:val="32"/>
+          <w:szCs w:val="32"/>
         </w:rPr>
         <w:t xml:space="preserve"> This means that instead of the computer following an analytical formula, like y = x+3, the</w:t>
       </w:r>
       <w:r>
         <w:rPr>
-          <w:sz w:val="24"/>
-          <w:szCs w:val="24"/>
+          <w:sz w:val="32"/>
+          <w:szCs w:val="32"/>
         </w:rPr>
         <w:t xml:space="preserve"> computer follows what is called an algorithm or series of steps to update a system from an “old” state to a “new” state</w:t>
       </w:r>
       <w:r>
         <w:rPr>
-          <w:sz w:val="24"/>
-          <w:szCs w:val="24"/>
+          <w:sz w:val="32"/>
+          <w:szCs w:val="32"/>
         </w:rPr>
         <w:t xml:space="preserve"> over and over until an approximate solution is found</w:t>
       </w:r>
       <w:r>
         <w:rPr>
-          <w:sz w:val="24"/>
-          <w:szCs w:val="24"/>
+          <w:sz w:val="32"/>
+          <w:szCs w:val="32"/>
         </w:rPr>
         <w:t xml:space="preserve">. </w:t>
       </w:r>
@@ -129,23 +152,23 @@
       <w:pPr>
         <w:spacing w:after="0"/>
         <w:rPr>
-          <w:sz w:val="24"/>
-          <w:szCs w:val="24"/>
-        </w:rPr>
-      </w:pPr>
-    </w:p>
-    <w:p>
-      <w:pPr>
-        <w:spacing w:after="0"/>
-        <w:rPr>
-          <w:sz w:val="24"/>
-          <w:szCs w:val="24"/>
-        </w:rPr>
-      </w:pPr>
-      <w:r>
-        <w:rPr>
-          <w:sz w:val="24"/>
-          <w:szCs w:val="24"/>
+          <w:sz w:val="32"/>
+          <w:szCs w:val="32"/>
+        </w:rPr>
+      </w:pPr>
+    </w:p>
+    <w:p>
+      <w:pPr>
+        <w:spacing w:after="0"/>
+        <w:rPr>
+          <w:sz w:val="32"/>
+          <w:szCs w:val="32"/>
+        </w:rPr>
+      </w:pPr>
+      <w:r>
+        <w:rPr>
+          <w:sz w:val="32"/>
+          <w:szCs w:val="32"/>
         </w:rPr>
         <w:t>(Example Video)</w:t>
       </w:r>
@@ -154,124 +177,133 @@
       <w:pPr>
         <w:spacing w:after="0"/>
         <w:rPr>
-          <w:sz w:val="24"/>
-          <w:szCs w:val="24"/>
-        </w:rPr>
-      </w:pPr>
-    </w:p>
-    <w:p>
-      <w:pPr>
-        <w:spacing w:after="0"/>
-        <w:rPr>
-          <w:sz w:val="24"/>
-          <w:szCs w:val="24"/>
-        </w:rPr>
-      </w:pPr>
-      <w:r>
-        <w:rPr>
-          <w:sz w:val="24"/>
-          <w:szCs w:val="24"/>
+          <w:sz w:val="32"/>
+          <w:szCs w:val="32"/>
+        </w:rPr>
+      </w:pPr>
+    </w:p>
+    <w:p>
+      <w:pPr>
+        <w:spacing w:after="0"/>
+        <w:rPr>
+          <w:sz w:val="32"/>
+          <w:szCs w:val="32"/>
+        </w:rPr>
+      </w:pPr>
+      <w:r>
+        <w:rPr>
+          <w:sz w:val="32"/>
+          <w:szCs w:val="32"/>
         </w:rPr>
         <w:t>The</w:t>
       </w:r>
       <w:r>
         <w:rPr>
-          <w:sz w:val="24"/>
-          <w:szCs w:val="24"/>
+          <w:sz w:val="32"/>
+          <w:szCs w:val="32"/>
         </w:rPr>
         <w:t xml:space="preserve"> solution after each</w:t>
       </w:r>
       <w:r>
         <w:rPr>
-          <w:sz w:val="24"/>
-          <w:szCs w:val="24"/>
+          <w:sz w:val="32"/>
+          <w:szCs w:val="32"/>
         </w:rPr>
         <w:t xml:space="preserve"> series of</w:t>
       </w:r>
       <w:r>
         <w:rPr>
-          <w:sz w:val="24"/>
-          <w:szCs w:val="24"/>
+          <w:sz w:val="32"/>
+          <w:szCs w:val="32"/>
         </w:rPr>
         <w:t xml:space="preserve"> </w:t>
       </w:r>
       <w:r>
         <w:rPr>
-          <w:sz w:val="24"/>
-          <w:szCs w:val="24"/>
+          <w:sz w:val="32"/>
+          <w:szCs w:val="32"/>
         </w:rPr>
         <w:t>step</w:t>
       </w:r>
       <w:r>
         <w:rPr>
-          <w:sz w:val="24"/>
-          <w:szCs w:val="24"/>
+          <w:sz w:val="32"/>
+          <w:szCs w:val="32"/>
         </w:rPr>
         <w:t>s</w:t>
       </w:r>
       <w:r>
         <w:rPr>
-          <w:sz w:val="24"/>
-          <w:szCs w:val="24"/>
+          <w:sz w:val="32"/>
+          <w:szCs w:val="32"/>
         </w:rPr>
         <w:t xml:space="preserve"> represents the</w:t>
       </w:r>
       <w:r>
         <w:rPr>
-          <w:sz w:val="24"/>
-          <w:szCs w:val="24"/>
+          <w:sz w:val="32"/>
+          <w:szCs w:val="32"/>
         </w:rPr>
         <w:t xml:space="preserve"> </w:t>
       </w:r>
       <w:r>
         <w:rPr>
-          <w:sz w:val="24"/>
-          <w:szCs w:val="24"/>
+          <w:sz w:val="32"/>
+          <w:szCs w:val="32"/>
         </w:rPr>
         <w:t>state</w:t>
       </w:r>
       <w:r>
         <w:rPr>
-          <w:sz w:val="24"/>
-          <w:szCs w:val="24"/>
+          <w:sz w:val="32"/>
+          <w:szCs w:val="32"/>
         </w:rPr>
         <w:t xml:space="preserve"> or solution</w:t>
       </w:r>
       <w:r>
         <w:rPr>
-          <w:sz w:val="24"/>
-          <w:szCs w:val="24"/>
+          <w:sz w:val="32"/>
+          <w:szCs w:val="32"/>
         </w:rPr>
         <w:t xml:space="preserve"> of the system at a certain time.</w:t>
       </w:r>
       <w:r>
         <w:rPr>
-          <w:sz w:val="24"/>
-          <w:szCs w:val="24"/>
+          <w:sz w:val="32"/>
+          <w:szCs w:val="32"/>
         </w:rPr>
         <w:t xml:space="preserve"> In general</w:t>
       </w:r>
       <w:r>
         <w:rPr>
-          <w:sz w:val="24"/>
-          <w:szCs w:val="24"/>
+          <w:sz w:val="32"/>
+          <w:szCs w:val="32"/>
         </w:rPr>
         <w:t xml:space="preserve"> for every simulation, besides an algorithm</w:t>
       </w:r>
       <w:r>
         <w:rPr>
-          <w:sz w:val="24"/>
-          <w:szCs w:val="24"/>
+          <w:sz w:val="32"/>
+          <w:szCs w:val="32"/>
         </w:rPr>
         <w:t xml:space="preserve"> to follow</w:t>
       </w:r>
       <w:r>
         <w:rPr>
-          <w:sz w:val="24"/>
-          <w:szCs w:val="24"/>
+          <w:sz w:val="32"/>
+          <w:szCs w:val="32"/>
         </w:rPr>
         <w:t>, the following parameters are need:</w:t>
       </w:r>
+    </w:p>
+    <w:p>
+      <w:pPr>
+        <w:spacing w:after="0"/>
+        <w:rPr>
+          <w:sz w:val="32"/>
+          <w:szCs w:val="32"/>
+        </w:rPr>
+      </w:pPr>
     </w:p>
     <w:p>
       <w:pPr>
@@ -282,35 +314,35 @@
         </w:numPr>
         <w:spacing w:after="0"/>
         <w:rPr>
-          <w:sz w:val="24"/>
-          <w:szCs w:val="24"/>
-        </w:rPr>
-      </w:pPr>
-      <w:r>
-        <w:rPr>
-          <w:sz w:val="24"/>
-          <w:szCs w:val="24"/>
+          <w:sz w:val="32"/>
+          <w:szCs w:val="32"/>
+        </w:rPr>
+      </w:pPr>
+      <w:r>
+        <w:rPr>
+          <w:sz w:val="32"/>
+          <w:szCs w:val="32"/>
         </w:rPr>
         <w:t>Step size</w:t>
       </w:r>
       <w:r>
         <w:rPr>
-          <w:sz w:val="24"/>
-          <w:szCs w:val="24"/>
+          <w:sz w:val="32"/>
+          <w:szCs w:val="32"/>
         </w:rPr>
         <w:t xml:space="preserve"> – Determines the accuracy of the simulation. </w:t>
       </w:r>
       <w:r>
         <w:rPr>
-          <w:sz w:val="24"/>
-          <w:szCs w:val="24"/>
+          <w:sz w:val="32"/>
+          <w:szCs w:val="32"/>
         </w:rPr>
         <w:t>The smaller the step size, the more accurate the simulation, but the longer it takes to calculate.</w:t>
       </w:r>
       <w:r>
         <w:rPr>
-          <w:sz w:val="24"/>
-          <w:szCs w:val="24"/>
+          <w:sz w:val="32"/>
+          <w:szCs w:val="32"/>
         </w:rPr>
         <w:t xml:space="preserve"> If the step size is too large, the simulation will be fast, but it will not be very accurate.</w:t>
       </w:r>
@@ -321,24 +353,35 @@
         <w:spacing w:after="0"/>
         <w:ind w:left="1080"/>
         <w:rPr>
-          <w:sz w:val="24"/>
-          <w:szCs w:val="24"/>
-        </w:rPr>
-      </w:pPr>
-      <w:r>
-        <w:rPr>
-          <w:sz w:val="24"/>
-          <w:szCs w:val="24"/>
+          <w:sz w:val="32"/>
+          <w:szCs w:val="32"/>
+        </w:rPr>
+      </w:pPr>
+      <w:r>
+        <w:rPr>
+          <w:sz w:val="32"/>
+          <w:szCs w:val="32"/>
         </w:rPr>
         <w:t>(Example video of too large step size)</w:t>
       </w:r>
       <w:r>
         <w:rPr>
-          <w:sz w:val="24"/>
-          <w:szCs w:val="24"/>
+          <w:sz w:val="32"/>
+          <w:szCs w:val="32"/>
         </w:rPr>
         <w:t xml:space="preserve"> </w:t>
       </w:r>
+    </w:p>
+    <w:p>
+      <w:pPr>
+        <w:pStyle w:val="ListParagraph"/>
+        <w:spacing w:after="0"/>
+        <w:ind w:left="1080"/>
+        <w:rPr>
+          <w:sz w:val="32"/>
+          <w:szCs w:val="32"/>
+        </w:rPr>
+      </w:pPr>
     </w:p>
     <w:p>
       <w:pPr>
@@ -349,30 +392,54 @@
         </w:numPr>
         <w:spacing w:after="0"/>
         <w:rPr>
-          <w:sz w:val="24"/>
-          <w:szCs w:val="24"/>
-        </w:rPr>
-      </w:pPr>
-      <w:r>
-        <w:rPr>
-          <w:sz w:val="24"/>
-          <w:szCs w:val="24"/>
+          <w:sz w:val="32"/>
+          <w:szCs w:val="32"/>
+        </w:rPr>
+      </w:pPr>
+      <w:r>
+        <w:rPr>
+          <w:sz w:val="32"/>
+          <w:szCs w:val="32"/>
         </w:rPr>
         <w:t>Domain size</w:t>
       </w:r>
       <w:r>
         <w:rPr>
-          <w:sz w:val="24"/>
-          <w:szCs w:val="24"/>
-        </w:rPr>
-        <w:t xml:space="preserve"> – The area or volume that is being considered and computed by the simulation. The larger the domain size, the larger the computational task.</w:t>
-      </w:r>
-      <w:r>
-        <w:rPr>
-          <w:sz w:val="24"/>
-          <w:szCs w:val="24"/>
-        </w:rPr>
-        <w:t xml:space="preserve"> If the domain size is too small, the simulation might not capture all the phenomena we want to study. If it is too large, the simulation will be doing more work than it needs to, which means it will unnecessarily take longer and more resources to finish.</w:t>
+          <w:sz w:val="32"/>
+          <w:szCs w:val="32"/>
+        </w:rPr>
+        <w:t xml:space="preserve"> – The area or volume that is being considered and computed by the simulation. The larger the domain size, the </w:t>
+      </w:r>
+      <w:r>
+        <w:rPr>
+          <w:sz w:val="32"/>
+          <w:szCs w:val="32"/>
+        </w:rPr>
+        <w:lastRenderedPageBreak/>
+        <w:t>larger the computational task.</w:t>
+      </w:r>
+      <w:r>
+        <w:rPr>
+          <w:sz w:val="32"/>
+          <w:szCs w:val="32"/>
+        </w:rPr>
+        <w:t xml:space="preserve"> If the domain size is too small, the simulation might not capture all the phenomena we want </w:t>
+      </w:r>
+      <w:proofErr w:type="gramStart"/>
+      <w:r>
+        <w:rPr>
+          <w:sz w:val="32"/>
+          <w:szCs w:val="32"/>
+        </w:rPr>
+        <w:t>to</w:t>
+      </w:r>
+      <w:proofErr w:type="gramEnd"/>
+      <w:r>
+        <w:rPr>
+          <w:sz w:val="32"/>
+          <w:szCs w:val="32"/>
+        </w:rPr>
+        <w:t xml:space="preserve"> study. If it is too large, the simulation will be doing more work than it needs to, which means it will unnecessarily take longer and more resources to finish.</w:t>
       </w:r>
     </w:p>
     <w:p>
@@ -381,24 +448,35 @@
         <w:spacing w:after="0"/>
         <w:ind w:left="1080"/>
         <w:rPr>
-          <w:sz w:val="24"/>
-          <w:szCs w:val="24"/>
-        </w:rPr>
-      </w:pPr>
-      <w:r>
-        <w:rPr>
-          <w:sz w:val="24"/>
-          <w:szCs w:val="24"/>
+          <w:sz w:val="32"/>
+          <w:szCs w:val="32"/>
+        </w:rPr>
+      </w:pPr>
+      <w:r>
+        <w:rPr>
+          <w:sz w:val="32"/>
+          <w:szCs w:val="32"/>
         </w:rPr>
         <w:t>(Example of domain size being too small)</w:t>
       </w:r>
       <w:r>
         <w:rPr>
-          <w:sz w:val="24"/>
-          <w:szCs w:val="24"/>
+          <w:sz w:val="32"/>
+          <w:szCs w:val="32"/>
         </w:rPr>
         <w:t xml:space="preserve">  </w:t>
       </w:r>
+    </w:p>
+    <w:p>
+      <w:pPr>
+        <w:pStyle w:val="ListParagraph"/>
+        <w:spacing w:after="0"/>
+        <w:ind w:left="1080"/>
+        <w:rPr>
+          <w:sz w:val="32"/>
+          <w:szCs w:val="32"/>
+        </w:rPr>
+      </w:pPr>
     </w:p>
     <w:p>
       <w:pPr>
@@ -409,28 +487,28 @@
         </w:numPr>
         <w:spacing w:after="0"/>
         <w:rPr>
-          <w:sz w:val="24"/>
-          <w:szCs w:val="24"/>
-        </w:rPr>
-      </w:pPr>
-      <w:r>
-        <w:rPr>
-          <w:sz w:val="24"/>
-          <w:szCs w:val="24"/>
+          <w:sz w:val="32"/>
+          <w:szCs w:val="32"/>
+        </w:rPr>
+      </w:pPr>
+      <w:r>
+        <w:rPr>
+          <w:sz w:val="32"/>
+          <w:szCs w:val="32"/>
         </w:rPr>
         <w:t>Initial Conditions</w:t>
       </w:r>
       <w:r>
         <w:rPr>
-          <w:sz w:val="24"/>
-          <w:szCs w:val="24"/>
+          <w:sz w:val="32"/>
+          <w:szCs w:val="32"/>
         </w:rPr>
         <w:t xml:space="preserve"> – How the system being simulated exists before the simulation is carried out.</w:t>
       </w:r>
       <w:r>
         <w:rPr>
-          <w:sz w:val="24"/>
-          <w:szCs w:val="24"/>
+          <w:sz w:val="32"/>
+          <w:szCs w:val="32"/>
         </w:rPr>
         <w:t xml:space="preserve"> These determine how the simulation will start.</w:t>
       </w:r>
@@ -441,21 +519,34 @@
         <w:spacing w:after="0"/>
         <w:ind w:left="1080"/>
         <w:rPr>
-          <w:sz w:val="24"/>
-          <w:szCs w:val="24"/>
-        </w:rPr>
-      </w:pPr>
-      <w:r>
-        <w:rPr>
-          <w:sz w:val="24"/>
-          <w:szCs w:val="24"/>
+          <w:sz w:val="32"/>
+          <w:szCs w:val="32"/>
+        </w:rPr>
+      </w:pPr>
+      <w:r>
+        <w:rPr>
+          <w:sz w:val="32"/>
+          <w:szCs w:val="32"/>
         </w:rPr>
         <w:t>(Example video of initial conditions being extreme)</w:t>
       </w:r>
-      <w:r>
-        <w:rPr>
-          <w:sz w:val="24"/>
-          <w:szCs w:val="24"/>
+    </w:p>
+    <w:p>
+      <w:pPr>
+        <w:pStyle w:val="ListParagraph"/>
+        <w:spacing w:after="0"/>
+        <w:ind w:left="1080"/>
+        <w:rPr>
+          <w:sz w:val="32"/>
+          <w:szCs w:val="32"/>
+        </w:rPr>
+      </w:pPr>
+      <w:bookmarkStart w:id="0" w:name="_GoBack"/>
+      <w:bookmarkEnd w:id="0"/>
+      <w:r>
+        <w:rPr>
+          <w:sz w:val="32"/>
+          <w:szCs w:val="32"/>
         </w:rPr>
         <w:t xml:space="preserve"> </w:t>
       </w:r>
@@ -469,59 +560,55 @@
         </w:numPr>
         <w:spacing w:after="0"/>
         <w:rPr>
+          <w:sz w:val="32"/>
+          <w:szCs w:val="32"/>
+        </w:rPr>
+      </w:pPr>
+      <w:r>
+        <w:rPr>
+          <w:sz w:val="32"/>
+          <w:szCs w:val="32"/>
+        </w:rPr>
+        <w:t>Number of Iterations</w:t>
+      </w:r>
+      <w:r>
+        <w:rPr>
+          <w:sz w:val="32"/>
+          <w:szCs w:val="32"/>
+        </w:rPr>
+        <w:t xml:space="preserve"> – How many times the algorithm, or series of steps, is carried out. The </w:t>
+      </w:r>
+      <w:r>
+        <w:rPr>
+          <w:sz w:val="32"/>
+          <w:szCs w:val="32"/>
+        </w:rPr>
+        <w:t>higher the number of iterations, the longer the system is simulated, and the longer it takes to finish the computation.</w:t>
+      </w:r>
+    </w:p>
+    <w:p>
+      <w:pPr>
+        <w:spacing w:after="0"/>
+        <w:rPr>
           <w:sz w:val="24"/>
           <w:szCs w:val="24"/>
         </w:rPr>
       </w:pPr>
-      <w:r>
-        <w:rPr>
-          <w:sz w:val="24"/>
-          <w:szCs w:val="24"/>
-        </w:rPr>
-        <w:t>Number of Iterations</w:t>
-      </w:r>
-      <w:r>
-        <w:rPr>
-          <w:sz w:val="24"/>
-          <w:szCs w:val="24"/>
-        </w:rPr>
-        <w:t xml:space="preserve"> – How many times the algorithm, or series of steps, is carried </w:t>
-      </w:r>
-      <w:proofErr w:type="gramStart"/>
-      <w:r>
-        <w:rPr>
-          <w:sz w:val="24"/>
-          <w:szCs w:val="24"/>
-        </w:rPr>
-        <w:t>out</w:t>
-      </w:r>
-      <w:proofErr w:type="gramEnd"/>
-      <w:r>
-        <w:rPr>
-          <w:sz w:val="24"/>
-          <w:szCs w:val="24"/>
-        </w:rPr>
-        <w:t xml:space="preserve">. The </w:t>
-      </w:r>
-      <w:r>
-        <w:rPr>
-          <w:sz w:val="24"/>
-          <w:szCs w:val="24"/>
-        </w:rPr>
-        <w:t>higher the number of iterations, the longer the system is simulated, and the longer it takes to finish the computation.</w:t>
-      </w:r>
-    </w:p>
-    <w:p>
-      <w:pPr>
-        <w:spacing w:after="0"/>
-        <w:ind w:left="720"/>
-        <w:rPr>
-          <w:sz w:val="24"/>
-          <w:szCs w:val="24"/>
-        </w:rPr>
-      </w:pPr>
-      <w:bookmarkStart w:id="0" w:name="_GoBack"/>
-      <w:bookmarkEnd w:id="0"/>
+    </w:p>
+    <w:p>
+      <w:pPr>
+        <w:rPr>
+          <w:sz w:val="72"/>
+          <w:szCs w:val="72"/>
+        </w:rPr>
+      </w:pPr>
+      <w:r>
+        <w:rPr>
+          <w:sz w:val="72"/>
+          <w:szCs w:val="72"/>
+        </w:rPr>
+        <w:t>……………………………………………………………………………………………………….</w:t>
+      </w:r>
     </w:p>
     <w:p>
       <w:pPr>

--- a/files/Numerical Aspects.docx
+++ b/files/Numerical Aspects.docx
@@ -29,88 +29,709 @@
       <w:pPr>
         <w:jc w:val="center"/>
         <w:rPr>
+          <w:b/>
           <w:sz w:val="48"/>
           <w:szCs w:val="48"/>
         </w:rPr>
       </w:pPr>
       <w:r>
         <w:rPr>
+          <w:b/>
           <w:sz w:val="48"/>
           <w:szCs w:val="48"/>
         </w:rPr>
-        <w:t>Numerical Aspects</w:t>
-      </w:r>
-    </w:p>
-    <w:p>
-      <w:pPr>
-        <w:spacing w:after="0"/>
-        <w:rPr>
-          <w:sz w:val="32"/>
-          <w:szCs w:val="32"/>
-        </w:rPr>
-      </w:pPr>
-      <w:r>
-        <w:rPr>
-          <w:sz w:val="32"/>
-          <w:szCs w:val="32"/>
-        </w:rPr>
-        <w:t>Th</w:t>
-      </w:r>
-      <w:r>
-        <w:rPr>
-          <w:sz w:val="32"/>
-          <w:szCs w:val="32"/>
-        </w:rPr>
-        <w:t>e simulations</w:t>
-      </w:r>
-      <w:r>
-        <w:rPr>
-          <w:sz w:val="32"/>
-          <w:szCs w:val="32"/>
-        </w:rPr>
-        <w:t xml:space="preserve"> on</w:t>
-      </w:r>
-      <w:r>
-        <w:rPr>
-          <w:sz w:val="32"/>
-          <w:szCs w:val="32"/>
-        </w:rPr>
-        <w:t xml:space="preserve"> this website are </w:t>
-      </w:r>
-      <w:r>
-        <w:rPr>
-          <w:sz w:val="32"/>
-          <w:szCs w:val="32"/>
-        </w:rPr>
-        <w:t xml:space="preserve">computed </w:t>
-      </w:r>
-      <w:r>
-        <w:rPr>
-          <w:sz w:val="32"/>
-          <w:szCs w:val="32"/>
-        </w:rPr>
-        <w:t>numerica</w:t>
-      </w:r>
-      <w:r>
-        <w:rPr>
-          <w:sz w:val="32"/>
-          <w:szCs w:val="32"/>
-        </w:rPr>
-        <w:t>lly, a</w:t>
-      </w:r>
-      <w:r>
-        <w:rPr>
-          <w:sz w:val="32"/>
-          <w:szCs w:val="32"/>
-        </w:rPr>
-        <w:t>s opposed to</w:t>
-      </w:r>
-      <w:r>
-        <w:rPr>
-          <w:sz w:val="32"/>
-          <w:szCs w:val="32"/>
-        </w:rPr>
-        <w:t xml:space="preserve"> analytically</w:t>
+        <w:t>How a</w:t>
+      </w:r>
+      <w:r>
+        <w:rPr>
+          <w:b/>
+          <w:sz w:val="48"/>
+          <w:szCs w:val="48"/>
+        </w:rPr>
+        <w:t>re These Simulations Created?</w:t>
+      </w:r>
+    </w:p>
+    <w:p>
+      <w:pPr>
+        <w:jc w:val="center"/>
+        <w:rPr>
+          <w:color w:val="FFFFFF" w:themeColor="background1"/>
+          <w:sz w:val="48"/>
+          <w:szCs w:val="48"/>
+        </w:rPr>
+      </w:pPr>
+      <w:proofErr w:type="gramStart"/>
+      <w:r>
+        <w:rPr>
+          <w:color w:val="FFFFFF" w:themeColor="background1"/>
+          <w:sz w:val="48"/>
+          <w:szCs w:val="48"/>
+        </w:rPr>
+        <w:t>space</w:t>
+      </w:r>
+      <w:proofErr w:type="gramEnd"/>
+    </w:p>
+    <w:p>
+      <w:pPr>
+        <w:spacing w:after="0"/>
+        <w:rPr>
+          <w:sz w:val="32"/>
+          <w:szCs w:val="32"/>
+        </w:rPr>
+      </w:pPr>
+      <w:r>
+        <w:rPr>
+          <w:sz w:val="32"/>
+          <w:szCs w:val="32"/>
+        </w:rPr>
+        <w:t>Simulating any type of fluid flow realistically, even seemingly s</w:t>
+      </w:r>
+      <w:r>
+        <w:rPr>
+          <w:sz w:val="32"/>
+          <w:szCs w:val="32"/>
+        </w:rPr>
+        <w:t>imple flows like those considered here</w:t>
+      </w:r>
+      <w:r>
+        <w:rPr>
+          <w:sz w:val="32"/>
+          <w:szCs w:val="32"/>
+        </w:rPr>
+        <w:t>, is actually a very difficult and complicated process</w:t>
+      </w:r>
+      <w:r>
+        <w:rPr>
+          <w:sz w:val="32"/>
+          <w:szCs w:val="32"/>
+        </w:rPr>
+        <w:t xml:space="preserve">. The reason for this is that, to accurately and realistically simulate a </w:t>
+      </w:r>
+      <w:r>
+        <w:rPr>
+          <w:sz w:val="32"/>
+          <w:szCs w:val="32"/>
+        </w:rPr>
+        <w:t>given fluid flow, one must solve a system of simultaneous non</w:t>
+      </w:r>
+      <w:r>
+        <w:rPr>
+          <w:sz w:val="32"/>
+          <w:szCs w:val="32"/>
+        </w:rPr>
+        <w:t xml:space="preserve">linear, partial differential equations called the </w:t>
+      </w:r>
+      <w:r>
+        <w:rPr>
+          <w:sz w:val="32"/>
+          <w:szCs w:val="32"/>
+        </w:rPr>
+        <w:t>Navier</w:t>
+      </w:r>
+      <w:r>
+        <w:rPr>
+          <w:sz w:val="32"/>
+          <w:szCs w:val="32"/>
+        </w:rPr>
+        <w:t xml:space="preserve">-Stokes </w:t>
+      </w:r>
+      <w:r>
+        <w:rPr>
+          <w:sz w:val="32"/>
+          <w:szCs w:val="32"/>
+        </w:rPr>
+        <w:t xml:space="preserve">equations. </w:t>
+      </w:r>
+      <w:r>
+        <w:rPr>
+          <w:sz w:val="32"/>
+          <w:szCs w:val="32"/>
+        </w:rPr>
+        <w:t xml:space="preserve">When the fluid has constant </w:t>
+      </w:r>
+      <w:proofErr w:type="gramStart"/>
+      <w:r>
+        <w:rPr>
+          <w:sz w:val="32"/>
+          <w:szCs w:val="32"/>
+        </w:rPr>
+        <w:t xml:space="preserve">density </w:t>
+      </w:r>
+      <w:r>
+        <w:rPr>
+          <w:sz w:val="32"/>
+          <w:szCs w:val="32"/>
+        </w:rPr>
+        <w:t xml:space="preserve"> </w:t>
+      </w:r>
+      <w:r>
+        <w:rPr>
+          <w:i/>
+          <w:sz w:val="32"/>
+          <w:szCs w:val="32"/>
+        </w:rPr>
+        <w:t>ρ</w:t>
+      </w:r>
+      <w:proofErr w:type="gramEnd"/>
+      <w:r>
+        <w:rPr>
+          <w:sz w:val="32"/>
+          <w:szCs w:val="32"/>
+        </w:rPr>
+        <w:t xml:space="preserve"> </w:t>
+      </w:r>
+      <w:r>
+        <w:rPr>
+          <w:sz w:val="32"/>
+          <w:szCs w:val="32"/>
+        </w:rPr>
+        <w:t>and</w:t>
+      </w:r>
+      <w:r>
+        <w:rPr>
+          <w:sz w:val="32"/>
+          <w:szCs w:val="32"/>
+        </w:rPr>
+        <w:t xml:space="preserve"> viscosity </w:t>
+      </w:r>
+      <w:r>
+        <w:rPr>
+          <w:sz w:val="32"/>
+          <w:szCs w:val="32"/>
+        </w:rPr>
+        <w:t xml:space="preserve"> </w:t>
+      </w:r>
+      <w:r>
+        <w:rPr>
+          <w:i/>
+          <w:sz w:val="32"/>
+          <w:szCs w:val="32"/>
+        </w:rPr>
+        <w:t>μ</w:t>
+      </w:r>
+      <w:r>
+        <w:rPr>
+          <w:sz w:val="32"/>
+          <w:szCs w:val="32"/>
+        </w:rPr>
+        <w:t>, these equations can written in two dimensions as</w:t>
+      </w:r>
+    </w:p>
+    <w:p>
+      <w:pPr>
+        <w:spacing w:after="0"/>
+        <w:jc w:val="center"/>
+        <w:rPr>
+          <w:sz w:val="32"/>
+          <w:szCs w:val="32"/>
+        </w:rPr>
+      </w:pPr>
+      <w:r>
+        <w:rPr>
+          <w:noProof/>
+          <w:sz w:val="32"/>
+          <w:szCs w:val="32"/>
+        </w:rPr>
+        <w:drawing>
+          <wp:inline distT="0" distB="0" distL="0" distR="0">
+            <wp:extent cx="6113643" cy="2687782"/>
+            <wp:effectExtent l="0" t="0" r="1905" b="0"/>
+            <wp:docPr id="5" name="Picture 5"/>
+            <wp:cNvGraphicFramePr>
+              <a:graphicFrameLocks xmlns:a="http://schemas.openxmlformats.org/drawingml/2006/main" noChangeAspect="1"/>
+            </wp:cNvGraphicFramePr>
+            <a:graphic xmlns:a="http://schemas.openxmlformats.org/drawingml/2006/main">
+              <a:graphicData uri="http://schemas.openxmlformats.org/drawingml/2006/picture">
+                <pic:pic xmlns:pic="http://schemas.openxmlformats.org/drawingml/2006/picture">
+                  <pic:nvPicPr>
+                    <pic:cNvPr id="5" name="math.png"/>
+                    <pic:cNvPicPr/>
+                  </pic:nvPicPr>
+                  <pic:blipFill>
+                    <a:blip r:embed="rId6">
+                      <a:extLst>
+                        <a:ext uri="{28A0092B-C50C-407E-A947-70E740481C1C}">
+                          <a14:useLocalDpi xmlns:a14="http://schemas.microsoft.com/office/drawing/2010/main" val="0"/>
+                        </a:ext>
+                      </a:extLst>
+                    </a:blip>
+                    <a:stretch>
+                      <a:fillRect/>
+                    </a:stretch>
+                  </pic:blipFill>
+                  <pic:spPr>
+                    <a:xfrm>
+                      <a:off x="0" y="0"/>
+                      <a:ext cx="6127081" cy="2693690"/>
+                    </a:xfrm>
+                    <a:prstGeom prst="rect">
+                      <a:avLst/>
+                    </a:prstGeom>
+                  </pic:spPr>
+                </pic:pic>
+              </a:graphicData>
+            </a:graphic>
+          </wp:inline>
+        </w:drawing>
+      </w:r>
+    </w:p>
+    <w:p>
+      <w:pPr>
+        <w:spacing w:after="0"/>
+        <w:rPr>
+          <w:sz w:val="32"/>
+          <w:szCs w:val="32"/>
+        </w:rPr>
+      </w:pPr>
+    </w:p>
+    <w:p>
+      <w:pPr>
+        <w:spacing w:after="0"/>
+        <w:rPr>
+          <w:sz w:val="32"/>
+          <w:szCs w:val="32"/>
+        </w:rPr>
+      </w:pPr>
+      <w:r>
+        <w:rPr>
+          <w:sz w:val="32"/>
+          <w:szCs w:val="32"/>
+        </w:rPr>
+        <w:lastRenderedPageBreak/>
+        <w:t>Here,</w:t>
+      </w:r>
+      <w:r>
+        <w:rPr>
+          <w:sz w:val="32"/>
+          <w:szCs w:val="32"/>
+        </w:rPr>
+        <w:t xml:space="preserve"> </w:t>
+      </w:r>
+      <w:r>
+        <w:rPr>
+          <w:sz w:val="32"/>
+          <w:szCs w:val="32"/>
+        </w:rPr>
+        <w:t xml:space="preserve"> </w:t>
+      </w:r>
+      <w:r>
+        <w:rPr>
+          <w:i/>
+          <w:sz w:val="32"/>
+          <w:szCs w:val="32"/>
+        </w:rPr>
+        <w:t>t</w:t>
+      </w:r>
+      <w:r>
+        <w:rPr>
+          <w:sz w:val="32"/>
+          <w:szCs w:val="32"/>
+        </w:rPr>
+        <w:t xml:space="preserve">, </w:t>
+      </w:r>
+      <w:r>
+        <w:rPr>
+          <w:sz w:val="32"/>
+          <w:szCs w:val="32"/>
+        </w:rPr>
+        <w:t xml:space="preserve"> </w:t>
+      </w:r>
+      <w:r>
+        <w:rPr>
+          <w:i/>
+          <w:sz w:val="32"/>
+          <w:szCs w:val="32"/>
+        </w:rPr>
+        <w:t>x</w:t>
+      </w:r>
+      <w:r>
+        <w:rPr>
+          <w:sz w:val="32"/>
+          <w:szCs w:val="32"/>
+        </w:rPr>
+        <w:t xml:space="preserve">, and </w:t>
+      </w:r>
+      <w:r>
+        <w:rPr>
+          <w:sz w:val="32"/>
+          <w:szCs w:val="32"/>
+        </w:rPr>
+        <w:t xml:space="preserve"> </w:t>
+      </w:r>
+      <w:r>
+        <w:rPr>
+          <w:i/>
+          <w:sz w:val="32"/>
+          <w:szCs w:val="32"/>
+        </w:rPr>
+        <w:t>y</w:t>
+      </w:r>
+      <w:r>
+        <w:rPr>
+          <w:sz w:val="32"/>
+          <w:szCs w:val="32"/>
+        </w:rPr>
+        <w:t xml:space="preserve">  are the time and the </w:t>
+      </w:r>
+      <w:r>
+        <w:rPr>
+          <w:sz w:val="32"/>
+          <w:szCs w:val="32"/>
+        </w:rPr>
+        <w:t xml:space="preserve"> </w:t>
+      </w:r>
+      <w:r>
+        <w:rPr>
+          <w:i/>
+          <w:sz w:val="32"/>
+          <w:szCs w:val="32"/>
+        </w:rPr>
+        <w:t>x</w:t>
+      </w:r>
+      <w:r>
+        <w:rPr>
+          <w:i/>
+          <w:sz w:val="32"/>
+          <w:szCs w:val="32"/>
+        </w:rPr>
+        <w:t>-</w:t>
+      </w:r>
+      <w:r>
+        <w:rPr>
+          <w:sz w:val="32"/>
+          <w:szCs w:val="32"/>
+        </w:rPr>
+        <w:t xml:space="preserve"> and </w:t>
+      </w:r>
+      <w:r>
+        <w:rPr>
+          <w:sz w:val="32"/>
+          <w:szCs w:val="32"/>
+        </w:rPr>
+        <w:t xml:space="preserve"> </w:t>
+      </w:r>
+      <w:r>
+        <w:rPr>
+          <w:i/>
+          <w:sz w:val="32"/>
+          <w:szCs w:val="32"/>
+        </w:rPr>
+        <w:t>y-</w:t>
+      </w:r>
+      <w:r>
+        <w:rPr>
+          <w:sz w:val="32"/>
+          <w:szCs w:val="32"/>
+        </w:rPr>
+        <w:t>coordinates,</w:t>
+      </w:r>
+      <w:r>
+        <w:rPr>
+          <w:sz w:val="32"/>
+          <w:szCs w:val="32"/>
+        </w:rPr>
+        <w:t xml:space="preserve"> </w:t>
+      </w:r>
+      <w:r>
+        <w:rPr>
+          <w:sz w:val="32"/>
+          <w:szCs w:val="32"/>
+        </w:rPr>
+        <w:t xml:space="preserve"> </w:t>
+      </w:r>
+      <w:proofErr w:type="spellStart"/>
+      <w:r>
+        <w:rPr>
+          <w:i/>
+          <w:sz w:val="32"/>
+          <w:szCs w:val="32"/>
+        </w:rPr>
+        <w:t>v</w:t>
+      </w:r>
+      <w:r>
+        <w:rPr>
+          <w:i/>
+          <w:sz w:val="32"/>
+          <w:szCs w:val="32"/>
+          <w:vertAlign w:val="subscript"/>
+        </w:rPr>
+        <w:t>x</w:t>
+      </w:r>
+      <w:proofErr w:type="spellEnd"/>
+      <w:r>
+        <w:rPr>
+          <w:sz w:val="32"/>
+          <w:szCs w:val="32"/>
+        </w:rPr>
+        <w:t xml:space="preserve"> and </w:t>
+      </w:r>
+      <w:r>
+        <w:rPr>
+          <w:sz w:val="32"/>
+          <w:szCs w:val="32"/>
+        </w:rPr>
+        <w:t xml:space="preserve"> </w:t>
+      </w:r>
+      <w:proofErr w:type="spellStart"/>
+      <w:r>
+        <w:rPr>
+          <w:i/>
+          <w:sz w:val="32"/>
+          <w:szCs w:val="32"/>
+        </w:rPr>
+        <w:t>v</w:t>
+      </w:r>
+      <w:r>
+        <w:rPr>
+          <w:i/>
+          <w:sz w:val="32"/>
+          <w:szCs w:val="32"/>
+          <w:vertAlign w:val="subscript"/>
+        </w:rPr>
+        <w:t>y</w:t>
+      </w:r>
+      <w:proofErr w:type="spellEnd"/>
+      <w:r>
+        <w:rPr>
+          <w:sz w:val="32"/>
+          <w:szCs w:val="32"/>
+        </w:rPr>
+        <w:t xml:space="preserve"> </w:t>
+      </w:r>
+      <w:r>
+        <w:rPr>
+          <w:sz w:val="32"/>
+          <w:szCs w:val="32"/>
+        </w:rPr>
+        <w:t xml:space="preserve">are the </w:t>
+      </w:r>
+      <w:r>
+        <w:rPr>
+          <w:sz w:val="32"/>
+          <w:szCs w:val="32"/>
+        </w:rPr>
+        <w:t xml:space="preserve"> </w:t>
+      </w:r>
+      <w:r>
+        <w:rPr>
+          <w:i/>
+          <w:sz w:val="32"/>
+          <w:szCs w:val="32"/>
+        </w:rPr>
+        <w:t>x</w:t>
+      </w:r>
+      <w:r>
+        <w:rPr>
+          <w:sz w:val="32"/>
+          <w:szCs w:val="32"/>
+        </w:rPr>
+        <w:t xml:space="preserve">- and </w:t>
+      </w:r>
+      <w:r>
+        <w:rPr>
+          <w:sz w:val="32"/>
+          <w:szCs w:val="32"/>
+        </w:rPr>
+        <w:t xml:space="preserve"> </w:t>
+      </w:r>
+      <w:r>
+        <w:rPr>
+          <w:i/>
+          <w:sz w:val="32"/>
+          <w:szCs w:val="32"/>
+        </w:rPr>
+        <w:t>y</w:t>
+      </w:r>
+      <w:r>
+        <w:rPr>
+          <w:sz w:val="32"/>
+          <w:szCs w:val="32"/>
+        </w:rPr>
+        <w:t xml:space="preserve">-components of the velocity vector, and </w:t>
+      </w:r>
+      <w:r>
+        <w:rPr>
+          <w:sz w:val="32"/>
+          <w:szCs w:val="32"/>
+        </w:rPr>
+        <w:t xml:space="preserve"> </w:t>
+      </w:r>
+      <w:r>
+        <w:rPr>
+          <w:i/>
+          <w:sz w:val="32"/>
+          <w:szCs w:val="32"/>
+        </w:rPr>
+        <w:t>p</w:t>
+      </w:r>
+      <w:r>
+        <w:rPr>
+          <w:sz w:val="32"/>
+          <w:szCs w:val="32"/>
+        </w:rPr>
+        <w:t xml:space="preserve"> is the pressure. The first two equations are versions of Newton’s Second Law (F=ma) for a fluid. The third equation ensures that mass is conserved. </w:t>
+      </w:r>
+    </w:p>
+    <w:p>
+      <w:pPr>
+        <w:spacing w:after="0"/>
+        <w:rPr>
+          <w:sz w:val="32"/>
+          <w:szCs w:val="32"/>
+        </w:rPr>
+      </w:pPr>
+    </w:p>
+    <w:p>
+      <w:pPr>
+        <w:spacing w:after="0"/>
+        <w:rPr>
+          <w:sz w:val="32"/>
+          <w:szCs w:val="32"/>
+        </w:rPr>
+      </w:pPr>
+      <w:r>
+        <w:rPr>
+          <w:sz w:val="32"/>
+          <w:szCs w:val="32"/>
+        </w:rPr>
+        <w:t xml:space="preserve">These equations are said to be nonlinear because the second and third terms on the right-hand sides of the first and second equations consist of the product of a velocity component and a derivative of a velocity component.  </w:t>
+      </w:r>
+    </w:p>
+    <w:p>
+      <w:pPr>
+        <w:spacing w:after="0"/>
+        <w:rPr>
+          <w:sz w:val="32"/>
+          <w:szCs w:val="32"/>
+        </w:rPr>
+      </w:pPr>
+    </w:p>
+    <w:p>
+      <w:pPr>
+        <w:spacing w:after="0"/>
+        <w:rPr>
+          <w:sz w:val="32"/>
+          <w:szCs w:val="32"/>
+        </w:rPr>
+      </w:pPr>
+      <w:r>
+        <w:rPr>
+          <w:sz w:val="32"/>
+          <w:szCs w:val="32"/>
+        </w:rPr>
+        <w:t xml:space="preserve">These equations </w:t>
+      </w:r>
+      <w:r>
+        <w:rPr>
+          <w:sz w:val="32"/>
+          <w:szCs w:val="32"/>
+        </w:rPr>
+        <w:t xml:space="preserve">and their generalizations to three-dimensions and to compressible and variable-density flows </w:t>
+      </w:r>
+      <w:r>
+        <w:rPr>
+          <w:sz w:val="32"/>
+          <w:szCs w:val="32"/>
+        </w:rPr>
+        <w:t>govern m</w:t>
+      </w:r>
+      <w:r>
+        <w:rPr>
+          <w:sz w:val="32"/>
+          <w:szCs w:val="32"/>
+        </w:rPr>
+        <w:t>any important fluid flows</w:t>
+      </w:r>
+      <w:r>
+        <w:rPr>
+          <w:sz w:val="32"/>
+          <w:szCs w:val="32"/>
+        </w:rPr>
+        <w:t>;</w:t>
+      </w:r>
+      <w:r>
+        <w:rPr>
+          <w:sz w:val="32"/>
+          <w:szCs w:val="32"/>
+        </w:rPr>
+        <w:t xml:space="preserve"> f</w:t>
+      </w:r>
+      <w:r>
+        <w:rPr>
+          <w:sz w:val="32"/>
+          <w:szCs w:val="32"/>
+        </w:rPr>
+        <w:t>rom modeling airflow over an aircraft, to flow of water through a pipe</w:t>
+      </w:r>
+      <w:r>
+        <w:rPr>
+          <w:sz w:val="32"/>
+          <w:szCs w:val="32"/>
+        </w:rPr>
+        <w:t>,</w:t>
+      </w:r>
+      <w:r>
+        <w:rPr>
+          <w:sz w:val="32"/>
+          <w:szCs w:val="32"/>
+        </w:rPr>
+        <w:t xml:space="preserve"> and predicting the weather, and</w:t>
+      </w:r>
+      <w:r>
+        <w:rPr>
+          <w:sz w:val="32"/>
+          <w:szCs w:val="32"/>
+        </w:rPr>
+        <w:t xml:space="preserve"> are notoriously difficult to solve. In fact, in their full form, </w:t>
+      </w:r>
+      <w:r>
+        <w:rPr>
+          <w:sz w:val="32"/>
+          <w:szCs w:val="32"/>
+        </w:rPr>
+        <w:t>exact solutions are rarely possible, and t</w:t>
+      </w:r>
+      <w:r>
+        <w:rPr>
+          <w:sz w:val="32"/>
+          <w:szCs w:val="32"/>
+        </w:rPr>
+        <w:t>he</w:t>
+      </w:r>
+      <w:r>
+        <w:rPr>
+          <w:sz w:val="32"/>
+          <w:szCs w:val="32"/>
+        </w:rPr>
+        <w:t xml:space="preserve"> most common way to obtain approximate solutions to these</w:t>
+      </w:r>
+      <w:r>
+        <w:rPr>
+          <w:sz w:val="32"/>
+          <w:szCs w:val="32"/>
+        </w:rPr>
+        <w:t xml:space="preserve"> equations is to use specialized </w:t>
+      </w:r>
+      <w:r>
+        <w:rPr>
+          <w:sz w:val="32"/>
+          <w:szCs w:val="32"/>
+        </w:rPr>
+        <w:t xml:space="preserve">computer </w:t>
+      </w:r>
+      <w:r>
+        <w:rPr>
+          <w:sz w:val="32"/>
+          <w:szCs w:val="32"/>
+        </w:rPr>
+        <w:t>software on very powerful com</w:t>
+      </w:r>
+      <w:r>
+        <w:rPr>
+          <w:sz w:val="32"/>
+          <w:szCs w:val="32"/>
+        </w:rPr>
+        <w:t>puters</w:t>
       </w:r>
       <w:r>
         <w:rPr>
@@ -124,21 +745,169 @@
           <w:sz w:val="32"/>
           <w:szCs w:val="32"/>
         </w:rPr>
-        <w:t xml:space="preserve"> This means that instead of the computer following an analytical formula, like y = x+3, the</w:t>
-      </w:r>
-      <w:r>
-        <w:rPr>
-          <w:sz w:val="32"/>
-          <w:szCs w:val="32"/>
-        </w:rPr>
-        <w:t xml:space="preserve"> computer follows what is called an algorithm or series of steps to update a system from an “old” state to a “new” state</w:t>
-      </w:r>
-      <w:r>
-        <w:rPr>
-          <w:sz w:val="32"/>
-          <w:szCs w:val="32"/>
-        </w:rPr>
-        <w:t xml:space="preserve"> over and over until an approximate solution is found</w:t>
+        <w:t xml:space="preserve"> </w:t>
+      </w:r>
+    </w:p>
+    <w:p>
+      <w:pPr>
+        <w:spacing w:after="0"/>
+        <w:rPr>
+          <w:sz w:val="32"/>
+          <w:szCs w:val="32"/>
+        </w:rPr>
+      </w:pPr>
+    </w:p>
+    <w:p>
+      <w:pPr>
+        <w:spacing w:after="0"/>
+        <w:jc w:val="center"/>
+        <w:rPr>
+          <w:sz w:val="32"/>
+          <w:szCs w:val="32"/>
+        </w:rPr>
+      </w:pPr>
+      <w:r>
+        <w:rPr>
+          <w:noProof/>
+          <w:sz w:val="32"/>
+          <w:szCs w:val="32"/>
+        </w:rPr>
+        <w:drawing>
+          <wp:inline distT="0" distB="0" distL="0" distR="0" wp14:anchorId="73ACE504" wp14:editId="4ADAD06D">
+            <wp:extent cx="5943600" cy="1122680"/>
+            <wp:effectExtent l="0" t="0" r="0" b="1270"/>
+            <wp:docPr id="2" name="Picture 2"/>
+            <wp:cNvGraphicFramePr>
+              <a:graphicFrameLocks xmlns:a="http://schemas.openxmlformats.org/drawingml/2006/main" noChangeAspect="1"/>
+            </wp:cNvGraphicFramePr>
+            <a:graphic xmlns:a="http://schemas.openxmlformats.org/drawingml/2006/main">
+              <a:graphicData uri="http://schemas.openxmlformats.org/drawingml/2006/picture">
+                <pic:pic xmlns:pic="http://schemas.openxmlformats.org/drawingml/2006/picture">
+                  <pic:nvPicPr>
+                    <pic:cNvPr id="3" name="comet-logo.jpg"/>
+                    <pic:cNvPicPr/>
+                  </pic:nvPicPr>
+                  <pic:blipFill>
+                    <a:blip r:embed="rId7">
+                      <a:extLst>
+                        <a:ext uri="{28A0092B-C50C-407E-A947-70E740481C1C}">
+                          <a14:useLocalDpi xmlns:a14="http://schemas.microsoft.com/office/drawing/2010/main" val="0"/>
+                        </a:ext>
+                      </a:extLst>
+                    </a:blip>
+                    <a:stretch>
+                      <a:fillRect/>
+                    </a:stretch>
+                  </pic:blipFill>
+                  <pic:spPr>
+                    <a:xfrm>
+                      <a:off x="0" y="0"/>
+                      <a:ext cx="5943600" cy="1122680"/>
+                    </a:xfrm>
+                    <a:prstGeom prst="rect">
+                      <a:avLst/>
+                    </a:prstGeom>
+                  </pic:spPr>
+                </pic:pic>
+              </a:graphicData>
+            </a:graphic>
+          </wp:inline>
+        </w:drawing>
+      </w:r>
+    </w:p>
+    <w:p>
+      <w:pPr>
+        <w:spacing w:after="0"/>
+        <w:rPr>
+          <w:sz w:val="32"/>
+          <w:szCs w:val="32"/>
+        </w:rPr>
+      </w:pPr>
+    </w:p>
+    <w:p>
+      <w:pPr>
+        <w:spacing w:after="0"/>
+        <w:rPr>
+          <w:sz w:val="32"/>
+          <w:szCs w:val="32"/>
+        </w:rPr>
+      </w:pPr>
+      <w:r>
+        <w:rPr>
+          <w:sz w:val="32"/>
+          <w:szCs w:val="32"/>
+        </w:rPr>
+        <w:t xml:space="preserve">The simulations </w:t>
+      </w:r>
+      <w:r>
+        <w:rPr>
+          <w:sz w:val="32"/>
+          <w:szCs w:val="32"/>
+        </w:rPr>
+        <w:t xml:space="preserve">performed </w:t>
+      </w:r>
+      <w:r>
+        <w:rPr>
+          <w:sz w:val="32"/>
+          <w:szCs w:val="32"/>
+        </w:rPr>
+        <w:t xml:space="preserve">on this website are </w:t>
+      </w:r>
+      <w:r>
+        <w:rPr>
+          <w:sz w:val="32"/>
+          <w:szCs w:val="32"/>
+        </w:rPr>
+        <w:t>performed</w:t>
+      </w:r>
+      <w:r>
+        <w:rPr>
+          <w:sz w:val="32"/>
+          <w:szCs w:val="32"/>
+        </w:rPr>
+        <w:t xml:space="preserve"> </w:t>
+      </w:r>
+      <w:r>
+        <w:rPr>
+          <w:sz w:val="32"/>
+          <w:szCs w:val="32"/>
+        </w:rPr>
+        <w:t>on a supercomputer called Comet</w:t>
+      </w:r>
+      <w:r>
+        <w:rPr>
+          <w:sz w:val="32"/>
+          <w:szCs w:val="32"/>
+        </w:rPr>
+        <w:t>,</w:t>
+      </w:r>
+      <w:r>
+        <w:rPr>
+          <w:sz w:val="32"/>
+          <w:szCs w:val="32"/>
+        </w:rPr>
+        <w:t xml:space="preserve"> hosted</w:t>
+      </w:r>
+      <w:r>
+        <w:rPr>
+          <w:sz w:val="32"/>
+          <w:szCs w:val="32"/>
+        </w:rPr>
+        <w:t xml:space="preserve"> at the San Diego Supercomputer</w:t>
+      </w:r>
+      <w:r>
+        <w:rPr>
+          <w:sz w:val="32"/>
+          <w:szCs w:val="32"/>
+        </w:rPr>
+        <w:t xml:space="preserve"> Center</w:t>
+      </w:r>
+      <w:r>
+        <w:rPr>
+          <w:sz w:val="32"/>
+          <w:szCs w:val="32"/>
+        </w:rPr>
+        <w:t>, one of the national centers for large-scale computing, which are supported by the National Science Foundation</w:t>
       </w:r>
       <w:r>
         <w:rPr>
@@ -147,6 +916,387 @@
         </w:rPr>
         <w:t xml:space="preserve">. </w:t>
       </w:r>
+      <w:r>
+        <w:rPr>
+          <w:sz w:val="32"/>
+          <w:szCs w:val="32"/>
+        </w:rPr>
+        <w:t>Comet has 47,776 processors (each of which is similar to that in a PC), which are configured to operate simultaneously. Comet</w:t>
+      </w:r>
+      <w:r>
+        <w:rPr>
+          <w:sz w:val="32"/>
+          <w:szCs w:val="32"/>
+        </w:rPr>
+        <w:t xml:space="preserve"> is capable at peak </w:t>
+      </w:r>
+      <w:r>
+        <w:rPr>
+          <w:sz w:val="32"/>
+          <w:szCs w:val="32"/>
+        </w:rPr>
+        <w:lastRenderedPageBreak/>
+        <w:t>performance of ~2 Petaflops or ~2,000,000,000,000,000 float</w:t>
+      </w:r>
+      <w:r>
+        <w:rPr>
+          <w:sz w:val="32"/>
+          <w:szCs w:val="32"/>
+        </w:rPr>
+        <w:t>ing point operations (i.e., arithmetic operations) per second!</w:t>
+      </w:r>
+      <w:r>
+        <w:rPr>
+          <w:sz w:val="32"/>
+          <w:szCs w:val="32"/>
+        </w:rPr>
+        <w:t xml:space="preserve"> </w:t>
+      </w:r>
+      <w:r>
+        <w:rPr>
+          <w:sz w:val="32"/>
+          <w:szCs w:val="32"/>
+        </w:rPr>
+        <w:t>The software program that executes these simulations on Comet is a sophisticated computer code called Nek5000</w:t>
+      </w:r>
+      <w:r>
+        <w:rPr>
+          <w:sz w:val="32"/>
+          <w:szCs w:val="32"/>
+        </w:rPr>
+        <w:t>, which has been developed over many years at Argonne National Laboratory, a multi-purpose laboratory of the United States Department of Energy.</w:t>
+      </w:r>
+    </w:p>
+    <w:p>
+      <w:pPr>
+        <w:spacing w:after="0"/>
+        <w:jc w:val="center"/>
+        <w:rPr>
+          <w:sz w:val="32"/>
+          <w:szCs w:val="32"/>
+        </w:rPr>
+      </w:pPr>
+    </w:p>
+    <w:p>
+      <w:pPr>
+        <w:spacing w:after="0"/>
+        <w:rPr>
+          <w:sz w:val="32"/>
+          <w:szCs w:val="32"/>
+        </w:rPr>
+      </w:pPr>
+    </w:p>
+    <w:p>
+      <w:pPr>
+        <w:spacing w:after="0"/>
+        <w:jc w:val="center"/>
+        <w:rPr>
+          <w:color w:val="FFFFFF" w:themeColor="background1"/>
+          <w:sz w:val="32"/>
+          <w:szCs w:val="32"/>
+        </w:rPr>
+      </w:pPr>
+      <w:proofErr w:type="gramStart"/>
+      <w:r>
+        <w:rPr>
+          <w:color w:val="FFFFFF" w:themeColor="background1"/>
+          <w:sz w:val="32"/>
+          <w:szCs w:val="32"/>
+        </w:rPr>
+        <w:t>space</w:t>
+      </w:r>
+      <w:proofErr w:type="gramEnd"/>
+    </w:p>
+    <w:p>
+      <w:pPr>
+        <w:spacing w:after="0"/>
+        <w:jc w:val="center"/>
+        <w:rPr>
+          <w:b/>
+          <w:sz w:val="36"/>
+          <w:szCs w:val="36"/>
+        </w:rPr>
+      </w:pPr>
+      <w:r>
+        <w:rPr>
+          <w:b/>
+          <w:sz w:val="36"/>
+          <w:szCs w:val="36"/>
+        </w:rPr>
+        <w:t xml:space="preserve">What </w:t>
+      </w:r>
+      <w:proofErr w:type="gramStart"/>
+      <w:r>
+        <w:rPr>
+          <w:b/>
+          <w:sz w:val="36"/>
+          <w:szCs w:val="36"/>
+        </w:rPr>
+        <w:t>Does</w:t>
+      </w:r>
+      <w:proofErr w:type="gramEnd"/>
+      <w:r>
+        <w:rPr>
+          <w:b/>
+          <w:sz w:val="36"/>
+          <w:szCs w:val="36"/>
+        </w:rPr>
+        <w:t xml:space="preserve"> it Mean to Solve a Problem Numerically?</w:t>
+      </w:r>
+    </w:p>
+    <w:p>
+      <w:pPr>
+        <w:spacing w:after="0"/>
+        <w:jc w:val="center"/>
+        <w:rPr>
+          <w:color w:val="FFFFFF" w:themeColor="background1"/>
+          <w:sz w:val="36"/>
+          <w:szCs w:val="36"/>
+        </w:rPr>
+      </w:pPr>
+      <w:proofErr w:type="gramStart"/>
+      <w:r>
+        <w:rPr>
+          <w:color w:val="FFFFFF" w:themeColor="background1"/>
+          <w:sz w:val="36"/>
+          <w:szCs w:val="36"/>
+        </w:rPr>
+        <w:t>space</w:t>
+      </w:r>
+      <w:proofErr w:type="gramEnd"/>
+    </w:p>
+    <w:p>
+      <w:pPr>
+        <w:spacing w:after="0"/>
+        <w:jc w:val="center"/>
+        <w:rPr>
+          <w:sz w:val="32"/>
+          <w:szCs w:val="32"/>
+        </w:rPr>
+      </w:pPr>
+    </w:p>
+    <w:p>
+      <w:pPr>
+        <w:spacing w:after="0"/>
+        <w:rPr>
+          <w:sz w:val="32"/>
+          <w:szCs w:val="32"/>
+        </w:rPr>
+      </w:pPr>
+      <w:r>
+        <w:rPr>
+          <w:sz w:val="32"/>
+          <w:szCs w:val="32"/>
+        </w:rPr>
+        <w:t>“</w:t>
+      </w:r>
+      <w:r>
+        <w:rPr>
+          <w:sz w:val="32"/>
+          <w:szCs w:val="32"/>
+        </w:rPr>
+        <w:t>Solving</w:t>
+      </w:r>
+      <w:r>
+        <w:rPr>
+          <w:sz w:val="32"/>
+          <w:szCs w:val="32"/>
+        </w:rPr>
+        <w:t>”</w:t>
+      </w:r>
+      <w:r>
+        <w:rPr>
+          <w:sz w:val="32"/>
+          <w:szCs w:val="32"/>
+        </w:rPr>
+        <w:t xml:space="preserve"> a</w:t>
+      </w:r>
+      <w:r>
+        <w:rPr>
+          <w:sz w:val="32"/>
+          <w:szCs w:val="32"/>
+        </w:rPr>
+        <w:t xml:space="preserve"> difficult set of equations having no exact solution, such as the Navier-Stokes equations,</w:t>
+      </w:r>
+      <w:r>
+        <w:rPr>
+          <w:sz w:val="32"/>
+          <w:szCs w:val="32"/>
+        </w:rPr>
+        <w:t xml:space="preserve"> </w:t>
+      </w:r>
+      <w:r>
+        <w:rPr>
+          <w:sz w:val="32"/>
+          <w:szCs w:val="32"/>
+        </w:rPr>
+        <w:t>typically means finding a numerical approximation rather than</w:t>
+      </w:r>
+      <w:r>
+        <w:rPr>
+          <w:sz w:val="32"/>
+          <w:szCs w:val="32"/>
+        </w:rPr>
+        <w:t xml:space="preserve"> an exact solution</w:t>
+      </w:r>
+      <w:r>
+        <w:rPr>
+          <w:sz w:val="32"/>
+          <w:szCs w:val="32"/>
+        </w:rPr>
+        <w:t xml:space="preserve">. For the Navier-Stokes equations and other nonlinear systems, this is normally done </w:t>
+      </w:r>
+      <w:r>
+        <w:rPr>
+          <w:sz w:val="32"/>
+          <w:szCs w:val="32"/>
+        </w:rPr>
+        <w:t>by following an algorithm</w:t>
+      </w:r>
+      <w:r>
+        <w:rPr>
+          <w:sz w:val="32"/>
+          <w:szCs w:val="32"/>
+        </w:rPr>
+        <w:t>,</w:t>
+      </w:r>
+      <w:r>
+        <w:rPr>
+          <w:sz w:val="32"/>
+          <w:szCs w:val="32"/>
+        </w:rPr>
+        <w:t xml:space="preserve"> </w:t>
+      </w:r>
+      <w:r>
+        <w:rPr>
+          <w:sz w:val="32"/>
+          <w:szCs w:val="32"/>
+        </w:rPr>
+        <w:t xml:space="preserve">which at each value of time </w:t>
+      </w:r>
+      <w:r>
+        <w:rPr>
+          <w:i/>
+          <w:sz w:val="32"/>
+          <w:szCs w:val="32"/>
+        </w:rPr>
+        <w:t>t</w:t>
+      </w:r>
+      <w:r>
+        <w:rPr>
+          <w:sz w:val="32"/>
+          <w:szCs w:val="32"/>
+        </w:rPr>
+        <w:t>, produces a sequence of approximations</w:t>
+      </w:r>
+      <w:r>
+        <w:rPr>
+          <w:sz w:val="32"/>
+          <w:szCs w:val="32"/>
+        </w:rPr>
+        <w:t xml:space="preserve"> </w:t>
+      </w:r>
+      <w:r>
+        <w:rPr>
+          <w:sz w:val="32"/>
+          <w:szCs w:val="32"/>
+        </w:rPr>
+        <w:t xml:space="preserve">to the solution. </w:t>
+      </w:r>
+      <w:r>
+        <w:rPr>
+          <w:sz w:val="32"/>
+          <w:szCs w:val="32"/>
+        </w:rPr>
+        <w:t>Algorithms</w:t>
+      </w:r>
+      <w:r>
+        <w:rPr>
+          <w:sz w:val="32"/>
+          <w:szCs w:val="32"/>
+        </w:rPr>
+        <w:t xml:space="preserve"> </w:t>
+      </w:r>
+      <w:r>
+        <w:rPr>
+          <w:sz w:val="32"/>
+          <w:szCs w:val="32"/>
+        </w:rPr>
+        <w:t>can have many steps and can require many “iterations” to get to a good enough answer</w:t>
+      </w:r>
+      <w:r>
+        <w:rPr>
+          <w:sz w:val="32"/>
+          <w:szCs w:val="32"/>
+        </w:rPr>
+        <w:t>,</w:t>
+      </w:r>
+      <w:r>
+        <w:rPr>
+          <w:sz w:val="32"/>
+          <w:szCs w:val="32"/>
+        </w:rPr>
+        <w:t xml:space="preserve"> so generally computers are used to carry them out.</w:t>
+      </w:r>
+      <w:r>
+        <w:rPr>
+          <w:sz w:val="32"/>
+          <w:szCs w:val="32"/>
+        </w:rPr>
+        <w:t xml:space="preserve"> </w:t>
+      </w:r>
+    </w:p>
+    <w:p>
+      <w:pPr>
+        <w:spacing w:after="0"/>
+        <w:rPr>
+          <w:sz w:val="32"/>
+          <w:szCs w:val="32"/>
+        </w:rPr>
+      </w:pPr>
+    </w:p>
+    <w:p>
+      <w:pPr>
+        <w:spacing w:after="0"/>
+        <w:rPr>
+          <w:b/>
+          <w:sz w:val="32"/>
+          <w:szCs w:val="32"/>
+        </w:rPr>
+      </w:pPr>
+      <w:r>
+        <w:rPr>
+          <w:b/>
+          <w:sz w:val="32"/>
+          <w:szCs w:val="32"/>
+        </w:rPr>
+        <w:t>A bit more detail…</w:t>
+      </w:r>
+    </w:p>
+    <w:p>
+      <w:pPr>
+        <w:spacing w:after="0"/>
+        <w:rPr>
+          <w:sz w:val="32"/>
+          <w:szCs w:val="32"/>
+        </w:rPr>
+      </w:pPr>
+    </w:p>
+    <w:p>
+      <w:pPr>
+        <w:spacing w:after="0"/>
+        <w:rPr>
+          <w:sz w:val="32"/>
+          <w:szCs w:val="32"/>
+        </w:rPr>
+      </w:pPr>
+      <w:r>
+        <w:rPr>
+          <w:sz w:val="32"/>
+          <w:szCs w:val="32"/>
+        </w:rPr>
+        <w:t>The following video is an example of a “good” numerical simulation to the Navier-Stokes equations for the flow past a fixed square cylinder.</w:t>
+      </w:r>
     </w:p>
     <w:p>
       <w:pPr>
@@ -195,21 +1345,152 @@
           <w:sz w:val="32"/>
           <w:szCs w:val="32"/>
         </w:rPr>
-        <w:t>The</w:t>
-      </w:r>
-      <w:r>
-        <w:rPr>
-          <w:sz w:val="32"/>
-          <w:szCs w:val="32"/>
-        </w:rPr>
-        <w:t xml:space="preserve"> solution after each</w:t>
-      </w:r>
-      <w:r>
-        <w:rPr>
-          <w:sz w:val="32"/>
-          <w:szCs w:val="32"/>
-        </w:rPr>
-        <w:t xml:space="preserve"> series of</w:t>
+        <w:t>In this video,</w:t>
+      </w:r>
+      <w:r>
+        <w:rPr>
+          <w:sz w:val="32"/>
+          <w:szCs w:val="32"/>
+        </w:rPr>
+        <w:t xml:space="preserve"> we have displayed a quantity known as the “spanwise vorticity,” which is defined as</w:t>
+      </w:r>
+      <w:r>
+        <w:rPr>
+          <w:sz w:val="32"/>
+          <w:szCs w:val="32"/>
+        </w:rPr>
+        <w:t xml:space="preserve">: </w:t>
+      </w:r>
+    </w:p>
+    <w:p>
+      <w:pPr>
+        <w:spacing w:after="0"/>
+        <w:jc w:val="center"/>
+        <w:rPr>
+          <w:sz w:val="32"/>
+          <w:szCs w:val="32"/>
+        </w:rPr>
+      </w:pPr>
+      <w:bookmarkStart w:id="0" w:name="_GoBack"/>
+      <w:bookmarkEnd w:id="0"/>
+      <w:r>
+        <w:rPr>
+          <w:noProof/>
+          <w:sz w:val="32"/>
+          <w:szCs w:val="32"/>
+        </w:rPr>
+        <w:lastRenderedPageBreak/>
+        <w:drawing>
+          <wp:inline distT="0" distB="0" distL="0" distR="0">
+            <wp:extent cx="2949196" cy="495343"/>
+            <wp:effectExtent l="0" t="0" r="3810" b="0"/>
+            <wp:docPr id="1" name="Picture 1"/>
+            <wp:cNvGraphicFramePr>
+              <a:graphicFrameLocks xmlns:a="http://schemas.openxmlformats.org/drawingml/2006/main" noChangeAspect="1"/>
+            </wp:cNvGraphicFramePr>
+            <a:graphic xmlns:a="http://schemas.openxmlformats.org/drawingml/2006/main">
+              <a:graphicData uri="http://schemas.openxmlformats.org/drawingml/2006/picture">
+                <pic:pic xmlns:pic="http://schemas.openxmlformats.org/drawingml/2006/picture">
+                  <pic:nvPicPr>
+                    <pic:cNvPr id="1" name="math2.png"/>
+                    <pic:cNvPicPr/>
+                  </pic:nvPicPr>
+                  <pic:blipFill>
+                    <a:blip r:embed="rId8">
+                      <a:extLst>
+                        <a:ext uri="{28A0092B-C50C-407E-A947-70E740481C1C}">
+                          <a14:useLocalDpi xmlns:a14="http://schemas.microsoft.com/office/drawing/2010/main" val="0"/>
+                        </a:ext>
+                      </a:extLst>
+                    </a:blip>
+                    <a:stretch>
+                      <a:fillRect/>
+                    </a:stretch>
+                  </pic:blipFill>
+                  <pic:spPr>
+                    <a:xfrm>
+                      <a:off x="0" y="0"/>
+                      <a:ext cx="2949196" cy="495343"/>
+                    </a:xfrm>
+                    <a:prstGeom prst="rect">
+                      <a:avLst/>
+                    </a:prstGeom>
+                  </pic:spPr>
+                </pic:pic>
+              </a:graphicData>
+            </a:graphic>
+          </wp:inline>
+        </w:drawing>
+      </w:r>
+    </w:p>
+    <w:p>
+      <w:pPr>
+        <w:spacing w:after="0"/>
+        <w:rPr>
+          <w:sz w:val="32"/>
+          <w:szCs w:val="32"/>
+        </w:rPr>
+      </w:pPr>
+      <w:r>
+        <w:rPr>
+          <w:sz w:val="32"/>
+          <w:szCs w:val="32"/>
+        </w:rPr>
+        <w:t>Vorticity</w:t>
+      </w:r>
+      <w:r>
+        <w:rPr>
+          <w:sz w:val="32"/>
+          <w:szCs w:val="32"/>
+        </w:rPr>
+        <w:t xml:space="preserve"> is, in a broad sense, a measure of the local rate of rotation of the fluid elements. The “blobs” of red and blue that move downstream of the cylinder are concentrations of spanwise vorticity associated with the “shedding” of vortices by the square cylinder. </w:t>
+      </w:r>
+    </w:p>
+    <w:p>
+      <w:pPr>
+        <w:spacing w:after="0"/>
+        <w:rPr>
+          <w:sz w:val="32"/>
+          <w:szCs w:val="32"/>
+        </w:rPr>
+      </w:pPr>
+    </w:p>
+    <w:p>
+      <w:pPr>
+        <w:spacing w:after="0"/>
+        <w:rPr>
+          <w:sz w:val="32"/>
+          <w:szCs w:val="32"/>
+        </w:rPr>
+      </w:pPr>
+      <w:r>
+        <w:rPr>
+          <w:sz w:val="32"/>
+          <w:szCs w:val="32"/>
+        </w:rPr>
+        <w:t xml:space="preserve">The approximate numerical solution shown in the video above was obtained by integrating the two-dimensional Navier-Stokes equations, beginning with initial conditions at time </w:t>
+      </w:r>
+      <w:r>
+        <w:rPr>
+          <w:i/>
+          <w:sz w:val="32"/>
+          <w:szCs w:val="32"/>
+        </w:rPr>
+        <w:t>t</w:t>
+      </w:r>
+      <w:r>
+        <w:rPr>
+          <w:sz w:val="32"/>
+          <w:szCs w:val="32"/>
+        </w:rPr>
+        <w:t xml:space="preserve">=0. The algorithm used by Nek5000 advances the approximate numerical solution from one time step to the next by a process which approximates the partial differential equations by a large system of nonlinear algebraic equations. This process, known as spatial and temporal discretization, involves breaking up a spatial domain into a large number of </w:t>
+      </w:r>
+      <w:r>
+        <w:rPr>
+          <w:sz w:val="32"/>
+          <w:szCs w:val="32"/>
+        </w:rPr>
+        <w:t>“elements” and establishing a sequence of times at which the solution will be approximated.</w:t>
       </w:r>
       <w:r>
         <w:rPr>
@@ -218,82 +1499,37 @@
         </w:rPr>
         <w:t xml:space="preserve"> </w:t>
       </w:r>
-      <w:r>
-        <w:rPr>
-          <w:sz w:val="32"/>
-          <w:szCs w:val="32"/>
-        </w:rPr>
-        <w:t>step</w:t>
-      </w:r>
-      <w:r>
-        <w:rPr>
-          <w:sz w:val="32"/>
-          <w:szCs w:val="32"/>
-        </w:rPr>
-        <w:t>s</w:t>
-      </w:r>
-      <w:r>
-        <w:rPr>
-          <w:sz w:val="32"/>
-          <w:szCs w:val="32"/>
-        </w:rPr>
-        <w:t xml:space="preserve"> represents the</w:t>
-      </w:r>
-      <w:r>
-        <w:rPr>
-          <w:sz w:val="32"/>
-          <w:szCs w:val="32"/>
-        </w:rPr>
-        <w:t xml:space="preserve"> </w:t>
-      </w:r>
-      <w:r>
-        <w:rPr>
-          <w:sz w:val="32"/>
-          <w:szCs w:val="32"/>
-        </w:rPr>
-        <w:t>state</w:t>
-      </w:r>
-      <w:r>
-        <w:rPr>
-          <w:sz w:val="32"/>
-          <w:szCs w:val="32"/>
-        </w:rPr>
-        <w:t xml:space="preserve"> or solution</w:t>
-      </w:r>
-      <w:r>
-        <w:rPr>
-          <w:sz w:val="32"/>
-          <w:szCs w:val="32"/>
-        </w:rPr>
-        <w:t xml:space="preserve"> of the system at a certain time.</w:t>
-      </w:r>
-      <w:r>
-        <w:rPr>
-          <w:sz w:val="32"/>
-          <w:szCs w:val="32"/>
-        </w:rPr>
-        <w:t xml:space="preserve"> In general</w:t>
-      </w:r>
-      <w:r>
-        <w:rPr>
-          <w:sz w:val="32"/>
-          <w:szCs w:val="32"/>
-        </w:rPr>
-        <w:t xml:space="preserve"> for every simulation, besides an algorithm</w:t>
-      </w:r>
-      <w:r>
-        <w:rPr>
-          <w:sz w:val="32"/>
-          <w:szCs w:val="32"/>
-        </w:rPr>
-        <w:t xml:space="preserve"> to follow</w:t>
-      </w:r>
-      <w:r>
-        <w:rPr>
-          <w:sz w:val="32"/>
-          <w:szCs w:val="32"/>
-        </w:rPr>
-        <w:t>, the following parameters are need:</w:t>
+    </w:p>
+    <w:p>
+      <w:pPr>
+        <w:spacing w:after="0"/>
+        <w:rPr>
+          <w:sz w:val="32"/>
+          <w:szCs w:val="32"/>
+        </w:rPr>
+      </w:pPr>
+    </w:p>
+    <w:p>
+      <w:pPr>
+        <w:spacing w:after="0"/>
+        <w:rPr>
+          <w:sz w:val="32"/>
+          <w:szCs w:val="32"/>
+        </w:rPr>
+      </w:pPr>
+      <w:r>
+        <w:rPr>
+          <w:sz w:val="32"/>
+          <w:szCs w:val="32"/>
+        </w:rPr>
+        <w:t>To perform this discretization, the following items</w:t>
+      </w:r>
+      <w:r>
+        <w:rPr>
+          <w:sz w:val="32"/>
+          <w:szCs w:val="32"/>
+        </w:rPr>
+        <w:t xml:space="preserve"> are need:</w:t>
       </w:r>
     </w:p>
     <w:p>
@@ -323,29 +1559,117 @@
           <w:sz w:val="32"/>
           <w:szCs w:val="32"/>
         </w:rPr>
-        <w:t>Step size</w:t>
-      </w:r>
-      <w:r>
-        <w:rPr>
-          <w:sz w:val="32"/>
-          <w:szCs w:val="32"/>
-        </w:rPr>
-        <w:t xml:space="preserve"> – Determines the accuracy of the simulation. </w:t>
-      </w:r>
-      <w:r>
-        <w:rPr>
-          <w:sz w:val="32"/>
-          <w:szCs w:val="32"/>
-        </w:rPr>
-        <w:t>The smaller the step size, the more accurate the simulation, but the longer it takes to calculate.</w:t>
-      </w:r>
-      <w:r>
-        <w:rPr>
-          <w:sz w:val="32"/>
-          <w:szCs w:val="32"/>
-        </w:rPr>
-        <w:t xml:space="preserve"> If the step size is too large, the simulation will be fast, but it will not be very accurate.</w:t>
-      </w:r>
+        <w:t xml:space="preserve">Temporal discretization normally involves selecting a </w:t>
+      </w:r>
+      <w:r>
+        <w:rPr>
+          <w:sz w:val="32"/>
+          <w:szCs w:val="32"/>
+          <w:u w:val="single"/>
+        </w:rPr>
+        <w:t>time-s</w:t>
+      </w:r>
+      <w:r>
+        <w:rPr>
+          <w:sz w:val="32"/>
+          <w:szCs w:val="32"/>
+          <w:u w:val="single"/>
+        </w:rPr>
+        <w:t>tep size</w:t>
+      </w:r>
+      <w:r>
+        <w:rPr>
+          <w:sz w:val="32"/>
+          <w:szCs w:val="32"/>
+        </w:rPr>
+        <w:t>, which strongly affects</w:t>
+      </w:r>
+      <w:r>
+        <w:rPr>
+          <w:sz w:val="32"/>
+          <w:szCs w:val="32"/>
+        </w:rPr>
+        <w:t xml:space="preserve"> the accuracy of the simulation. </w:t>
+      </w:r>
+      <w:r>
+        <w:rPr>
+          <w:sz w:val="32"/>
+          <w:szCs w:val="32"/>
+        </w:rPr>
+        <w:t xml:space="preserve">The smaller the </w:t>
+      </w:r>
+      <w:r>
+        <w:rPr>
+          <w:sz w:val="32"/>
+          <w:szCs w:val="32"/>
+        </w:rPr>
+        <w:t>time-</w:t>
+      </w:r>
+      <w:r>
+        <w:rPr>
+          <w:sz w:val="32"/>
+          <w:szCs w:val="32"/>
+        </w:rPr>
+        <w:t>step size, the more accurate the simulation, but the longer it takes to calculate.</w:t>
+      </w:r>
+      <w:r>
+        <w:rPr>
+          <w:sz w:val="32"/>
+          <w:szCs w:val="32"/>
+        </w:rPr>
+        <w:t xml:space="preserve"> If the </w:t>
+      </w:r>
+      <w:r>
+        <w:rPr>
+          <w:sz w:val="32"/>
+          <w:szCs w:val="32"/>
+        </w:rPr>
+        <w:t>time-</w:t>
+      </w:r>
+      <w:r>
+        <w:rPr>
+          <w:sz w:val="32"/>
+          <w:szCs w:val="32"/>
+        </w:rPr>
+        <w:t xml:space="preserve">step size is too large, the simulation will </w:t>
+      </w:r>
+      <w:r>
+        <w:rPr>
+          <w:sz w:val="32"/>
+          <w:szCs w:val="32"/>
+        </w:rPr>
+        <w:t>be fast, but it will not be as</w:t>
+      </w:r>
+      <w:r>
+        <w:rPr>
+          <w:sz w:val="32"/>
+          <w:szCs w:val="32"/>
+        </w:rPr>
+        <w:t xml:space="preserve"> accurate</w:t>
+      </w:r>
+      <w:r>
+        <w:rPr>
+          <w:sz w:val="32"/>
+          <w:szCs w:val="32"/>
+        </w:rPr>
+        <w:t xml:space="preserve"> as it could have been had a smaller time-step size been </w:t>
+      </w:r>
+      <w:proofErr w:type="gramStart"/>
+      <w:r>
+        <w:rPr>
+          <w:sz w:val="32"/>
+          <w:szCs w:val="32"/>
+        </w:rPr>
+        <w:t>used</w:t>
+      </w:r>
+      <w:r>
+        <w:rPr>
+          <w:sz w:val="32"/>
+          <w:szCs w:val="32"/>
+        </w:rPr>
+        <w:t>.</w:t>
+      </w:r>
+      <w:proofErr w:type="gramEnd"/>
     </w:p>
     <w:p>
       <w:pPr>
@@ -357,6 +1681,17 @@
           <w:szCs w:val="32"/>
         </w:rPr>
       </w:pPr>
+    </w:p>
+    <w:p>
+      <w:pPr>
+        <w:pStyle w:val="ListParagraph"/>
+        <w:spacing w:after="0"/>
+        <w:ind w:left="1080"/>
+        <w:rPr>
+          <w:sz w:val="32"/>
+          <w:szCs w:val="32"/>
+        </w:rPr>
+      </w:pPr>
       <w:r>
         <w:rPr>
           <w:sz w:val="32"/>
@@ -374,9 +1709,7 @@
     </w:p>
     <w:p>
       <w:pPr>
-        <w:pStyle w:val="ListParagraph"/>
-        <w:spacing w:after="0"/>
-        <w:ind w:left="1080"/>
+        <w:spacing w:after="0"/>
         <w:rPr>
           <w:sz w:val="32"/>
           <w:szCs w:val="32"/>
@@ -401,45 +1734,52 @@
           <w:sz w:val="32"/>
           <w:szCs w:val="32"/>
         </w:rPr>
-        <w:t>Domain size</w:t>
-      </w:r>
-      <w:r>
-        <w:rPr>
-          <w:sz w:val="32"/>
-          <w:szCs w:val="32"/>
-        </w:rPr>
-        <w:t xml:space="preserve"> – The area or volume that is being considered and computed by the simulation. The larger the domain size, the </w:t>
-      </w:r>
-      <w:r>
-        <w:rPr>
-          <w:sz w:val="32"/>
-          <w:szCs w:val="32"/>
-        </w:rPr>
         <w:lastRenderedPageBreak/>
-        <w:t>larger the computational task.</w:t>
-      </w:r>
-      <w:r>
-        <w:rPr>
-          <w:sz w:val="32"/>
-          <w:szCs w:val="32"/>
-        </w:rPr>
-        <w:t xml:space="preserve"> If the domain size is too small, the simulation might not capture all the phenomena we want </w:t>
-      </w:r>
-      <w:proofErr w:type="gramStart"/>
-      <w:r>
-        <w:rPr>
-          <w:sz w:val="32"/>
-          <w:szCs w:val="32"/>
-        </w:rPr>
-        <w:t>to</w:t>
-      </w:r>
-      <w:proofErr w:type="gramEnd"/>
-      <w:r>
-        <w:rPr>
-          <w:sz w:val="32"/>
-          <w:szCs w:val="32"/>
-        </w:rPr>
-        <w:t xml:space="preserve"> study. If it is too large, the simulation will be doing more work than it needs to, which means it will unnecessarily take longer and more resources to finish.</w:t>
+        <w:t>Spatial discretization is normally accomplished by establishing either a) a “</w:t>
+      </w:r>
+      <w:r>
+        <w:rPr>
+          <w:sz w:val="32"/>
+          <w:szCs w:val="32"/>
+          <w:u w:val="single"/>
+        </w:rPr>
+        <w:t>mesh</w:t>
+      </w:r>
+      <w:r>
+        <w:rPr>
+          <w:sz w:val="32"/>
+          <w:szCs w:val="32"/>
+        </w:rPr>
+        <w:t>” consisting of a large number of elements; or b) a “</w:t>
+      </w:r>
+      <w:r>
+        <w:rPr>
+          <w:sz w:val="32"/>
+          <w:szCs w:val="32"/>
+          <w:u w:val="single"/>
+        </w:rPr>
+        <w:t>grid</w:t>
+      </w:r>
+      <w:r>
+        <w:rPr>
+          <w:sz w:val="32"/>
+          <w:szCs w:val="32"/>
+        </w:rPr>
+        <w:t>” consisting of a large numb</w:t>
+      </w:r>
+      <w:r>
+        <w:rPr>
+          <w:sz w:val="32"/>
+          <w:szCs w:val="32"/>
+        </w:rPr>
+        <w:t>er of points. When a mesh of elements is used, the solution is approximated over each element’s area (in 2-D) or volume (in 3-D). Use of a grid results in approximating the solution at each point on the grid.</w:t>
+      </w:r>
+      <w:r>
+        <w:rPr>
+          <w:sz w:val="32"/>
+          <w:szCs w:val="32"/>
+        </w:rPr>
+        <w:t xml:space="preserve"> In either case, the solution accuracy depends strongly on the number of points or elements used, as well as on the shape of the elements, or the distribution of the grid points. When the mesh or grid is too coarse, accuracy is lost, and when the mesh is too fine the computational burden become untenable. </w:t>
       </w:r>
     </w:p>
     <w:p>
@@ -457,26 +1797,8 @@
           <w:sz w:val="32"/>
           <w:szCs w:val="32"/>
         </w:rPr>
-        <w:t>(Example of domain size being too small)</w:t>
-      </w:r>
-      <w:r>
-        <w:rPr>
-          <w:sz w:val="32"/>
-          <w:szCs w:val="32"/>
-        </w:rPr>
-        <w:t xml:space="preserve">  </w:t>
-      </w:r>
-    </w:p>
-    <w:p>
-      <w:pPr>
-        <w:pStyle w:val="ListParagraph"/>
-        <w:spacing w:after="0"/>
-        <w:ind w:left="1080"/>
-        <w:rPr>
-          <w:sz w:val="32"/>
-          <w:szCs w:val="32"/>
-        </w:rPr>
-      </w:pPr>
+        <w:t xml:space="preserve"> </w:t>
+      </w:r>
     </w:p>
     <w:p>
       <w:pPr>
@@ -496,26 +1818,28 @@
           <w:sz w:val="32"/>
           <w:szCs w:val="32"/>
         </w:rPr>
-        <w:t>Initial Conditions</w:t>
-      </w:r>
-      <w:r>
-        <w:rPr>
-          <w:sz w:val="32"/>
-          <w:szCs w:val="32"/>
-        </w:rPr>
-        <w:t xml:space="preserve"> – How the system being simulated exists before the simulation is carried out.</w:t>
-      </w:r>
-      <w:r>
-        <w:rPr>
-          <w:sz w:val="32"/>
-          <w:szCs w:val="32"/>
-        </w:rPr>
-        <w:t xml:space="preserve"> These determine how the simulation will start.</w:t>
+        <w:t xml:space="preserve">When the computational domain (an area in 2-D or a volume in 3-D) is finite (e.g., inside a room, inside the human circulatory system), boundary conditions are applied on physical boundaries, such as a wall. </w:t>
+      </w:r>
+      <w:r>
+        <w:rPr>
+          <w:sz w:val="32"/>
+          <w:szCs w:val="32"/>
+        </w:rPr>
+        <w:t xml:space="preserve">These boundary conditions can account for the fact that a viscous fluid does not “slip” at a solid surface, and for the fact that a fluid does not flow through an impermeable solid. </w:t>
       </w:r>
     </w:p>
     <w:p>
       <w:pPr>
         <w:pStyle w:val="ListParagraph"/>
+        <w:rPr>
+          <w:sz w:val="32"/>
+          <w:szCs w:val="32"/>
+        </w:rPr>
+      </w:pPr>
+    </w:p>
+    <w:p>
+      <w:pPr>
+        <w:pStyle w:val="ListParagraph"/>
         <w:spacing w:after="0"/>
         <w:ind w:left="1080"/>
         <w:rPr>
@@ -528,7 +1852,115 @@
           <w:sz w:val="32"/>
           <w:szCs w:val="32"/>
         </w:rPr>
-        <w:t>(Example video of initial conditions being extreme)</w:t>
+        <w:t>On the other hand, when the spatial domain is unbounded in one or more directions the approximate numerical solution is invariably performe</w:t>
+      </w:r>
+      <w:r>
+        <w:rPr>
+          <w:sz w:val="32"/>
+          <w:szCs w:val="32"/>
+        </w:rPr>
+        <w:t>d on a truncated spatial domain, on which approximate boundary conditions are typically applied. The</w:t>
+      </w:r>
+      <w:r>
+        <w:rPr>
+          <w:sz w:val="32"/>
+          <w:szCs w:val="32"/>
+        </w:rPr>
+        <w:t xml:space="preserve"> </w:t>
+      </w:r>
+      <w:r>
+        <w:rPr>
+          <w:sz w:val="32"/>
+          <w:szCs w:val="32"/>
+          <w:u w:val="single"/>
+        </w:rPr>
+        <w:t>d</w:t>
+      </w:r>
+      <w:r>
+        <w:rPr>
+          <w:sz w:val="32"/>
+          <w:szCs w:val="32"/>
+          <w:u w:val="single"/>
+        </w:rPr>
+        <w:t>omain size</w:t>
+      </w:r>
+      <w:r>
+        <w:rPr>
+          <w:sz w:val="32"/>
+          <w:szCs w:val="32"/>
+        </w:rPr>
+        <w:t xml:space="preserve"> affects the computation as follows. When t</w:t>
+      </w:r>
+      <w:r>
+        <w:rPr>
+          <w:sz w:val="32"/>
+          <w:szCs w:val="32"/>
+        </w:rPr>
+        <w:t xml:space="preserve">he </w:t>
+      </w:r>
+      <w:r>
+        <w:rPr>
+          <w:sz w:val="32"/>
+          <w:szCs w:val="32"/>
+        </w:rPr>
+        <w:t>domain is too large, either unnecessary mesh elements or grid points will be needed</w:t>
+      </w:r>
+      <w:r>
+        <w:rPr>
+          <w:sz w:val="32"/>
+          <w:szCs w:val="32"/>
+        </w:rPr>
+        <w:t xml:space="preserve"> (resulting in excessive computational burden)</w:t>
+      </w:r>
+      <w:r>
+        <w:rPr>
+          <w:sz w:val="32"/>
+          <w:szCs w:val="32"/>
+        </w:rPr>
+        <w:t xml:space="preserve">, or </w:t>
+      </w:r>
+      <w:r>
+        <w:rPr>
+          <w:sz w:val="32"/>
+          <w:szCs w:val="32"/>
+        </w:rPr>
+        <w:t>the mesh/grid will be too coarse in some areas.</w:t>
+      </w:r>
+      <w:r>
+        <w:rPr>
+          <w:sz w:val="32"/>
+          <w:szCs w:val="32"/>
+        </w:rPr>
+        <w:t xml:space="preserve"> </w:t>
+      </w:r>
+      <w:r>
+        <w:rPr>
+          <w:sz w:val="32"/>
+          <w:szCs w:val="32"/>
+        </w:rPr>
+        <w:t xml:space="preserve">If the computational domain is too small, then approximate boundary conditions applied at the computational boundaries </w:t>
+      </w:r>
+      <w:r>
+        <w:rPr>
+          <w:sz w:val="32"/>
+          <w:szCs w:val="32"/>
+        </w:rPr>
+        <w:lastRenderedPageBreak/>
+        <w:t>will affect the solution in unphysical ways, or</w:t>
+      </w:r>
+      <w:r>
+        <w:rPr>
+          <w:sz w:val="32"/>
+          <w:szCs w:val="32"/>
+        </w:rPr>
+        <w:t xml:space="preserve"> the simulation might not capture all the phenomena we want to</w:t>
+      </w:r>
+      <w:r>
+        <w:rPr>
+          <w:sz w:val="32"/>
+          <w:szCs w:val="32"/>
+        </w:rPr>
+        <w:t xml:space="preserve"> study.</w:t>
       </w:r>
     </w:p>
     <w:p>
@@ -541,15 +1973,42 @@
           <w:szCs w:val="32"/>
         </w:rPr>
       </w:pPr>
-      <w:bookmarkStart w:id="0" w:name="_GoBack"/>
-      <w:bookmarkEnd w:id="0"/>
-      <w:r>
-        <w:rPr>
-          <w:sz w:val="32"/>
-          <w:szCs w:val="32"/>
-        </w:rPr>
-        <w:t xml:space="preserve"> </w:t>
-      </w:r>
+    </w:p>
+    <w:p>
+      <w:pPr>
+        <w:pStyle w:val="ListParagraph"/>
+        <w:spacing w:after="0"/>
+        <w:ind w:left="1080"/>
+        <w:rPr>
+          <w:sz w:val="32"/>
+          <w:szCs w:val="32"/>
+        </w:rPr>
+      </w:pPr>
+      <w:r>
+        <w:rPr>
+          <w:sz w:val="32"/>
+          <w:szCs w:val="32"/>
+        </w:rPr>
+        <w:t>(Example of domain size being too small)</w:t>
+      </w:r>
+      <w:r>
+        <w:rPr>
+          <w:sz w:val="32"/>
+          <w:szCs w:val="32"/>
+        </w:rPr>
+        <w:t xml:space="preserve">  </w:t>
+      </w:r>
+    </w:p>
+    <w:p>
+      <w:pPr>
+        <w:pStyle w:val="ListParagraph"/>
+        <w:spacing w:after="0"/>
+        <w:ind w:left="1080"/>
+        <w:rPr>
+          <w:sz w:val="32"/>
+          <w:szCs w:val="32"/>
+        </w:rPr>
+      </w:pPr>
     </w:p>
     <w:p>
       <w:pPr>
@@ -569,22 +2028,283 @@
           <w:sz w:val="32"/>
           <w:szCs w:val="32"/>
         </w:rPr>
-        <w:t>Number of Iterations</w:t>
-      </w:r>
-      <w:r>
-        <w:rPr>
-          <w:sz w:val="32"/>
-          <w:szCs w:val="32"/>
-        </w:rPr>
-        <w:t xml:space="preserve"> – How many times the algorithm, or series of steps, is carried out. The </w:t>
-      </w:r>
-      <w:r>
-        <w:rPr>
-          <w:sz w:val="32"/>
-          <w:szCs w:val="32"/>
-        </w:rPr>
-        <w:t>higher the number of iterations, the longer the system is simulated, and the longer it takes to finish the computation.</w:t>
-      </w:r>
+        <w:t>In</w:t>
+      </w:r>
+      <w:r>
+        <w:rPr>
+          <w:sz w:val="32"/>
+          <w:szCs w:val="32"/>
+        </w:rPr>
+        <w:t xml:space="preserve"> a time dependent simulation, the in</w:t>
+      </w:r>
+      <w:r>
+        <w:rPr>
+          <w:sz w:val="32"/>
+          <w:szCs w:val="32"/>
+        </w:rPr>
+        <w:t>itial</w:t>
+      </w:r>
+      <w:r>
+        <w:rPr>
+          <w:sz w:val="32"/>
+          <w:szCs w:val="32"/>
+        </w:rPr>
+        <w:t xml:space="preserve"> state of the system must be specified, and this is known as the </w:t>
+      </w:r>
+      <w:r>
+        <w:rPr>
+          <w:sz w:val="32"/>
+          <w:szCs w:val="32"/>
+          <w:u w:val="single"/>
+        </w:rPr>
+        <w:t>initial conditions</w:t>
+      </w:r>
+    </w:p>
+    <w:p>
+      <w:pPr>
+        <w:pStyle w:val="ListParagraph"/>
+        <w:spacing w:after="0"/>
+        <w:ind w:left="1080"/>
+        <w:rPr>
+          <w:sz w:val="32"/>
+          <w:szCs w:val="32"/>
+        </w:rPr>
+      </w:pPr>
+    </w:p>
+    <w:p>
+      <w:pPr>
+        <w:pStyle w:val="ListParagraph"/>
+        <w:spacing w:after="0"/>
+        <w:ind w:left="1080"/>
+        <w:rPr>
+          <w:sz w:val="32"/>
+          <w:szCs w:val="32"/>
+        </w:rPr>
+      </w:pPr>
+      <w:r>
+        <w:rPr>
+          <w:sz w:val="32"/>
+          <w:szCs w:val="32"/>
+        </w:rPr>
+        <w:t>(Example video of initial conditions being extreme)</w:t>
+      </w:r>
+    </w:p>
+    <w:p>
+      <w:pPr>
+        <w:pStyle w:val="ListParagraph"/>
+        <w:spacing w:after="0"/>
+        <w:ind w:left="1080"/>
+        <w:rPr>
+          <w:sz w:val="32"/>
+          <w:szCs w:val="32"/>
+        </w:rPr>
+      </w:pPr>
+      <w:r>
+        <w:rPr>
+          <w:sz w:val="32"/>
+          <w:szCs w:val="32"/>
+        </w:rPr>
+        <w:t xml:space="preserve"> </w:t>
+      </w:r>
+    </w:p>
+    <w:p>
+      <w:pPr>
+        <w:pStyle w:val="ListParagraph"/>
+        <w:numPr>
+          <w:ilvl w:val="0"/>
+          <w:numId w:val="1"/>
+        </w:numPr>
+        <w:spacing w:after="0"/>
+        <w:rPr>
+          <w:sz w:val="32"/>
+          <w:szCs w:val="32"/>
+        </w:rPr>
+      </w:pPr>
+      <w:r>
+        <w:rPr>
+          <w:sz w:val="32"/>
+          <w:szCs w:val="32"/>
+        </w:rPr>
+        <w:t xml:space="preserve">In a time-dependent </w:t>
+      </w:r>
+      <w:r>
+        <w:rPr>
+          <w:sz w:val="32"/>
+          <w:szCs w:val="32"/>
+        </w:rPr>
+        <w:t xml:space="preserve">problem, Nek5000 and other codes typically perform a number of </w:t>
+      </w:r>
+      <w:r>
+        <w:rPr>
+          <w:sz w:val="32"/>
+          <w:szCs w:val="32"/>
+          <w:u w:val="single"/>
+        </w:rPr>
+        <w:t>iterations</w:t>
+      </w:r>
+      <w:r>
+        <w:rPr>
+          <w:sz w:val="32"/>
+          <w:szCs w:val="32"/>
+        </w:rPr>
+        <w:t xml:space="preserve"> at each time step. When the results no longer change from one iterate to the next, the iteration is said to have “converged” and the algorithm moves forward to the next time-step. In Nek5000 and other similar codes, convergence is generally achieved easily and the computational parameter(s) affecting iteration convergence typically has little effect on running time.</w:t>
+      </w:r>
+    </w:p>
+    <w:p>
+      <w:pPr>
+        <w:pStyle w:val="ListParagraph"/>
+        <w:spacing w:after="0"/>
+        <w:ind w:left="1080"/>
+        <w:jc w:val="center"/>
+        <w:rPr>
+          <w:sz w:val="32"/>
+          <w:szCs w:val="32"/>
+        </w:rPr>
+      </w:pPr>
+    </w:p>
+    <w:p>
+      <w:pPr>
+        <w:pStyle w:val="ListParagraph"/>
+        <w:spacing w:after="0"/>
+        <w:ind w:left="1080"/>
+        <w:jc w:val="center"/>
+        <w:rPr>
+          <w:color w:val="FFFFFF" w:themeColor="background1"/>
+          <w:sz w:val="32"/>
+          <w:szCs w:val="32"/>
+        </w:rPr>
+      </w:pPr>
+      <w:r>
+        <w:rPr>
+          <w:color w:val="FFFFFF" w:themeColor="background1"/>
+          <w:sz w:val="32"/>
+          <w:szCs w:val="32"/>
+        </w:rPr>
+        <w:t>Space</w:t>
+      </w:r>
+    </w:p>
+    <w:p>
+      <w:pPr>
+        <w:spacing w:after="0"/>
+        <w:rPr>
+          <w:sz w:val="32"/>
+          <w:szCs w:val="32"/>
+        </w:rPr>
+      </w:pPr>
+      <w:r>
+        <w:rPr>
+          <w:sz w:val="32"/>
+          <w:szCs w:val="32"/>
+        </w:rPr>
+        <w:t>For more about the Navier Stokes Equations:</w:t>
+      </w:r>
+    </w:p>
+    <w:p>
+      <w:pPr>
+        <w:spacing w:after="0"/>
+        <w:rPr>
+          <w:sz w:val="32"/>
+          <w:szCs w:val="32"/>
+        </w:rPr>
+      </w:pPr>
+      <w:hyperlink r:id="rId9" w:history="1">
+        <w:r>
+          <w:rPr>
+            <w:rStyle w:val="Hyperlink"/>
+            <w:sz w:val="32"/>
+            <w:szCs w:val="32"/>
+          </w:rPr>
+          <w:t>https://en.wikipedia.org/wiki/Navier%E2%80%93Stokes_equations</w:t>
+        </w:r>
+      </w:hyperlink>
+    </w:p>
+    <w:p>
+      <w:pPr>
+        <w:spacing w:after="0"/>
+        <w:rPr>
+          <w:sz w:val="32"/>
+          <w:szCs w:val="32"/>
+        </w:rPr>
+      </w:pPr>
+      <w:r>
+        <w:rPr>
+          <w:sz w:val="32"/>
+          <w:szCs w:val="32"/>
+        </w:rPr>
+        <w:t>For more about Comet:</w:t>
+      </w:r>
+    </w:p>
+    <w:p>
+      <w:pPr>
+        <w:spacing w:after="0"/>
+        <w:rPr>
+          <w:sz w:val="32"/>
+          <w:szCs w:val="32"/>
+        </w:rPr>
+      </w:pPr>
+      <w:hyperlink r:id="rId10" w:history="1">
+        <w:r>
+          <w:rPr>
+            <w:rStyle w:val="Hyperlink"/>
+            <w:sz w:val="32"/>
+            <w:szCs w:val="32"/>
+          </w:rPr>
+          <w:t>http://www.sdsc.edu/support/user_guides/comet.html</w:t>
+        </w:r>
+      </w:hyperlink>
+    </w:p>
+    <w:p>
+      <w:pPr>
+        <w:spacing w:after="0"/>
+        <w:rPr>
+          <w:sz w:val="32"/>
+          <w:szCs w:val="32"/>
+        </w:rPr>
+      </w:pPr>
+      <w:r>
+        <w:rPr>
+          <w:sz w:val="32"/>
+          <w:szCs w:val="32"/>
+        </w:rPr>
+        <w:t>For more about algorithms and numerical analysis:</w:t>
+      </w:r>
+    </w:p>
+    <w:p>
+      <w:pPr>
+        <w:spacing w:after="0"/>
+        <w:rPr>
+          <w:sz w:val="32"/>
+          <w:szCs w:val="32"/>
+        </w:rPr>
+      </w:pPr>
+      <w:hyperlink r:id="rId11" w:history="1">
+        <w:r>
+          <w:rPr>
+            <w:rStyle w:val="Hyperlink"/>
+            <w:sz w:val="32"/>
+            <w:szCs w:val="32"/>
+          </w:rPr>
+          <w:t>https://en.wikipedia.org/wiki/Numerical_analysis</w:t>
+        </w:r>
+      </w:hyperlink>
+    </w:p>
+    <w:p>
+      <w:pPr>
+        <w:spacing w:after="0"/>
+        <w:rPr>
+          <w:sz w:val="32"/>
+          <w:szCs w:val="32"/>
+        </w:rPr>
+      </w:pPr>
+    </w:p>
+    <w:p>
+      <w:pPr>
+        <w:spacing w:after="0"/>
+        <w:rPr>
+          <w:sz w:val="32"/>
+          <w:szCs w:val="32"/>
+        </w:rPr>
+      </w:pPr>
     </w:p>
     <w:p>
       <w:pPr>
@@ -607,6 +2327,7 @@
           <w:sz w:val="72"/>
           <w:szCs w:val="72"/>
         </w:rPr>
+        <w:lastRenderedPageBreak/>
         <w:t>……………………………………………………………………………………………………….</w:t>
       </w:r>
     </w:p>
@@ -1158,6 +2879,17 @@
       <w:contextualSpacing/>
     </w:pPr>
   </w:style>
+  <w:style w:type="character" w:styleId="Hyperlink">
+    <w:name w:val="Hyperlink"/>
+    <w:basedOn w:val="DefaultParagraphFont"/>
+    <w:uiPriority w:val="99"/>
+    <w:unhideWhenUsed/>
+    <w:rsid w:val="00B27225"/>
+    <w:rPr>
+      <w:color w:val="0563C1" w:themeColor="hyperlink"/>
+      <w:u w:val="single"/>
+    </w:rPr>
+  </w:style>
 </w:styles>
 </file>
 
@@ -1420,4 +3152,16 @@
     </a:ext>
   </a:extLst>
 </a:theme>
+</file>
+
+<file path=customXml/item1.xml><?xml version="1.0" encoding="utf-8"?>
+<b:Sources xmlns:b="http://schemas.openxmlformats.org/officeDocument/2006/bibliography" xmlns="http://schemas.openxmlformats.org/officeDocument/2006/bibliography" SelectedStyle="\APASixthEditionOfficeOnline.xsl" StyleName="APA" Version="6"/>
+</file>
+
+<file path=customXml/itemProps1.xml><?xml version="1.0" encoding="utf-8"?>
+<ds:datastoreItem xmlns:ds="http://schemas.openxmlformats.org/officeDocument/2006/customXml" ds:itemID="{6311ED11-7966-4A76-894B-37965B5FD9E8}">
+  <ds:schemaRefs>
+    <ds:schemaRef ds:uri="http://schemas.openxmlformats.org/officeDocument/2006/bibliography"/>
+  </ds:schemaRefs>
+</ds:datastoreItem>
 </file>
--- a/files/Numerical Aspects.docx
+++ b/files/Numerical Aspects.docx
@@ -84,7 +84,35 @@
           <w:sz w:val="32"/>
           <w:szCs w:val="32"/>
         </w:rPr>
-        <w:t>Simulating any type of fluid flow realistically, even seemingly s</w:t>
+        <w:t>Simulating any type of fluid flow realistically</w:t>
+      </w:r>
+      <w:r>
+        <w:rPr>
+          <w:sz w:val="32"/>
+          <w:szCs w:val="32"/>
+        </w:rPr>
+        <w:t xml:space="preserve"> with the Navier-Stokes equations</w:t>
+      </w:r>
+      <w:r>
+        <w:rPr>
+          <w:sz w:val="32"/>
+          <w:szCs w:val="32"/>
+        </w:rPr>
+        <w:t>, even</w:t>
+      </w:r>
+      <w:r>
+        <w:rPr>
+          <w:sz w:val="32"/>
+          <w:szCs w:val="32"/>
+        </w:rPr>
+        <w:t xml:space="preserve"> for</w:t>
+      </w:r>
+      <w:r>
+        <w:rPr>
+          <w:sz w:val="32"/>
+          <w:szCs w:val="32"/>
+        </w:rPr>
+        <w:t xml:space="preserve"> seemingly s</w:t>
       </w:r>
       <w:r>
         <w:rPr>
@@ -105,49 +133,21 @@
           <w:sz w:val="32"/>
           <w:szCs w:val="32"/>
         </w:rPr>
-        <w:t xml:space="preserve">. The reason for this is that, to accurately and realistically simulate a </w:t>
-      </w:r>
-      <w:r>
-        <w:rPr>
-          <w:sz w:val="32"/>
-          <w:szCs w:val="32"/>
-        </w:rPr>
-        <w:t>given fluid flow, one must solve a system of simultaneous non</w:t>
-      </w:r>
-      <w:r>
-        <w:rPr>
-          <w:sz w:val="32"/>
-          <w:szCs w:val="32"/>
-        </w:rPr>
-        <w:t xml:space="preserve">linear, partial differential equations called the </w:t>
-      </w:r>
-      <w:r>
-        <w:rPr>
-          <w:sz w:val="32"/>
-          <w:szCs w:val="32"/>
-        </w:rPr>
-        <w:t>Navier</w:t>
-      </w:r>
-      <w:r>
-        <w:rPr>
-          <w:sz w:val="32"/>
-          <w:szCs w:val="32"/>
-        </w:rPr>
-        <w:t xml:space="preserve">-Stokes </w:t>
-      </w:r>
-      <w:r>
-        <w:rPr>
-          <w:sz w:val="32"/>
-          <w:szCs w:val="32"/>
-        </w:rPr>
-        <w:t xml:space="preserve">equations. </w:t>
-      </w:r>
-      <w:r>
-        <w:rPr>
-          <w:sz w:val="32"/>
-          <w:szCs w:val="32"/>
-        </w:rPr>
-        <w:t xml:space="preserve">When the fluid has constant </w:t>
+        <w:t>. The reas</w:t>
+      </w:r>
+      <w:r>
+        <w:rPr>
+          <w:sz w:val="32"/>
+          <w:szCs w:val="32"/>
+        </w:rPr>
+        <w:t>on for this is that,</w:t>
+      </w:r>
+      <w:r>
+        <w:rPr>
+          <w:sz w:val="32"/>
+          <w:szCs w:val="32"/>
+        </w:rPr>
+        <w:t xml:space="preserve"> as stated in the “Setting </w:t>
       </w:r>
       <w:proofErr w:type="gramStart"/>
       <w:r>
@@ -155,7 +155,22 @@
           <w:sz w:val="32"/>
           <w:szCs w:val="32"/>
         </w:rPr>
-        <w:t xml:space="preserve">density </w:t>
+        <w:t>Up</w:t>
+      </w:r>
+      <w:proofErr w:type="gramEnd"/>
+      <w:r>
+        <w:rPr>
+          <w:sz w:val="32"/>
+          <w:szCs w:val="32"/>
+        </w:rPr>
+        <w:t xml:space="preserve"> the Problem” page,</w:t>
+      </w:r>
+      <w:r>
+        <w:rPr>
+          <w:sz w:val="32"/>
+          <w:szCs w:val="32"/>
+        </w:rPr>
+        <w:t xml:space="preserve"> these equations constitute</w:t>
       </w:r>
       <w:r>
         <w:rPr>
@@ -166,56 +181,120 @@
       </w:r>
       <w:r>
         <w:rPr>
-          <w:i/>
-          <w:sz w:val="32"/>
-          <w:szCs w:val="32"/>
-        </w:rPr>
-        <w:t>ρ</w:t>
+          <w:sz w:val="32"/>
+          <w:szCs w:val="32"/>
+        </w:rPr>
+        <w:t>a system of simultaneous non</w:t>
+      </w:r>
+      <w:r>
+        <w:rPr>
+          <w:sz w:val="32"/>
+          <w:szCs w:val="32"/>
+        </w:rPr>
+        <w:t xml:space="preserve">linear, </w:t>
+      </w:r>
+      <w:r>
+        <w:rPr>
+          <w:sz w:val="32"/>
+          <w:szCs w:val="32"/>
+        </w:rPr>
+        <w:t>partial differential equations</w:t>
+      </w:r>
+      <w:r>
+        <w:rPr>
+          <w:sz w:val="32"/>
+          <w:szCs w:val="32"/>
+        </w:rPr>
+        <w:t xml:space="preserve">. </w:t>
+      </w:r>
+    </w:p>
+    <w:p>
+      <w:pPr>
+        <w:spacing w:after="0"/>
+        <w:rPr>
+          <w:sz w:val="32"/>
+          <w:szCs w:val="32"/>
+        </w:rPr>
+      </w:pPr>
+    </w:p>
+    <w:p>
+      <w:pPr>
+        <w:spacing w:after="0"/>
+        <w:rPr>
+          <w:sz w:val="32"/>
+          <w:szCs w:val="32"/>
+        </w:rPr>
+      </w:pPr>
+      <w:r>
+        <w:rPr>
+          <w:sz w:val="32"/>
+          <w:szCs w:val="32"/>
+        </w:rPr>
+        <w:t>Using t</w:t>
+      </w:r>
+      <w:r>
+        <w:rPr>
+          <w:sz w:val="32"/>
+          <w:szCs w:val="32"/>
+        </w:rPr>
+        <w:t>he dimensionless</w:t>
+      </w:r>
+      <w:r>
+        <w:rPr>
+          <w:sz w:val="32"/>
+          <w:szCs w:val="32"/>
+        </w:rPr>
+        <w:t xml:space="preserve"> parameters defined previously, the dimensionless</w:t>
+      </w:r>
+      <w:r>
+        <w:rPr>
+          <w:sz w:val="32"/>
+          <w:szCs w:val="32"/>
+        </w:rPr>
+        <w:t xml:space="preserve"> Navier-St</w:t>
+      </w:r>
+      <w:r>
+        <w:rPr>
+          <w:sz w:val="32"/>
+          <w:szCs w:val="32"/>
+        </w:rPr>
+        <w:t>okes equations in two Cartesian coordinates</w:t>
+      </w:r>
+      <w:r>
+        <w:rPr>
+          <w:sz w:val="32"/>
+          <w:szCs w:val="32"/>
+        </w:rPr>
+        <w:t xml:space="preserve"> are</w:t>
+      </w:r>
+      <w:r>
+        <w:rPr>
+          <w:sz w:val="32"/>
+          <w:szCs w:val="32"/>
+        </w:rPr>
+        <w:t xml:space="preserve"> written as</w:t>
+      </w:r>
+    </w:p>
+    <w:p>
+      <w:pPr>
+        <w:spacing w:after="0"/>
+        <w:jc w:val="center"/>
+        <w:rPr>
+          <w:color w:val="FFFFFF" w:themeColor="background1"/>
+          <w:sz w:val="32"/>
+          <w:szCs w:val="32"/>
+        </w:rPr>
+      </w:pPr>
+      <w:proofErr w:type="gramStart"/>
+      <w:r>
+        <w:rPr>
+          <w:color w:val="FFFFFF" w:themeColor="background1"/>
+          <w:sz w:val="32"/>
+          <w:szCs w:val="32"/>
+        </w:rPr>
+        <w:t>space</w:t>
       </w:r>
       <w:proofErr w:type="gramEnd"/>
-      <w:r>
-        <w:rPr>
-          <w:sz w:val="32"/>
-          <w:szCs w:val="32"/>
-        </w:rPr>
-        <w:t xml:space="preserve"> </w:t>
-      </w:r>
-      <w:r>
-        <w:rPr>
-          <w:sz w:val="32"/>
-          <w:szCs w:val="32"/>
-        </w:rPr>
-        <w:t>and</w:t>
-      </w:r>
-      <w:r>
-        <w:rPr>
-          <w:sz w:val="32"/>
-          <w:szCs w:val="32"/>
-        </w:rPr>
-        <w:t xml:space="preserve"> viscosity </w:t>
-      </w:r>
-      <w:r>
-        <w:rPr>
-          <w:sz w:val="32"/>
-          <w:szCs w:val="32"/>
-        </w:rPr>
-        <w:t xml:space="preserve"> </w:t>
-      </w:r>
-      <w:r>
-        <w:rPr>
-          <w:i/>
-          <w:sz w:val="32"/>
-          <w:szCs w:val="32"/>
-        </w:rPr>
-        <w:t>μ</w:t>
-      </w:r>
-      <w:r>
-        <w:rPr>
-          <w:sz w:val="32"/>
-          <w:szCs w:val="32"/>
-        </w:rPr>
-        <w:t>, these equations can written in two dimensions as</w:t>
-      </w:r>
     </w:p>
     <w:p>
       <w:pPr>
@@ -232,10 +311,11 @@
           <w:sz w:val="32"/>
           <w:szCs w:val="32"/>
         </w:rPr>
+        <w:lastRenderedPageBreak/>
         <w:drawing>
           <wp:inline distT="0" distB="0" distL="0" distR="0">
-            <wp:extent cx="6113643" cy="2687782"/>
-            <wp:effectExtent l="0" t="0" r="1905" b="0"/>
+            <wp:extent cx="5943600" cy="3155950"/>
+            <wp:effectExtent l="0" t="0" r="0" b="6350"/>
             <wp:docPr id="5" name="Picture 5"/>
             <wp:cNvGraphicFramePr>
               <a:graphicFrameLocks xmlns:a="http://schemas.openxmlformats.org/drawingml/2006/main" noChangeAspect="1"/>
@@ -244,7 +324,7 @@
               <a:graphicData uri="http://schemas.openxmlformats.org/drawingml/2006/picture">
                 <pic:pic xmlns:pic="http://schemas.openxmlformats.org/drawingml/2006/picture">
                   <pic:nvPicPr>
-                    <pic:cNvPr id="5" name="math.png"/>
+                    <pic:cNvPr id="5" name="math13.png"/>
                     <pic:cNvPicPr/>
                   </pic:nvPicPr>
                   <pic:blipFill>
@@ -262,7 +342,7 @@
                   <pic:spPr>
                     <a:xfrm>
                       <a:off x="0" y="0"/>
-                      <a:ext cx="6127081" cy="2693690"/>
+                      <a:ext cx="5943600" cy="3155950"/>
                     </a:xfrm>
                     <a:prstGeom prst="rect">
                       <a:avLst/>
@@ -278,439 +358,470 @@
     <w:p>
       <w:pPr>
         <w:spacing w:after="0"/>
-        <w:rPr>
-          <w:sz w:val="32"/>
-          <w:szCs w:val="32"/>
-        </w:rPr>
-      </w:pPr>
-    </w:p>
-    <w:p>
-      <w:pPr>
-        <w:spacing w:after="0"/>
-        <w:rPr>
-          <w:sz w:val="32"/>
-          <w:szCs w:val="32"/>
-        </w:rPr>
-      </w:pPr>
+        <w:jc w:val="center"/>
+        <w:rPr>
+          <w:color w:val="FFFFFF" w:themeColor="background1"/>
+          <w:sz w:val="32"/>
+          <w:szCs w:val="32"/>
+        </w:rPr>
+      </w:pPr>
+      <w:proofErr w:type="gramStart"/>
+      <w:r>
+        <w:rPr>
+          <w:color w:val="FFFFFF" w:themeColor="background1"/>
+          <w:sz w:val="32"/>
+          <w:szCs w:val="32"/>
+        </w:rPr>
+        <w:t>space</w:t>
+      </w:r>
+      <w:proofErr w:type="gramEnd"/>
+    </w:p>
+    <w:p>
+      <w:pPr>
+        <w:spacing w:after="0"/>
+        <w:rPr>
+          <w:sz w:val="32"/>
+          <w:szCs w:val="32"/>
+        </w:rPr>
+      </w:pPr>
+      <w:proofErr w:type="spellStart"/>
+      <w:r>
+        <w:rPr>
+          <w:sz w:val="32"/>
+          <w:szCs w:val="32"/>
+        </w:rPr>
+        <w:t>Here</w:t>
+      </w:r>
+      <w:r>
+        <w:rPr>
+          <w:color w:val="FFFFFF" w:themeColor="background1"/>
+          <w:sz w:val="32"/>
+          <w:szCs w:val="32"/>
+        </w:rPr>
+        <w:t>s</w:t>
+      </w:r>
+      <w:r>
+        <w:rPr>
+          <w:i/>
+          <w:sz w:val="32"/>
+          <w:szCs w:val="32"/>
+        </w:rPr>
+        <w:t>t</w:t>
+      </w:r>
+      <w:proofErr w:type="gramStart"/>
+      <w:r>
+        <w:rPr>
+          <w:sz w:val="32"/>
+          <w:szCs w:val="32"/>
+        </w:rPr>
+        <w:t>,</w:t>
+      </w:r>
+      <w:r>
+        <w:rPr>
+          <w:color w:val="FFFFFF" w:themeColor="background1"/>
+          <w:sz w:val="32"/>
+          <w:szCs w:val="32"/>
+        </w:rPr>
+        <w:t>s</w:t>
+      </w:r>
+      <w:r>
+        <w:rPr>
+          <w:i/>
+          <w:sz w:val="32"/>
+          <w:szCs w:val="32"/>
+        </w:rPr>
+        <w:t>x</w:t>
+      </w:r>
+      <w:proofErr w:type="spellEnd"/>
+      <w:proofErr w:type="gramEnd"/>
+      <w:r>
+        <w:rPr>
+          <w:sz w:val="32"/>
+          <w:szCs w:val="32"/>
+        </w:rPr>
+        <w:t xml:space="preserve">, </w:t>
+      </w:r>
+      <w:proofErr w:type="spellStart"/>
+      <w:r>
+        <w:rPr>
+          <w:sz w:val="32"/>
+          <w:szCs w:val="32"/>
+        </w:rPr>
+        <w:t>and</w:t>
+      </w:r>
+      <w:r>
+        <w:rPr>
+          <w:color w:val="FFFFFF" w:themeColor="background1"/>
+          <w:sz w:val="32"/>
+          <w:szCs w:val="32"/>
+        </w:rPr>
+        <w:t>s</w:t>
+      </w:r>
+      <w:r>
+        <w:rPr>
+          <w:i/>
+          <w:sz w:val="32"/>
+          <w:szCs w:val="32"/>
+        </w:rPr>
+        <w:t>y</w:t>
+      </w:r>
+      <w:proofErr w:type="spellEnd"/>
+      <w:r>
+        <w:rPr>
+          <w:sz w:val="32"/>
+          <w:szCs w:val="32"/>
+        </w:rPr>
+        <w:t xml:space="preserve">  are the time and the</w:t>
+      </w:r>
+      <w:r>
+        <w:rPr>
+          <w:color w:val="FFFFFF" w:themeColor="background1"/>
+          <w:sz w:val="32"/>
+          <w:szCs w:val="32"/>
+        </w:rPr>
+        <w:t>s</w:t>
+      </w:r>
+      <w:r>
+        <w:rPr>
+          <w:i/>
+          <w:sz w:val="32"/>
+          <w:szCs w:val="32"/>
+        </w:rPr>
+        <w:t>x</w:t>
+      </w:r>
+      <w:r>
+        <w:rPr>
+          <w:i/>
+          <w:sz w:val="32"/>
+          <w:szCs w:val="32"/>
+        </w:rPr>
+        <w:t>-</w:t>
+      </w:r>
+      <w:r>
+        <w:rPr>
+          <w:sz w:val="32"/>
+          <w:szCs w:val="32"/>
+        </w:rPr>
+        <w:t xml:space="preserve"> and</w:t>
+      </w:r>
+      <w:r>
+        <w:rPr>
+          <w:color w:val="FFFFFF" w:themeColor="background1"/>
+          <w:sz w:val="32"/>
+          <w:szCs w:val="32"/>
+        </w:rPr>
+        <w:t>s</w:t>
+      </w:r>
+      <w:r>
+        <w:rPr>
+          <w:i/>
+          <w:sz w:val="32"/>
+          <w:szCs w:val="32"/>
+        </w:rPr>
+        <w:t>y-</w:t>
+      </w:r>
+      <w:r>
+        <w:rPr>
+          <w:sz w:val="32"/>
+          <w:szCs w:val="32"/>
+        </w:rPr>
+        <w:t>coordinates,</w:t>
+      </w:r>
+      <w:r>
+        <w:rPr>
+          <w:color w:val="FFFFFF" w:themeColor="background1"/>
+          <w:sz w:val="32"/>
+          <w:szCs w:val="32"/>
+        </w:rPr>
+        <w:t>s</w:t>
+      </w:r>
+      <w:r>
+        <w:rPr>
+          <w:i/>
+          <w:sz w:val="32"/>
+          <w:szCs w:val="32"/>
+        </w:rPr>
+        <w:t>v</w:t>
+      </w:r>
+      <w:r>
+        <w:rPr>
+          <w:i/>
+          <w:sz w:val="32"/>
+          <w:szCs w:val="32"/>
+          <w:vertAlign w:val="subscript"/>
+        </w:rPr>
+        <w:t>x</w:t>
+      </w:r>
+      <w:r>
+        <w:rPr>
+          <w:sz w:val="32"/>
+          <w:szCs w:val="32"/>
+        </w:rPr>
+        <w:t xml:space="preserve"> and</w:t>
+      </w:r>
+      <w:r>
+        <w:rPr>
+          <w:color w:val="FFFFFF" w:themeColor="background1"/>
+          <w:sz w:val="32"/>
+          <w:szCs w:val="32"/>
+        </w:rPr>
+        <w:t>s</w:t>
+      </w:r>
+      <w:r>
+        <w:rPr>
+          <w:i/>
+          <w:sz w:val="32"/>
+          <w:szCs w:val="32"/>
+        </w:rPr>
+        <w:t>v</w:t>
+      </w:r>
+      <w:r>
+        <w:rPr>
+          <w:i/>
+          <w:sz w:val="32"/>
+          <w:szCs w:val="32"/>
+          <w:vertAlign w:val="subscript"/>
+        </w:rPr>
+        <w:t>y</w:t>
+      </w:r>
+      <w:r>
+        <w:rPr>
+          <w:sz w:val="32"/>
+          <w:szCs w:val="32"/>
+        </w:rPr>
+        <w:t xml:space="preserve"> </w:t>
+      </w:r>
+      <w:r>
+        <w:rPr>
+          <w:sz w:val="32"/>
+          <w:szCs w:val="32"/>
+        </w:rPr>
+        <w:t>are the</w:t>
+      </w:r>
+      <w:r>
+        <w:rPr>
+          <w:color w:val="FFFFFF" w:themeColor="background1"/>
+          <w:sz w:val="32"/>
+          <w:szCs w:val="32"/>
+        </w:rPr>
+        <w:t>s</w:t>
+      </w:r>
+      <w:r>
+        <w:rPr>
+          <w:i/>
+          <w:sz w:val="32"/>
+          <w:szCs w:val="32"/>
+        </w:rPr>
+        <w:t>x</w:t>
+      </w:r>
+      <w:r>
+        <w:rPr>
+          <w:sz w:val="32"/>
+          <w:szCs w:val="32"/>
+        </w:rPr>
+        <w:t>- and</w:t>
+      </w:r>
+      <w:r>
+        <w:rPr>
+          <w:color w:val="FFFFFF" w:themeColor="background1"/>
+          <w:sz w:val="32"/>
+          <w:szCs w:val="32"/>
+        </w:rPr>
+        <w:t>s</w:t>
+      </w:r>
+      <w:r>
+        <w:rPr>
+          <w:i/>
+          <w:sz w:val="32"/>
+          <w:szCs w:val="32"/>
+        </w:rPr>
+        <w:t>y</w:t>
+      </w:r>
+      <w:r>
+        <w:rPr>
+          <w:sz w:val="32"/>
+          <w:szCs w:val="32"/>
+        </w:rPr>
+        <w:t>-compone</w:t>
+      </w:r>
+      <w:r>
+        <w:rPr>
+          <w:sz w:val="32"/>
+          <w:szCs w:val="32"/>
+        </w:rPr>
+        <w:t>nts of the velocity vector, and</w:t>
+      </w:r>
+      <w:r>
+        <w:rPr>
+          <w:color w:val="FFFFFF" w:themeColor="background1"/>
+          <w:sz w:val="32"/>
+          <w:szCs w:val="32"/>
+        </w:rPr>
+        <w:t>s</w:t>
+      </w:r>
+      <w:r>
+        <w:rPr>
+          <w:i/>
+          <w:sz w:val="32"/>
+          <w:szCs w:val="32"/>
+        </w:rPr>
+        <w:t>p</w:t>
+      </w:r>
+      <w:r>
+        <w:rPr>
+          <w:sz w:val="32"/>
+          <w:szCs w:val="32"/>
+        </w:rPr>
+        <w:t xml:space="preserve"> is the pressure. The first two equations are versions of Newton’s Second Law (F=ma) for a fluid. The third equation ensures that mass is conserved. </w:t>
+      </w:r>
+    </w:p>
+    <w:p>
+      <w:pPr>
+        <w:spacing w:after="0"/>
+        <w:rPr>
+          <w:sz w:val="32"/>
+          <w:szCs w:val="32"/>
+        </w:rPr>
+      </w:pPr>
+    </w:p>
+    <w:p>
+      <w:pPr>
+        <w:spacing w:after="0"/>
+        <w:rPr>
+          <w:sz w:val="32"/>
+          <w:szCs w:val="32"/>
+        </w:rPr>
+      </w:pPr>
+      <w:r>
+        <w:rPr>
+          <w:sz w:val="32"/>
+          <w:szCs w:val="32"/>
+        </w:rPr>
+        <w:t xml:space="preserve">These equations are said to be nonlinear because the second and third terms on the right-hand sides of the first and second equations consist of the product of a velocity component and a derivative of a velocity component.  </w:t>
+      </w:r>
+    </w:p>
+    <w:p>
+      <w:pPr>
+        <w:spacing w:after="0"/>
+        <w:rPr>
+          <w:sz w:val="32"/>
+          <w:szCs w:val="32"/>
+        </w:rPr>
+      </w:pPr>
+    </w:p>
+    <w:p>
+      <w:pPr>
+        <w:spacing w:after="0"/>
+        <w:rPr>
+          <w:sz w:val="32"/>
+          <w:szCs w:val="32"/>
+        </w:rPr>
+      </w:pPr>
+      <w:r>
+        <w:rPr>
+          <w:sz w:val="32"/>
+          <w:szCs w:val="32"/>
+        </w:rPr>
+        <w:t xml:space="preserve">These equations </w:t>
+      </w:r>
+      <w:r>
+        <w:rPr>
+          <w:sz w:val="32"/>
+          <w:szCs w:val="32"/>
+        </w:rPr>
+        <w:t xml:space="preserve">and their generalizations to three-dimensions and to compressible and variable-density flows </w:t>
+      </w:r>
+      <w:r>
+        <w:rPr>
+          <w:sz w:val="32"/>
+          <w:szCs w:val="32"/>
+        </w:rPr>
+        <w:t>govern m</w:t>
+      </w:r>
+      <w:r>
+        <w:rPr>
+          <w:sz w:val="32"/>
+          <w:szCs w:val="32"/>
+        </w:rPr>
+        <w:t>any important fluid flows</w:t>
+      </w:r>
+      <w:r>
+        <w:rPr>
+          <w:sz w:val="32"/>
+          <w:szCs w:val="32"/>
+        </w:rPr>
+        <w:t>;</w:t>
+      </w:r>
+      <w:r>
+        <w:rPr>
+          <w:sz w:val="32"/>
+          <w:szCs w:val="32"/>
+        </w:rPr>
+        <w:t xml:space="preserve"> f</w:t>
+      </w:r>
+      <w:r>
+        <w:rPr>
+          <w:sz w:val="32"/>
+          <w:szCs w:val="32"/>
+        </w:rPr>
+        <w:t>rom modeling airflow over an aircraft, to flow of water through a pipe</w:t>
+      </w:r>
+      <w:r>
+        <w:rPr>
+          <w:sz w:val="32"/>
+          <w:szCs w:val="32"/>
+        </w:rPr>
+        <w:t>,</w:t>
+      </w:r>
+      <w:r>
+        <w:rPr>
+          <w:sz w:val="32"/>
+          <w:szCs w:val="32"/>
+        </w:rPr>
+        <w:t xml:space="preserve"> and predicting the weather, and</w:t>
+      </w:r>
+      <w:r>
+        <w:rPr>
+          <w:sz w:val="32"/>
+          <w:szCs w:val="32"/>
+        </w:rPr>
+        <w:t xml:space="preserve"> are notoriously difficult to solve. In fact, in their full form, </w:t>
+      </w:r>
+      <w:r>
+        <w:rPr>
+          <w:sz w:val="32"/>
+          <w:szCs w:val="32"/>
+        </w:rPr>
+        <w:t>exact solutions are rarely possible, and t</w:t>
+      </w:r>
+      <w:r>
+        <w:rPr>
+          <w:sz w:val="32"/>
+          <w:szCs w:val="32"/>
+        </w:rPr>
+        <w:t>he</w:t>
+      </w:r>
+      <w:r>
+        <w:rPr>
+          <w:sz w:val="32"/>
+          <w:szCs w:val="32"/>
+        </w:rPr>
+        <w:t xml:space="preserve"> most common way to obtain approximate solutions to these</w:t>
+      </w:r>
+      <w:r>
+        <w:rPr>
+          <w:sz w:val="32"/>
+          <w:szCs w:val="32"/>
+        </w:rPr>
+        <w:t xml:space="preserve"> </w:t>
+      </w:r>
       <w:r>
         <w:rPr>
           <w:sz w:val="32"/>
           <w:szCs w:val="32"/>
         </w:rPr>
         <w:lastRenderedPageBreak/>
-        <w:t>Here,</w:t>
-      </w:r>
-      <w:r>
-        <w:rPr>
-          <w:sz w:val="32"/>
-          <w:szCs w:val="32"/>
-        </w:rPr>
-        <w:t xml:space="preserve"> </w:t>
-      </w:r>
-      <w:r>
-        <w:rPr>
-          <w:sz w:val="32"/>
-          <w:szCs w:val="32"/>
-        </w:rPr>
-        <w:t xml:space="preserve"> </w:t>
-      </w:r>
-      <w:r>
-        <w:rPr>
-          <w:i/>
-          <w:sz w:val="32"/>
-          <w:szCs w:val="32"/>
-        </w:rPr>
-        <w:t>t</w:t>
-      </w:r>
-      <w:r>
-        <w:rPr>
-          <w:sz w:val="32"/>
-          <w:szCs w:val="32"/>
-        </w:rPr>
-        <w:t xml:space="preserve">, </w:t>
-      </w:r>
-      <w:r>
-        <w:rPr>
-          <w:sz w:val="32"/>
-          <w:szCs w:val="32"/>
-        </w:rPr>
-        <w:t xml:space="preserve"> </w:t>
-      </w:r>
-      <w:r>
-        <w:rPr>
-          <w:i/>
-          <w:sz w:val="32"/>
-          <w:szCs w:val="32"/>
-        </w:rPr>
-        <w:t>x</w:t>
-      </w:r>
-      <w:r>
-        <w:rPr>
-          <w:sz w:val="32"/>
-          <w:szCs w:val="32"/>
-        </w:rPr>
-        <w:t xml:space="preserve">, and </w:t>
-      </w:r>
-      <w:r>
-        <w:rPr>
-          <w:sz w:val="32"/>
-          <w:szCs w:val="32"/>
-        </w:rPr>
-        <w:t xml:space="preserve"> </w:t>
-      </w:r>
-      <w:r>
-        <w:rPr>
-          <w:i/>
-          <w:sz w:val="32"/>
-          <w:szCs w:val="32"/>
-        </w:rPr>
-        <w:t>y</w:t>
-      </w:r>
-      <w:r>
-        <w:rPr>
-          <w:sz w:val="32"/>
-          <w:szCs w:val="32"/>
-        </w:rPr>
-        <w:t xml:space="preserve">  are the time and the </w:t>
-      </w:r>
-      <w:r>
-        <w:rPr>
-          <w:sz w:val="32"/>
-          <w:szCs w:val="32"/>
-        </w:rPr>
-        <w:t xml:space="preserve"> </w:t>
-      </w:r>
-      <w:r>
-        <w:rPr>
-          <w:i/>
-          <w:sz w:val="32"/>
-          <w:szCs w:val="32"/>
-        </w:rPr>
-        <w:t>x</w:t>
-      </w:r>
-      <w:r>
-        <w:rPr>
-          <w:i/>
-          <w:sz w:val="32"/>
-          <w:szCs w:val="32"/>
-        </w:rPr>
-        <w:t>-</w:t>
-      </w:r>
-      <w:r>
-        <w:rPr>
-          <w:sz w:val="32"/>
-          <w:szCs w:val="32"/>
-        </w:rPr>
-        <w:t xml:space="preserve"> and </w:t>
-      </w:r>
-      <w:r>
-        <w:rPr>
-          <w:sz w:val="32"/>
-          <w:szCs w:val="32"/>
-        </w:rPr>
-        <w:t xml:space="preserve"> </w:t>
-      </w:r>
-      <w:r>
-        <w:rPr>
-          <w:i/>
-          <w:sz w:val="32"/>
-          <w:szCs w:val="32"/>
-        </w:rPr>
-        <w:t>y-</w:t>
-      </w:r>
-      <w:r>
-        <w:rPr>
-          <w:sz w:val="32"/>
-          <w:szCs w:val="32"/>
-        </w:rPr>
-        <w:t>coordinates,</w:t>
-      </w:r>
-      <w:r>
-        <w:rPr>
-          <w:sz w:val="32"/>
-          <w:szCs w:val="32"/>
-        </w:rPr>
-        <w:t xml:space="preserve"> </w:t>
-      </w:r>
-      <w:r>
-        <w:rPr>
-          <w:sz w:val="32"/>
-          <w:szCs w:val="32"/>
-        </w:rPr>
-        <w:t xml:space="preserve"> </w:t>
-      </w:r>
-      <w:proofErr w:type="spellStart"/>
-      <w:r>
-        <w:rPr>
-          <w:i/>
-          <w:sz w:val="32"/>
-          <w:szCs w:val="32"/>
-        </w:rPr>
-        <w:t>v</w:t>
-      </w:r>
-      <w:r>
-        <w:rPr>
-          <w:i/>
-          <w:sz w:val="32"/>
-          <w:szCs w:val="32"/>
-          <w:vertAlign w:val="subscript"/>
-        </w:rPr>
-        <w:t>x</w:t>
-      </w:r>
-      <w:proofErr w:type="spellEnd"/>
-      <w:r>
-        <w:rPr>
-          <w:sz w:val="32"/>
-          <w:szCs w:val="32"/>
-        </w:rPr>
-        <w:t xml:space="preserve"> and </w:t>
-      </w:r>
-      <w:r>
-        <w:rPr>
-          <w:sz w:val="32"/>
-          <w:szCs w:val="32"/>
-        </w:rPr>
-        <w:t xml:space="preserve"> </w:t>
-      </w:r>
-      <w:proofErr w:type="spellStart"/>
-      <w:r>
-        <w:rPr>
-          <w:i/>
-          <w:sz w:val="32"/>
-          <w:szCs w:val="32"/>
-        </w:rPr>
-        <w:t>v</w:t>
-      </w:r>
-      <w:r>
-        <w:rPr>
-          <w:i/>
-          <w:sz w:val="32"/>
-          <w:szCs w:val="32"/>
-          <w:vertAlign w:val="subscript"/>
-        </w:rPr>
-        <w:t>y</w:t>
-      </w:r>
-      <w:proofErr w:type="spellEnd"/>
-      <w:r>
-        <w:rPr>
-          <w:sz w:val="32"/>
-          <w:szCs w:val="32"/>
-        </w:rPr>
-        <w:t xml:space="preserve"> </w:t>
-      </w:r>
-      <w:r>
-        <w:rPr>
-          <w:sz w:val="32"/>
-          <w:szCs w:val="32"/>
-        </w:rPr>
-        <w:t xml:space="preserve">are the </w:t>
-      </w:r>
-      <w:r>
-        <w:rPr>
-          <w:sz w:val="32"/>
-          <w:szCs w:val="32"/>
-        </w:rPr>
-        <w:t xml:space="preserve"> </w:t>
-      </w:r>
-      <w:r>
-        <w:rPr>
-          <w:i/>
-          <w:sz w:val="32"/>
-          <w:szCs w:val="32"/>
-        </w:rPr>
-        <w:t>x</w:t>
-      </w:r>
-      <w:r>
-        <w:rPr>
-          <w:sz w:val="32"/>
-          <w:szCs w:val="32"/>
-        </w:rPr>
-        <w:t xml:space="preserve">- and </w:t>
-      </w:r>
-      <w:r>
-        <w:rPr>
-          <w:sz w:val="32"/>
-          <w:szCs w:val="32"/>
-        </w:rPr>
-        <w:t xml:space="preserve"> </w:t>
-      </w:r>
-      <w:r>
-        <w:rPr>
-          <w:i/>
-          <w:sz w:val="32"/>
-          <w:szCs w:val="32"/>
-        </w:rPr>
-        <w:t>y</w:t>
-      </w:r>
-      <w:r>
-        <w:rPr>
-          <w:sz w:val="32"/>
-          <w:szCs w:val="32"/>
-        </w:rPr>
-        <w:t xml:space="preserve">-components of the velocity vector, and </w:t>
-      </w:r>
-      <w:r>
-        <w:rPr>
-          <w:sz w:val="32"/>
-          <w:szCs w:val="32"/>
-        </w:rPr>
-        <w:t xml:space="preserve"> </w:t>
-      </w:r>
-      <w:r>
-        <w:rPr>
-          <w:i/>
-          <w:sz w:val="32"/>
-          <w:szCs w:val="32"/>
-        </w:rPr>
-        <w:t>p</w:t>
-      </w:r>
-      <w:r>
-        <w:rPr>
-          <w:sz w:val="32"/>
-          <w:szCs w:val="32"/>
-        </w:rPr>
-        <w:t xml:space="preserve"> is the pressure. The first two equations are versions of Newton’s Second Law (F=ma) for a fluid. The third equation ensures that mass is conserved. </w:t>
-      </w:r>
-    </w:p>
-    <w:p>
-      <w:pPr>
-        <w:spacing w:after="0"/>
-        <w:rPr>
-          <w:sz w:val="32"/>
-          <w:szCs w:val="32"/>
-        </w:rPr>
-      </w:pPr>
-    </w:p>
-    <w:p>
-      <w:pPr>
-        <w:spacing w:after="0"/>
-        <w:rPr>
-          <w:sz w:val="32"/>
-          <w:szCs w:val="32"/>
-        </w:rPr>
-      </w:pPr>
-      <w:r>
-        <w:rPr>
-          <w:sz w:val="32"/>
-          <w:szCs w:val="32"/>
-        </w:rPr>
-        <w:t xml:space="preserve">These equations are said to be nonlinear because the second and third terms on the right-hand sides of the first and second equations consist of the product of a velocity component and a derivative of a velocity component.  </w:t>
-      </w:r>
-    </w:p>
-    <w:p>
-      <w:pPr>
-        <w:spacing w:after="0"/>
-        <w:rPr>
-          <w:sz w:val="32"/>
-          <w:szCs w:val="32"/>
-        </w:rPr>
-      </w:pPr>
-    </w:p>
-    <w:p>
-      <w:pPr>
-        <w:spacing w:after="0"/>
-        <w:rPr>
-          <w:sz w:val="32"/>
-          <w:szCs w:val="32"/>
-        </w:rPr>
-      </w:pPr>
-      <w:r>
-        <w:rPr>
-          <w:sz w:val="32"/>
-          <w:szCs w:val="32"/>
-        </w:rPr>
-        <w:t xml:space="preserve">These equations </w:t>
-      </w:r>
-      <w:r>
-        <w:rPr>
-          <w:sz w:val="32"/>
-          <w:szCs w:val="32"/>
-        </w:rPr>
-        <w:t xml:space="preserve">and their generalizations to three-dimensions and to compressible and variable-density flows </w:t>
-      </w:r>
-      <w:r>
-        <w:rPr>
-          <w:sz w:val="32"/>
-          <w:szCs w:val="32"/>
-        </w:rPr>
-        <w:t>govern m</w:t>
-      </w:r>
-      <w:r>
-        <w:rPr>
-          <w:sz w:val="32"/>
-          <w:szCs w:val="32"/>
-        </w:rPr>
-        <w:t>any important fluid flows</w:t>
-      </w:r>
-      <w:r>
-        <w:rPr>
-          <w:sz w:val="32"/>
-          <w:szCs w:val="32"/>
-        </w:rPr>
-        <w:t>;</w:t>
-      </w:r>
-      <w:r>
-        <w:rPr>
-          <w:sz w:val="32"/>
-          <w:szCs w:val="32"/>
-        </w:rPr>
-        <w:t xml:space="preserve"> f</w:t>
-      </w:r>
-      <w:r>
-        <w:rPr>
-          <w:sz w:val="32"/>
-          <w:szCs w:val="32"/>
-        </w:rPr>
-        <w:t>rom modeling airflow over an aircraft, to flow of water through a pipe</w:t>
-      </w:r>
-      <w:r>
-        <w:rPr>
-          <w:sz w:val="32"/>
-          <w:szCs w:val="32"/>
-        </w:rPr>
-        <w:t>,</w:t>
-      </w:r>
-      <w:r>
-        <w:rPr>
-          <w:sz w:val="32"/>
-          <w:szCs w:val="32"/>
-        </w:rPr>
-        <w:t xml:space="preserve"> and predicting the weather, and</w:t>
-      </w:r>
-      <w:r>
-        <w:rPr>
-          <w:sz w:val="32"/>
-          <w:szCs w:val="32"/>
-        </w:rPr>
-        <w:t xml:space="preserve"> are notoriously difficult to solve. In fact, in their full form, </w:t>
-      </w:r>
-      <w:r>
-        <w:rPr>
-          <w:sz w:val="32"/>
-          <w:szCs w:val="32"/>
-        </w:rPr>
-        <w:t>exact solutions are rarely possible, and t</w:t>
-      </w:r>
-      <w:r>
-        <w:rPr>
-          <w:sz w:val="32"/>
-          <w:szCs w:val="32"/>
-        </w:rPr>
-        <w:t>he</w:t>
-      </w:r>
-      <w:r>
-        <w:rPr>
-          <w:sz w:val="32"/>
-          <w:szCs w:val="32"/>
-        </w:rPr>
-        <w:t xml:space="preserve"> most common way to obtain approximate solutions to these</w:t>
-      </w:r>
-      <w:r>
-        <w:rPr>
-          <w:sz w:val="32"/>
-          <w:szCs w:val="32"/>
-        </w:rPr>
-        <w:t xml:space="preserve"> equations is to use specialized </w:t>
+        <w:t xml:space="preserve">equations is to use specialized </w:t>
       </w:r>
       <w:r>
         <w:rPr>
@@ -818,6 +929,15 @@
     <w:p>
       <w:pPr>
         <w:spacing w:after="0"/>
+        <w:jc w:val="center"/>
+      </w:pPr>
+      <w:r>
+        <w:t>(Image Credit: SDSC)</w:t>
+      </w:r>
+    </w:p>
+    <w:p>
+      <w:pPr>
+        <w:spacing w:after="0"/>
         <w:rPr>
           <w:sz w:val="32"/>
           <w:szCs w:val="32"/>
@@ -928,15 +1048,7 @@
           <w:sz w:val="32"/>
           <w:szCs w:val="32"/>
         </w:rPr>
-        <w:t xml:space="preserve"> is capable at peak </w:t>
-      </w:r>
-      <w:r>
-        <w:rPr>
-          <w:sz w:val="32"/>
-          <w:szCs w:val="32"/>
-        </w:rPr>
-        <w:lastRenderedPageBreak/>
-        <w:t>performance of ~2 Petaflops or ~2,000,000,000,000,000 float</w:t>
+        <w:t xml:space="preserve"> is capable at peak performance of ~2 Petaflops or ~2,000,000,000,000,000 float</w:t>
       </w:r>
       <w:r>
         <w:rPr>
@@ -1144,7 +1256,15 @@
           <w:sz w:val="32"/>
           <w:szCs w:val="32"/>
         </w:rPr>
-        <w:t xml:space="preserve">. For the Navier-Stokes equations and other nonlinear systems, this is normally done </w:t>
+        <w:t xml:space="preserve">. For the Navier-Stokes </w:t>
+      </w:r>
+      <w:r>
+        <w:rPr>
+          <w:sz w:val="32"/>
+          <w:szCs w:val="32"/>
+        </w:rPr>
+        <w:lastRenderedPageBreak/>
+        <w:t xml:space="preserve">equations and other nonlinear systems, this is normally done </w:t>
       </w:r>
       <w:r>
         <w:rPr>
@@ -1295,57 +1415,28 @@
           <w:sz w:val="32"/>
           <w:szCs w:val="32"/>
         </w:rPr>
-        <w:t>The following video is an example of a “good” numerical simulation to the Navier-Stokes equations for the flow past a fixed square cylinder.</w:t>
-      </w:r>
-    </w:p>
-    <w:p>
-      <w:pPr>
-        <w:spacing w:after="0"/>
-        <w:rPr>
-          <w:sz w:val="32"/>
-          <w:szCs w:val="32"/>
-        </w:rPr>
-      </w:pPr>
-    </w:p>
-    <w:p>
-      <w:pPr>
-        <w:spacing w:after="0"/>
-        <w:rPr>
-          <w:sz w:val="32"/>
-          <w:szCs w:val="32"/>
-        </w:rPr>
-      </w:pPr>
-      <w:r>
-        <w:rPr>
-          <w:sz w:val="32"/>
-          <w:szCs w:val="32"/>
-        </w:rPr>
-        <w:t>(Example Video)</w:t>
-      </w:r>
-    </w:p>
-    <w:p>
-      <w:pPr>
-        <w:spacing w:after="0"/>
-        <w:rPr>
-          <w:sz w:val="32"/>
-          <w:szCs w:val="32"/>
-        </w:rPr>
-      </w:pPr>
-    </w:p>
-    <w:p>
-      <w:pPr>
-        <w:spacing w:after="0"/>
-        <w:rPr>
-          <w:sz w:val="32"/>
-          <w:szCs w:val="32"/>
-        </w:rPr>
-      </w:pPr>
-      <w:r>
-        <w:rPr>
-          <w:sz w:val="32"/>
-          <w:szCs w:val="32"/>
-        </w:rPr>
-        <w:t>In this video,</w:t>
+        <w:t>In the</w:t>
+      </w:r>
+      <w:r>
+        <w:rPr>
+          <w:sz w:val="32"/>
+          <w:szCs w:val="32"/>
+        </w:rPr>
+        <w:t xml:space="preserve"> </w:t>
+      </w:r>
+      <w:r>
+        <w:rPr>
+          <w:sz w:val="32"/>
+          <w:szCs w:val="32"/>
+        </w:rPr>
+        <w:t>videos of the simulations you submit</w:t>
+      </w:r>
+      <w:r>
+        <w:rPr>
+          <w:sz w:val="32"/>
+          <w:szCs w:val="32"/>
+        </w:rPr>
+        <w:t>,</w:t>
       </w:r>
       <w:r>
         <w:rPr>
@@ -1371,15 +1462,12 @@
           <w:szCs w:val="32"/>
         </w:rPr>
       </w:pPr>
-      <w:bookmarkStart w:id="0" w:name="_GoBack"/>
-      <w:bookmarkEnd w:id="0"/>
       <w:r>
         <w:rPr>
           <w:noProof/>
           <w:sz w:val="32"/>
           <w:szCs w:val="32"/>
         </w:rPr>
-        <w:lastRenderedPageBreak/>
         <w:drawing>
           <wp:inline distT="0" distB="0" distL="0" distR="0">
             <wp:extent cx="2949196" cy="495343"/>
@@ -1458,17 +1546,98 @@
     <w:p>
       <w:pPr>
         <w:spacing w:after="0"/>
-        <w:rPr>
-          <w:sz w:val="32"/>
-          <w:szCs w:val="32"/>
-        </w:rPr>
-      </w:pPr>
-      <w:r>
-        <w:rPr>
-          <w:sz w:val="32"/>
-          <w:szCs w:val="32"/>
-        </w:rPr>
-        <w:t xml:space="preserve">The approximate numerical solution shown in the video above was obtained by integrating the two-dimensional Navier-Stokes equations, beginning with initial conditions at time </w:t>
+        <w:jc w:val="center"/>
+        <w:rPr>
+          <w:sz w:val="32"/>
+          <w:szCs w:val="32"/>
+        </w:rPr>
+      </w:pPr>
+      <w:r>
+        <w:rPr>
+          <w:noProof/>
+          <w:sz w:val="32"/>
+          <w:szCs w:val="32"/>
+        </w:rPr>
+        <w:drawing>
+          <wp:inline distT="0" distB="0" distL="0" distR="0">
+            <wp:extent cx="4996145" cy="1851660"/>
+            <wp:effectExtent l="0" t="0" r="0" b="0"/>
+            <wp:docPr id="4" name="Picture 4"/>
+            <wp:cNvGraphicFramePr>
+              <a:graphicFrameLocks xmlns:a="http://schemas.openxmlformats.org/drawingml/2006/main" noChangeAspect="1"/>
+            </wp:cNvGraphicFramePr>
+            <a:graphic xmlns:a="http://schemas.openxmlformats.org/drawingml/2006/main">
+              <a:graphicData uri="http://schemas.openxmlformats.org/drawingml/2006/picture">
+                <pic:pic xmlns:pic="http://schemas.openxmlformats.org/drawingml/2006/picture">
+                  <pic:nvPicPr>
+                    <pic:cNvPr id="4" name="Untitled.png"/>
+                    <pic:cNvPicPr/>
+                  </pic:nvPicPr>
+                  <pic:blipFill>
+                    <a:blip r:embed="rId9">
+                      <a:extLst>
+                        <a:ext uri="{28A0092B-C50C-407E-A947-70E740481C1C}">
+                          <a14:useLocalDpi xmlns:a14="http://schemas.microsoft.com/office/drawing/2010/main" val="0"/>
+                        </a:ext>
+                      </a:extLst>
+                    </a:blip>
+                    <a:stretch>
+                      <a:fillRect/>
+                    </a:stretch>
+                  </pic:blipFill>
+                  <pic:spPr>
+                    <a:xfrm>
+                      <a:off x="0" y="0"/>
+                      <a:ext cx="5021541" cy="1861072"/>
+                    </a:xfrm>
+                    <a:prstGeom prst="rect">
+                      <a:avLst/>
+                    </a:prstGeom>
+                  </pic:spPr>
+                </pic:pic>
+              </a:graphicData>
+            </a:graphic>
+          </wp:inline>
+        </w:drawing>
+      </w:r>
+    </w:p>
+    <w:p>
+      <w:pPr>
+        <w:spacing w:after="0"/>
+        <w:rPr>
+          <w:sz w:val="32"/>
+          <w:szCs w:val="32"/>
+        </w:rPr>
+      </w:pPr>
+    </w:p>
+    <w:p>
+      <w:pPr>
+        <w:spacing w:after="0"/>
+        <w:rPr>
+          <w:sz w:val="32"/>
+          <w:szCs w:val="32"/>
+        </w:rPr>
+      </w:pPr>
+      <w:r>
+        <w:rPr>
+          <w:sz w:val="32"/>
+          <w:szCs w:val="32"/>
+        </w:rPr>
+        <w:t>The approximate numerical so</w:t>
+      </w:r>
+      <w:r>
+        <w:rPr>
+          <w:sz w:val="32"/>
+          <w:szCs w:val="32"/>
+        </w:rPr>
+        <w:t>lution shown in these simulations is</w:t>
+      </w:r>
+      <w:r>
+        <w:rPr>
+          <w:sz w:val="32"/>
+          <w:szCs w:val="32"/>
+        </w:rPr>
+        <w:t xml:space="preserve"> obtained by integrating the two-dimensional Navier-Stokes equations, beginning with initial conditions at time </w:t>
       </w:r>
       <w:r>
         <w:rPr>
@@ -1483,7 +1652,15 @@
           <w:sz w:val="32"/>
           <w:szCs w:val="32"/>
         </w:rPr>
-        <w:t xml:space="preserve">=0. The algorithm used by Nek5000 advances the approximate numerical solution from one time step to the next by a process which approximates the partial differential equations by a large system of nonlinear algebraic equations. This process, known as spatial and temporal discretization, involves breaking up a spatial domain into a large number of </w:t>
+        <w:t xml:space="preserve">=0. The algorithm used by Nek5000 advances the approximate numerical solution from one time step to the next by a process which approximates the partial </w:t>
+      </w:r>
+      <w:r>
+        <w:rPr>
+          <w:sz w:val="32"/>
+          <w:szCs w:val="32"/>
+        </w:rPr>
+        <w:lastRenderedPageBreak/>
+        <w:t xml:space="preserve">differential equations by a large system of nonlinear algebraic equations. This process, known as spatial and temporal discretization, involves breaking up a spatial domain into a large number of </w:t>
       </w:r>
       <w:r>
         <w:rPr>
@@ -1559,7 +1736,22 @@
           <w:sz w:val="32"/>
           <w:szCs w:val="32"/>
         </w:rPr>
-        <w:t xml:space="preserve">Temporal discretization normally involves selecting a </w:t>
+        <w:t>Temporal discretizatio</w:t>
+      </w:r>
+      <w:r>
+        <w:rPr>
+          <w:sz w:val="32"/>
+          <w:szCs w:val="32"/>
+        </w:rPr>
+        <w:t>n normally involves selecting a</w:t>
+      </w:r>
+      <w:r>
+        <w:rPr>
+          <w:color w:val="FFFFFF" w:themeColor="background1"/>
+          <w:sz w:val="32"/>
+          <w:szCs w:val="32"/>
+        </w:rPr>
+        <w:t>s</w:t>
       </w:r>
       <w:r>
         <w:rPr>
@@ -1681,31 +1873,6 @@
           <w:szCs w:val="32"/>
         </w:rPr>
       </w:pPr>
-    </w:p>
-    <w:p>
-      <w:pPr>
-        <w:pStyle w:val="ListParagraph"/>
-        <w:spacing w:after="0"/>
-        <w:ind w:left="1080"/>
-        <w:rPr>
-          <w:sz w:val="32"/>
-          <w:szCs w:val="32"/>
-        </w:rPr>
-      </w:pPr>
-      <w:r>
-        <w:rPr>
-          <w:sz w:val="32"/>
-          <w:szCs w:val="32"/>
-        </w:rPr>
-        <w:t>(Example video of too large step size)</w:t>
-      </w:r>
-      <w:r>
-        <w:rPr>
-          <w:sz w:val="32"/>
-          <w:szCs w:val="32"/>
-        </w:rPr>
-        <w:t xml:space="preserve"> </w:t>
-      </w:r>
     </w:p>
     <w:p>
       <w:pPr>
@@ -1734,7 +1901,6 @@
           <w:sz w:val="32"/>
           <w:szCs w:val="32"/>
         </w:rPr>
-        <w:lastRenderedPageBreak/>
         <w:t>Spatial discretization is normally accomplished by establishing either a) a “</w:t>
       </w:r>
       <w:r>
@@ -1818,7 +1984,15 @@
           <w:sz w:val="32"/>
           <w:szCs w:val="32"/>
         </w:rPr>
-        <w:t xml:space="preserve">When the computational domain (an area in 2-D or a volume in 3-D) is finite (e.g., inside a room, inside the human circulatory system), boundary conditions are applied on physical boundaries, such as a wall. </w:t>
+        <w:t xml:space="preserve">When the computational domain (an area in 2-D or a volume in 3-D) is finite (e.g., inside a room, inside the human circulatory </w:t>
+      </w:r>
+      <w:r>
+        <w:rPr>
+          <w:sz w:val="32"/>
+          <w:szCs w:val="32"/>
+        </w:rPr>
+        <w:lastRenderedPageBreak/>
+        <w:t xml:space="preserve">system), boundary conditions are applied on physical boundaries, such as a wall. </w:t>
       </w:r>
       <w:r>
         <w:rPr>
@@ -1863,6 +2037,72 @@
       </w:r>
       <w:r>
         <w:rPr>
+          <w:color w:val="FFFFFF" w:themeColor="background1"/>
+          <w:sz w:val="32"/>
+          <w:szCs w:val="32"/>
+        </w:rPr>
+        <w:t>s</w:t>
+      </w:r>
+      <w:r>
+        <w:rPr>
+          <w:sz w:val="32"/>
+          <w:szCs w:val="32"/>
+          <w:u w:val="single"/>
+        </w:rPr>
+        <w:t>d</w:t>
+      </w:r>
+      <w:r>
+        <w:rPr>
+          <w:sz w:val="32"/>
+          <w:szCs w:val="32"/>
+          <w:u w:val="single"/>
+        </w:rPr>
+        <w:t>omain size</w:t>
+      </w:r>
+      <w:r>
+        <w:rPr>
+          <w:sz w:val="32"/>
+          <w:szCs w:val="32"/>
+        </w:rPr>
+        <w:t xml:space="preserve"> affects the computation as follows. When t</w:t>
+      </w:r>
+      <w:r>
+        <w:rPr>
+          <w:sz w:val="32"/>
+          <w:szCs w:val="32"/>
+        </w:rPr>
+        <w:t xml:space="preserve">he </w:t>
+      </w:r>
+      <w:r>
+        <w:rPr>
+          <w:sz w:val="32"/>
+          <w:szCs w:val="32"/>
+        </w:rPr>
+        <w:t>domain is too large, either unnecessary mesh elements or grid points will be needed</w:t>
+      </w:r>
+      <w:r>
+        <w:rPr>
+          <w:sz w:val="32"/>
+          <w:szCs w:val="32"/>
+        </w:rPr>
+        <w:t xml:space="preserve"> (resulting in excessive computational burden)</w:t>
+      </w:r>
+      <w:r>
+        <w:rPr>
+          <w:sz w:val="32"/>
+          <w:szCs w:val="32"/>
+        </w:rPr>
+        <w:t xml:space="preserve">, or </w:t>
+      </w:r>
+      <w:r>
+        <w:rPr>
+          <w:sz w:val="32"/>
+          <w:szCs w:val="32"/>
+        </w:rPr>
+        <w:t>the mesh/grid will be too coarse in some areas.</w:t>
+      </w:r>
+      <w:r>
+        <w:rPr>
           <w:sz w:val="32"/>
           <w:szCs w:val="32"/>
         </w:rPr>
@@ -1872,81 +2112,8 @@
         <w:rPr>
           <w:sz w:val="32"/>
           <w:szCs w:val="32"/>
-          <w:u w:val="single"/>
-        </w:rPr>
-        <w:t>d</w:t>
-      </w:r>
-      <w:r>
-        <w:rPr>
-          <w:sz w:val="32"/>
-          <w:szCs w:val="32"/>
-          <w:u w:val="single"/>
-        </w:rPr>
-        <w:t>omain size</w:t>
-      </w:r>
-      <w:r>
-        <w:rPr>
-          <w:sz w:val="32"/>
-          <w:szCs w:val="32"/>
-        </w:rPr>
-        <w:t xml:space="preserve"> affects the computation as follows. When t</w:t>
-      </w:r>
-      <w:r>
-        <w:rPr>
-          <w:sz w:val="32"/>
-          <w:szCs w:val="32"/>
-        </w:rPr>
-        <w:t xml:space="preserve">he </w:t>
-      </w:r>
-      <w:r>
-        <w:rPr>
-          <w:sz w:val="32"/>
-          <w:szCs w:val="32"/>
-        </w:rPr>
-        <w:t>domain is too large, either unnecessary mesh elements or grid points will be needed</w:t>
-      </w:r>
-      <w:r>
-        <w:rPr>
-          <w:sz w:val="32"/>
-          <w:szCs w:val="32"/>
-        </w:rPr>
-        <w:t xml:space="preserve"> (resulting in excessive computational burden)</w:t>
-      </w:r>
-      <w:r>
-        <w:rPr>
-          <w:sz w:val="32"/>
-          <w:szCs w:val="32"/>
-        </w:rPr>
-        <w:t xml:space="preserve">, or </w:t>
-      </w:r>
-      <w:r>
-        <w:rPr>
-          <w:sz w:val="32"/>
-          <w:szCs w:val="32"/>
-        </w:rPr>
-        <w:t>the mesh/grid will be too coarse in some areas.</w:t>
-      </w:r>
-      <w:r>
-        <w:rPr>
-          <w:sz w:val="32"/>
-          <w:szCs w:val="32"/>
-        </w:rPr>
-        <w:t xml:space="preserve"> </w:t>
-      </w:r>
-      <w:r>
-        <w:rPr>
-          <w:sz w:val="32"/>
-          <w:szCs w:val="32"/>
-        </w:rPr>
-        <w:t xml:space="preserve">If the computational domain is too small, then approximate boundary conditions applied at the computational boundaries </w:t>
-      </w:r>
-      <w:r>
-        <w:rPr>
-          <w:sz w:val="32"/>
-          <w:szCs w:val="32"/>
-        </w:rPr>
-        <w:lastRenderedPageBreak/>
-        <w:t>will affect the solution in unphysical ways, or</w:t>
+        </w:rPr>
+        <w:t>If the computational domain is too small, then approximate boundary conditions applied at the computational boundaries will affect the solution in unphysical ways, or</w:t>
       </w:r>
       <w:r>
         <w:rPr>
@@ -1973,31 +2140,6 @@
           <w:szCs w:val="32"/>
         </w:rPr>
       </w:pPr>
-    </w:p>
-    <w:p>
-      <w:pPr>
-        <w:pStyle w:val="ListParagraph"/>
-        <w:spacing w:after="0"/>
-        <w:ind w:left="1080"/>
-        <w:rPr>
-          <w:sz w:val="32"/>
-          <w:szCs w:val="32"/>
-        </w:rPr>
-      </w:pPr>
-      <w:r>
-        <w:rPr>
-          <w:sz w:val="32"/>
-          <w:szCs w:val="32"/>
-        </w:rPr>
-        <w:t>(Example of domain size being too small)</w:t>
-      </w:r>
-      <w:r>
-        <w:rPr>
-          <w:sz w:val="32"/>
-          <w:szCs w:val="32"/>
-        </w:rPr>
-        <w:t xml:space="preserve">  </w:t>
-      </w:r>
     </w:p>
     <w:p>
       <w:pPr>
@@ -2049,7 +2191,22 @@
           <w:sz w:val="32"/>
           <w:szCs w:val="32"/>
         </w:rPr>
-        <w:t xml:space="preserve"> state of the system must be specified, and this is known as the </w:t>
+        <w:t xml:space="preserve"> state of the system must be spec</w:t>
+      </w:r>
+      <w:r>
+        <w:rPr>
+          <w:sz w:val="32"/>
+          <w:szCs w:val="32"/>
+        </w:rPr>
+        <w:t>ified, and this is known as the</w:t>
+      </w:r>
+      <w:r>
+        <w:rPr>
+          <w:color w:val="FFFFFF" w:themeColor="background1"/>
+          <w:sz w:val="32"/>
+          <w:szCs w:val="32"/>
+        </w:rPr>
+        <w:t>s</w:t>
       </w:r>
       <w:r>
         <w:rPr>
@@ -2070,42 +2227,6 @@
           <w:szCs w:val="32"/>
         </w:rPr>
       </w:pPr>
-    </w:p>
-    <w:p>
-      <w:pPr>
-        <w:pStyle w:val="ListParagraph"/>
-        <w:spacing w:after="0"/>
-        <w:ind w:left="1080"/>
-        <w:rPr>
-          <w:sz w:val="32"/>
-          <w:szCs w:val="32"/>
-        </w:rPr>
-      </w:pPr>
-      <w:r>
-        <w:rPr>
-          <w:sz w:val="32"/>
-          <w:szCs w:val="32"/>
-        </w:rPr>
-        <w:t>(Example video of initial conditions being extreme)</w:t>
-      </w:r>
-    </w:p>
-    <w:p>
-      <w:pPr>
-        <w:pStyle w:val="ListParagraph"/>
-        <w:spacing w:after="0"/>
-        <w:ind w:left="1080"/>
-        <w:rPr>
-          <w:sz w:val="32"/>
-          <w:szCs w:val="32"/>
-        </w:rPr>
-      </w:pPr>
-      <w:r>
-        <w:rPr>
-          <w:sz w:val="32"/>
-          <w:szCs w:val="32"/>
-        </w:rPr>
-        <w:t xml:space="preserve"> </w:t>
-      </w:r>
     </w:p>
     <w:p>
       <w:pPr>
@@ -2132,7 +2253,22 @@
           <w:sz w:val="32"/>
           <w:szCs w:val="32"/>
         </w:rPr>
-        <w:t xml:space="preserve">problem, Nek5000 and other codes typically perform a number of </w:t>
+        <w:t>problem, Nek5000 and other codes typically perform a num</w:t>
+      </w:r>
+      <w:r>
+        <w:rPr>
+          <w:sz w:val="32"/>
+          <w:szCs w:val="32"/>
+        </w:rPr>
+        <w:t>ber of</w:t>
+      </w:r>
+      <w:r>
+        <w:rPr>
+          <w:color w:val="FFFFFF" w:themeColor="background1"/>
+          <w:sz w:val="32"/>
+          <w:szCs w:val="32"/>
+        </w:rPr>
+        <w:t>s</w:t>
       </w:r>
       <w:r>
         <w:rPr>
@@ -2147,7 +2283,15 @@
           <w:sz w:val="32"/>
           <w:szCs w:val="32"/>
         </w:rPr>
-        <w:t xml:space="preserve"> at each time step. When the results no longer change from one iterate to the next, the iteration is said to have “converged” and the algorithm moves forward to the next time-step. In Nek5000 and other similar codes, convergence is generally achieved easily and the computational parameter(s) affecting iteration convergence typically has little effect on running time.</w:t>
+        <w:t xml:space="preserve"> at each time step. When the results no longer change from one iterate to the next, the iteration is said to have “converged” and the algorithm moves forward to the next time-step. In Nek5000 and other similar codes, convergence is generally achieved </w:t>
+      </w:r>
+      <w:r>
+        <w:rPr>
+          <w:sz w:val="32"/>
+          <w:szCs w:val="32"/>
+        </w:rPr>
+        <w:lastRenderedPageBreak/>
+        <w:t>easily and the computational parameter(s) affecting iteration convergence typically has little effect on running time.</w:t>
       </w:r>
     </w:p>
     <w:p>
@@ -2196,18 +2340,25 @@
           <w:sz w:val="32"/>
           <w:szCs w:val="32"/>
         </w:rPr>
-        <w:t>For more about the Navier Stokes Equations:</w:t>
-      </w:r>
-    </w:p>
-    <w:p>
-      <w:pPr>
-        <w:spacing w:after="0"/>
-        <w:rPr>
-          <w:sz w:val="32"/>
-          <w:szCs w:val="32"/>
-        </w:rPr>
-      </w:pPr>
-      <w:hyperlink r:id="rId9" w:history="1">
+        <w:t>For more about the Navier-</w:t>
+      </w:r>
+      <w:r>
+        <w:rPr>
+          <w:sz w:val="32"/>
+          <w:szCs w:val="32"/>
+        </w:rPr>
+        <w:t>Stokes Equations:</w:t>
+      </w:r>
+    </w:p>
+    <w:p>
+      <w:pPr>
+        <w:spacing w:after="0"/>
+        <w:rPr>
+          <w:sz w:val="32"/>
+          <w:szCs w:val="32"/>
+        </w:rPr>
+      </w:pPr>
+      <w:hyperlink r:id="rId10" w:history="1">
         <w:r>
           <w:rPr>
             <w:rStyle w:val="Hyperlink"/>
@@ -2242,7 +2393,7 @@
           <w:szCs w:val="32"/>
         </w:rPr>
       </w:pPr>
-      <w:hyperlink r:id="rId10" w:history="1">
+      <w:hyperlink r:id="rId11" w:history="1">
         <w:r>
           <w:rPr>
             <w:rStyle w:val="Hyperlink"/>
@@ -2268,16 +2419,18 @@
         </w:rPr>
         <w:t>For more about algorithms and numerical analysis:</w:t>
       </w:r>
-    </w:p>
-    <w:p>
-      <w:pPr>
-        <w:spacing w:after="0"/>
-        <w:rPr>
-          <w:sz w:val="32"/>
-          <w:szCs w:val="32"/>
-        </w:rPr>
-      </w:pPr>
-      <w:hyperlink r:id="rId11" w:history="1">
+      <w:bookmarkStart w:id="0" w:name="_GoBack"/>
+      <w:bookmarkEnd w:id="0"/>
+    </w:p>
+    <w:p>
+      <w:pPr>
+        <w:spacing w:after="0"/>
+        <w:rPr>
+          <w:sz w:val="32"/>
+          <w:szCs w:val="32"/>
+        </w:rPr>
+      </w:pPr>
+      <w:hyperlink r:id="rId12" w:history="1">
         <w:r>
           <w:rPr>
             <w:rStyle w:val="Hyperlink"/>
@@ -2327,7 +2480,6 @@
           <w:sz w:val="72"/>
           <w:szCs w:val="72"/>
         </w:rPr>
-        <w:lastRenderedPageBreak/>
         <w:t>……………………………………………………………………………………………………….</w:t>
       </w:r>
     </w:p>
@@ -3159,7 +3311,7 @@
 </file>
 
 <file path=customXml/itemProps1.xml><?xml version="1.0" encoding="utf-8"?>
-<ds:datastoreItem xmlns:ds="http://schemas.openxmlformats.org/officeDocument/2006/customXml" ds:itemID="{6311ED11-7966-4A76-894B-37965B5FD9E8}">
+<ds:datastoreItem xmlns:ds="http://schemas.openxmlformats.org/officeDocument/2006/customXml" ds:itemID="{DAB61E95-4C92-4858-A8D1-98A50A8B3FE1}">
   <ds:schemaRefs>
     <ds:schemaRef ds:uri="http://schemas.openxmlformats.org/officeDocument/2006/bibliography"/>
   </ds:schemaRefs>

--- a/files/Numerical Aspects.docx
+++ b/files/Numerical Aspects.docx
@@ -5,25 +5,33 @@
     <w:p>
       <w:pPr>
         <w:rPr>
+          <w:sz w:val="44"/>
+          <w:szCs w:val="44"/>
+        </w:rPr>
+      </w:pPr>
+      <w:r>
+        <w:rPr>
           <w:sz w:val="72"/>
           <w:szCs w:val="72"/>
         </w:rPr>
-      </w:pPr>
+        <w:t>__</w:t>
+      </w:r>
+      <w:proofErr w:type="spellStart"/>
       <w:r>
         <w:rPr>
           <w:sz w:val="72"/>
           <w:szCs w:val="72"/>
         </w:rPr>
-        <w:t>……………………………………………………………………………………………………….</w:t>
-      </w:r>
-    </w:p>
-    <w:p>
-      <w:pPr>
-        <w:rPr>
-          <w:sz w:val="44"/>
-          <w:szCs w:val="44"/>
-        </w:rPr>
-      </w:pPr>
+        <w:t>hr</w:t>
+      </w:r>
+      <w:proofErr w:type="spellEnd"/>
+      <w:r>
+        <w:rPr>
+          <w:sz w:val="72"/>
+          <w:szCs w:val="72"/>
+        </w:rPr>
+        <w:t>__</w:t>
+      </w:r>
     </w:p>
     <w:p>
       <w:pPr>
@@ -311,7 +319,6 @@
           <w:sz w:val="32"/>
           <w:szCs w:val="32"/>
         </w:rPr>
-        <w:lastRenderedPageBreak/>
         <w:drawing>
           <wp:inline distT="0" distB="0" distL="0" distR="0">
             <wp:extent cx="5943600" cy="3155950"/>
@@ -390,6 +397,7 @@
           <w:sz w:val="32"/>
           <w:szCs w:val="32"/>
         </w:rPr>
+        <w:lastRenderedPageBreak/>
         <w:t>Here</w:t>
       </w:r>
       <w:r>
@@ -439,15 +447,7 @@
           <w:sz w:val="32"/>
           <w:szCs w:val="32"/>
         </w:rPr>
-        <w:t xml:space="preserve">, </w:t>
-      </w:r>
-      <w:proofErr w:type="spellStart"/>
-      <w:r>
-        <w:rPr>
-          <w:sz w:val="32"/>
-          <w:szCs w:val="32"/>
-        </w:rPr>
-        <w:t>and</w:t>
+        <w:t>, and</w:t>
       </w:r>
       <w:r>
         <w:rPr>
@@ -465,7 +465,6 @@
         </w:rPr>
         <w:t>y</w:t>
       </w:r>
-      <w:proofErr w:type="spellEnd"/>
       <w:r>
         <w:rPr>
           <w:sz w:val="32"/>
@@ -813,15 +812,7 @@
           <w:sz w:val="32"/>
           <w:szCs w:val="32"/>
         </w:rPr>
-        <w:t xml:space="preserve"> </w:t>
-      </w:r>
-      <w:r>
-        <w:rPr>
-          <w:sz w:val="32"/>
-          <w:szCs w:val="32"/>
-        </w:rPr>
-        <w:lastRenderedPageBreak/>
-        <w:t xml:space="preserve">equations is to use specialized </w:t>
+        <w:t xml:space="preserve"> equations is to use specialized </w:t>
       </w:r>
       <w:r>
         <w:rPr>
@@ -1041,7 +1032,15 @@
           <w:sz w:val="32"/>
           <w:szCs w:val="32"/>
         </w:rPr>
-        <w:t>Comet has 47,776 processors (each of which is similar to that in a PC), which are configured to operate simultaneously. Comet</w:t>
+        <w:t xml:space="preserve">Comet has 47,776 processors (each of which is similar to that in a PC), which are </w:t>
+      </w:r>
+      <w:r>
+        <w:rPr>
+          <w:sz w:val="32"/>
+          <w:szCs w:val="32"/>
+        </w:rPr>
+        <w:lastRenderedPageBreak/>
+        <w:t>configured to operate simultaneously. Comet</w:t>
       </w:r>
       <w:r>
         <w:rPr>
@@ -1256,15 +1255,7 @@
           <w:sz w:val="32"/>
           <w:szCs w:val="32"/>
         </w:rPr>
-        <w:t xml:space="preserve">. For the Navier-Stokes </w:t>
-      </w:r>
-      <w:r>
-        <w:rPr>
-          <w:sz w:val="32"/>
-          <w:szCs w:val="32"/>
-        </w:rPr>
-        <w:lastRenderedPageBreak/>
-        <w:t xml:space="preserve">equations and other nonlinear systems, this is normally done </w:t>
+        <w:t xml:space="preserve">. For the Navier-Stokes equations and other nonlinear systems, this is normally done </w:t>
       </w:r>
       <w:r>
         <w:rPr>
@@ -1531,7 +1522,15 @@
           <w:sz w:val="32"/>
           <w:szCs w:val="32"/>
         </w:rPr>
-        <w:t xml:space="preserve"> is, in a broad sense, a measure of the local rate of rotation of the fluid elements. The “blobs” of red and blue that move downstream of the cylinder are concentrations of spanwise vorticity associated with the “shedding” of vortices by the square cylinder. </w:t>
+        <w:t xml:space="preserve"> is, in a broad sense, a measure of the local rate of rotation of the fluid elements. The “blobs” of red and blue that move downstream </w:t>
+      </w:r>
+      <w:r>
+        <w:rPr>
+          <w:sz w:val="32"/>
+          <w:szCs w:val="32"/>
+        </w:rPr>
+        <w:lastRenderedPageBreak/>
+        <w:t xml:space="preserve">of the cylinder are concentrations of spanwise vorticity associated with the “shedding” of vortices by the square cylinder. </w:t>
       </w:r>
     </w:p>
     <w:p>
@@ -1652,15 +1651,7 @@
           <w:sz w:val="32"/>
           <w:szCs w:val="32"/>
         </w:rPr>
-        <w:t xml:space="preserve">=0. The algorithm used by Nek5000 advances the approximate numerical solution from one time step to the next by a process which approximates the partial </w:t>
-      </w:r>
-      <w:r>
-        <w:rPr>
-          <w:sz w:val="32"/>
-          <w:szCs w:val="32"/>
-        </w:rPr>
-        <w:lastRenderedPageBreak/>
-        <w:t xml:space="preserve">differential equations by a large system of nonlinear algebraic equations. This process, known as spatial and temporal discretization, involves breaking up a spatial domain into a large number of </w:t>
+        <w:t xml:space="preserve">=0. The algorithm used by Nek5000 advances the approximate numerical solution from one time step to the next by a process which approximates the partial differential equations by a large system of nonlinear algebraic equations. This process, known as spatial and temporal discretization, involves breaking up a spatial domain into a large number of </w:t>
       </w:r>
       <w:r>
         <w:rPr>
@@ -1984,7 +1975,128 @@
           <w:sz w:val="32"/>
           <w:szCs w:val="32"/>
         </w:rPr>
-        <w:t xml:space="preserve">When the computational domain (an area in 2-D or a volume in 3-D) is finite (e.g., inside a room, inside the human circulatory </w:t>
+        <w:t xml:space="preserve">When the computational domain (an area in 2-D or a volume in 3-D) is finite (e.g., inside a room, inside the human circulatory system), boundary conditions are applied on physical boundaries, such as a wall. </w:t>
+      </w:r>
+      <w:r>
+        <w:rPr>
+          <w:sz w:val="32"/>
+          <w:szCs w:val="32"/>
+        </w:rPr>
+        <w:t xml:space="preserve">These boundary conditions can account for the fact that a viscous fluid does not “slip” at a solid surface, and for the fact that a fluid does not flow through an impermeable solid. </w:t>
+      </w:r>
+    </w:p>
+    <w:p>
+      <w:pPr>
+        <w:pStyle w:val="ListParagraph"/>
+        <w:rPr>
+          <w:sz w:val="32"/>
+          <w:szCs w:val="32"/>
+        </w:rPr>
+      </w:pPr>
+    </w:p>
+    <w:p>
+      <w:pPr>
+        <w:pStyle w:val="ListParagraph"/>
+        <w:spacing w:after="0"/>
+        <w:ind w:left="1080"/>
+        <w:rPr>
+          <w:sz w:val="32"/>
+          <w:szCs w:val="32"/>
+        </w:rPr>
+      </w:pPr>
+      <w:r>
+        <w:rPr>
+          <w:sz w:val="32"/>
+          <w:szCs w:val="32"/>
+        </w:rPr>
+        <w:t>On the other hand, when the spatial domain is unbounded in one or more directions the approximate numerical solution is invariably performe</w:t>
+      </w:r>
+      <w:r>
+        <w:rPr>
+          <w:sz w:val="32"/>
+          <w:szCs w:val="32"/>
+        </w:rPr>
+        <w:t>d on a truncated spatial domain, on which approximate boundary conditions are typically applied. The</w:t>
+      </w:r>
+      <w:r>
+        <w:rPr>
+          <w:color w:val="FFFFFF" w:themeColor="background1"/>
+          <w:sz w:val="32"/>
+          <w:szCs w:val="32"/>
+        </w:rPr>
+        <w:t>s</w:t>
+      </w:r>
+      <w:r>
+        <w:rPr>
+          <w:sz w:val="32"/>
+          <w:szCs w:val="32"/>
+          <w:u w:val="single"/>
+        </w:rPr>
+        <w:t>d</w:t>
+      </w:r>
+      <w:r>
+        <w:rPr>
+          <w:sz w:val="32"/>
+          <w:szCs w:val="32"/>
+          <w:u w:val="single"/>
+        </w:rPr>
+        <w:t>omain size</w:t>
+      </w:r>
+      <w:r>
+        <w:rPr>
+          <w:sz w:val="32"/>
+          <w:szCs w:val="32"/>
+        </w:rPr>
+        <w:t xml:space="preserve"> affects the computation as follows. When t</w:t>
+      </w:r>
+      <w:r>
+        <w:rPr>
+          <w:sz w:val="32"/>
+          <w:szCs w:val="32"/>
+        </w:rPr>
+        <w:t xml:space="preserve">he </w:t>
+      </w:r>
+      <w:r>
+        <w:rPr>
+          <w:sz w:val="32"/>
+          <w:szCs w:val="32"/>
+        </w:rPr>
+        <w:t>domain is too large, either unnecessary mesh elements or grid points will be needed</w:t>
+      </w:r>
+      <w:r>
+        <w:rPr>
+          <w:sz w:val="32"/>
+          <w:szCs w:val="32"/>
+        </w:rPr>
+        <w:t xml:space="preserve"> (resulting in excessive computational burden)</w:t>
+      </w:r>
+      <w:r>
+        <w:rPr>
+          <w:sz w:val="32"/>
+          <w:szCs w:val="32"/>
+        </w:rPr>
+        <w:t xml:space="preserve">, or </w:t>
+      </w:r>
+      <w:r>
+        <w:rPr>
+          <w:sz w:val="32"/>
+          <w:szCs w:val="32"/>
+        </w:rPr>
+        <w:t>the mesh/grid will be too coarse in some areas.</w:t>
+      </w:r>
+      <w:r>
+        <w:rPr>
+          <w:sz w:val="32"/>
+          <w:szCs w:val="32"/>
+        </w:rPr>
+        <w:t xml:space="preserve"> </w:t>
+      </w:r>
+      <w:r>
+        <w:rPr>
+          <w:sz w:val="32"/>
+          <w:szCs w:val="32"/>
+        </w:rPr>
+        <w:t xml:space="preserve">If </w:t>
       </w:r>
       <w:r>
         <w:rPr>
@@ -1992,128 +2104,7 @@
           <w:szCs w:val="32"/>
         </w:rPr>
         <w:lastRenderedPageBreak/>
-        <w:t xml:space="preserve">system), boundary conditions are applied on physical boundaries, such as a wall. </w:t>
-      </w:r>
-      <w:r>
-        <w:rPr>
-          <w:sz w:val="32"/>
-          <w:szCs w:val="32"/>
-        </w:rPr>
-        <w:t xml:space="preserve">These boundary conditions can account for the fact that a viscous fluid does not “slip” at a solid surface, and for the fact that a fluid does not flow through an impermeable solid. </w:t>
-      </w:r>
-    </w:p>
-    <w:p>
-      <w:pPr>
-        <w:pStyle w:val="ListParagraph"/>
-        <w:rPr>
-          <w:sz w:val="32"/>
-          <w:szCs w:val="32"/>
-        </w:rPr>
-      </w:pPr>
-    </w:p>
-    <w:p>
-      <w:pPr>
-        <w:pStyle w:val="ListParagraph"/>
-        <w:spacing w:after="0"/>
-        <w:ind w:left="1080"/>
-        <w:rPr>
-          <w:sz w:val="32"/>
-          <w:szCs w:val="32"/>
-        </w:rPr>
-      </w:pPr>
-      <w:r>
-        <w:rPr>
-          <w:sz w:val="32"/>
-          <w:szCs w:val="32"/>
-        </w:rPr>
-        <w:t>On the other hand, when the spatial domain is unbounded in one or more directions the approximate numerical solution is invariably performe</w:t>
-      </w:r>
-      <w:r>
-        <w:rPr>
-          <w:sz w:val="32"/>
-          <w:szCs w:val="32"/>
-        </w:rPr>
-        <w:t>d on a truncated spatial domain, on which approximate boundary conditions are typically applied. The</w:t>
-      </w:r>
-      <w:r>
-        <w:rPr>
-          <w:color w:val="FFFFFF" w:themeColor="background1"/>
-          <w:sz w:val="32"/>
-          <w:szCs w:val="32"/>
-        </w:rPr>
-        <w:t>s</w:t>
-      </w:r>
-      <w:r>
-        <w:rPr>
-          <w:sz w:val="32"/>
-          <w:szCs w:val="32"/>
-          <w:u w:val="single"/>
-        </w:rPr>
-        <w:t>d</w:t>
-      </w:r>
-      <w:r>
-        <w:rPr>
-          <w:sz w:val="32"/>
-          <w:szCs w:val="32"/>
-          <w:u w:val="single"/>
-        </w:rPr>
-        <w:t>omain size</w:t>
-      </w:r>
-      <w:r>
-        <w:rPr>
-          <w:sz w:val="32"/>
-          <w:szCs w:val="32"/>
-        </w:rPr>
-        <w:t xml:space="preserve"> affects the computation as follows. When t</w:t>
-      </w:r>
-      <w:r>
-        <w:rPr>
-          <w:sz w:val="32"/>
-          <w:szCs w:val="32"/>
-        </w:rPr>
-        <w:t xml:space="preserve">he </w:t>
-      </w:r>
-      <w:r>
-        <w:rPr>
-          <w:sz w:val="32"/>
-          <w:szCs w:val="32"/>
-        </w:rPr>
-        <w:t>domain is too large, either unnecessary mesh elements or grid points will be needed</w:t>
-      </w:r>
-      <w:r>
-        <w:rPr>
-          <w:sz w:val="32"/>
-          <w:szCs w:val="32"/>
-        </w:rPr>
-        <w:t xml:space="preserve"> (resulting in excessive computational burden)</w:t>
-      </w:r>
-      <w:r>
-        <w:rPr>
-          <w:sz w:val="32"/>
-          <w:szCs w:val="32"/>
-        </w:rPr>
-        <w:t xml:space="preserve">, or </w:t>
-      </w:r>
-      <w:r>
-        <w:rPr>
-          <w:sz w:val="32"/>
-          <w:szCs w:val="32"/>
-        </w:rPr>
-        <w:t>the mesh/grid will be too coarse in some areas.</w:t>
-      </w:r>
-      <w:r>
-        <w:rPr>
-          <w:sz w:val="32"/>
-          <w:szCs w:val="32"/>
-        </w:rPr>
-        <w:t xml:space="preserve"> </w:t>
-      </w:r>
-      <w:r>
-        <w:rPr>
-          <w:sz w:val="32"/>
-          <w:szCs w:val="32"/>
-        </w:rPr>
-        <w:t>If the computational domain is too small, then approximate boundary conditions applied at the computational boundaries will affect the solution in unphysical ways, or</w:t>
+        <w:t>the computational domain is too small, then approximate boundary conditions applied at the computational boundaries will affect the solution in unphysical ways, or</w:t>
       </w:r>
       <w:r>
         <w:rPr>
@@ -2283,15 +2274,7 @@
           <w:sz w:val="32"/>
           <w:szCs w:val="32"/>
         </w:rPr>
-        <w:t xml:space="preserve"> at each time step. When the results no longer change from one iterate to the next, the iteration is said to have “converged” and the algorithm moves forward to the next time-step. In Nek5000 and other similar codes, convergence is generally achieved </w:t>
-      </w:r>
-      <w:r>
-        <w:rPr>
-          <w:sz w:val="32"/>
-          <w:szCs w:val="32"/>
-        </w:rPr>
-        <w:lastRenderedPageBreak/>
-        <w:t>easily and the computational parameter(s) affecting iteration convergence typically has little effect on running time.</w:t>
+        <w:t xml:space="preserve"> at each time step. When the results no longer change from one iterate to the next, the iteration is said to have “converged” and the algorithm moves forward to the next time-step. In Nek5000 and other similar codes, convergence is generally achieved easily and the computational parameter(s) affecting iteration convergence typically has little effect on running time.</w:t>
       </w:r>
     </w:p>
     <w:p>
@@ -2419,8 +2402,6 @@
         </w:rPr>
         <w:t>For more about algorithms and numerical analysis:</w:t>
       </w:r>
-      <w:bookmarkStart w:id="0" w:name="_GoBack"/>
-      <w:bookmarkEnd w:id="0"/>
     </w:p>
     <w:p>
       <w:pPr>
@@ -2470,27 +2451,21 @@
     </w:p>
     <w:p>
       <w:pPr>
+        <w:spacing w:after="0"/>
+        <w:rPr>
+          <w:sz w:val="24"/>
+          <w:szCs w:val="24"/>
+        </w:rPr>
+      </w:pPr>
+      <w:r>
         <w:rPr>
           <w:sz w:val="72"/>
           <w:szCs w:val="72"/>
         </w:rPr>
-      </w:pPr>
-      <w:r>
-        <w:rPr>
-          <w:sz w:val="72"/>
-          <w:szCs w:val="72"/>
-        </w:rPr>
-        <w:t>……………………………………………………………………………………………………….</w:t>
-      </w:r>
-    </w:p>
-    <w:p>
-      <w:pPr>
-        <w:spacing w:after="0"/>
-        <w:rPr>
-          <w:sz w:val="24"/>
-          <w:szCs w:val="24"/>
-        </w:rPr>
-      </w:pPr>
+        <w:t>__hr__</w:t>
+      </w:r>
+      <w:bookmarkStart w:id="0" w:name="_GoBack"/>
+      <w:bookmarkEnd w:id="0"/>
     </w:p>
     <w:sectPr>
       <w:pgSz w:w="12240" w:h="15840"/>
@@ -3311,7 +3286,7 @@
 </file>
 
 <file path=customXml/itemProps1.xml><?xml version="1.0" encoding="utf-8"?>
-<ds:datastoreItem xmlns:ds="http://schemas.openxmlformats.org/officeDocument/2006/customXml" ds:itemID="{DAB61E95-4C92-4858-A8D1-98A50A8B3FE1}">
+<ds:datastoreItem xmlns:ds="http://schemas.openxmlformats.org/officeDocument/2006/customXml" ds:itemID="{BA0A6085-BE64-44BF-832E-D99E5A3AB259}">
   <ds:schemaRefs>
     <ds:schemaRef ds:uri="http://schemas.openxmlformats.org/officeDocument/2006/bibliography"/>
   </ds:schemaRefs>

--- a/files/Numerical Aspects.docx
+++ b/files/Numerical Aspects.docx
@@ -14,23 +14,7 @@
           <w:sz w:val="72"/>
           <w:szCs w:val="72"/>
         </w:rPr>
-        <w:t>__</w:t>
-      </w:r>
-      <w:proofErr w:type="spellStart"/>
-      <w:r>
-        <w:rPr>
-          <w:sz w:val="72"/>
-          <w:szCs w:val="72"/>
-        </w:rPr>
-        <w:t>hr</w:t>
-      </w:r>
-      <w:proofErr w:type="spellEnd"/>
-      <w:r>
-        <w:rPr>
-          <w:sz w:val="72"/>
-          <w:szCs w:val="72"/>
-        </w:rPr>
-        <w:t>__</w:t>
+        <w:t>__hr__</w:t>
       </w:r>
     </w:p>
     <w:p>
@@ -321,9 +305,9 @@
         </w:rPr>
         <w:drawing>
           <wp:inline distT="0" distB="0" distL="0" distR="0">
-            <wp:extent cx="5943600" cy="3155950"/>
-            <wp:effectExtent l="0" t="0" r="0" b="6350"/>
-            <wp:docPr id="5" name="Picture 5"/>
+            <wp:extent cx="5943600" cy="3157220"/>
+            <wp:effectExtent l="0" t="0" r="0" b="5080"/>
+            <wp:docPr id="3" name="Picture 3"/>
             <wp:cNvGraphicFramePr>
               <a:graphicFrameLocks xmlns:a="http://schemas.openxmlformats.org/drawingml/2006/main" noChangeAspect="1"/>
             </wp:cNvGraphicFramePr>
@@ -331,7 +315,7 @@
               <a:graphicData uri="http://schemas.openxmlformats.org/drawingml/2006/picture">
                 <pic:pic xmlns:pic="http://schemas.openxmlformats.org/drawingml/2006/picture">
                   <pic:nvPicPr>
-                    <pic:cNvPr id="5" name="math13.png"/>
+                    <pic:cNvPr id="3" name="math.png"/>
                     <pic:cNvPicPr/>
                   </pic:nvPicPr>
                   <pic:blipFill>
@@ -349,7 +333,7 @@
                   <pic:spPr>
                     <a:xfrm>
                       <a:off x="0" y="0"/>
-                      <a:ext cx="5943600" cy="3155950"/>
+                      <a:ext cx="5943600" cy="3157220"/>
                     </a:xfrm>
                     <a:prstGeom prst="rect">
                       <a:avLst/>
@@ -391,7 +375,6 @@
           <w:szCs w:val="32"/>
         </w:rPr>
       </w:pPr>
-      <w:proofErr w:type="spellStart"/>
       <w:r>
         <w:rPr>
           <w:sz w:val="32"/>
@@ -440,7 +423,6 @@
         </w:rPr>
         <w:t>x</w:t>
       </w:r>
-      <w:proofErr w:type="spellEnd"/>
       <w:proofErr w:type="gramEnd"/>
       <w:r>
         <w:rPr>
@@ -696,7 +678,21 @@
           <w:sz w:val="32"/>
           <w:szCs w:val="32"/>
         </w:rPr>
-        <w:t xml:space="preserve">These equations are said to be nonlinear because the second and third terms on the right-hand sides of the first and second equations consist of the product of a velocity component and a derivative of a velocity component.  </w:t>
+        <w:t>These equations are said to be nonlinear because the sec</w:t>
+      </w:r>
+      <w:r>
+        <w:rPr>
+          <w:sz w:val="32"/>
+          <w:szCs w:val="32"/>
+        </w:rPr>
+        <w:t>ond and third terms on the left</w:t>
+      </w:r>
+      <w:r>
+        <w:rPr>
+          <w:sz w:val="32"/>
+          <w:szCs w:val="32"/>
+        </w:rPr>
+        <w:t xml:space="preserve">-hand sides of the first and second equations consist of the product of a velocity component and a derivative of a velocity component.  </w:t>
       </w:r>
     </w:p>
     <w:p>
@@ -728,7 +724,21 @@
           <w:sz w:val="32"/>
           <w:szCs w:val="32"/>
         </w:rPr>
-        <w:t xml:space="preserve">and their generalizations to three-dimensions and to compressible and variable-density flows </w:t>
+        <w:t>and</w:t>
+      </w:r>
+      <w:r>
+        <w:rPr>
+          <w:sz w:val="32"/>
+          <w:szCs w:val="32"/>
+        </w:rPr>
+        <w:t xml:space="preserve"> their generalizations to three </w:t>
+      </w:r>
+      <w:r>
+        <w:rPr>
+          <w:sz w:val="32"/>
+          <w:szCs w:val="32"/>
+        </w:rPr>
+        <w:t xml:space="preserve">dimensions and to compressible and variable-density flows </w:t>
       </w:r>
       <w:r>
         <w:rPr>
@@ -1018,7 +1028,21 @@
           <w:sz w:val="32"/>
           <w:szCs w:val="32"/>
         </w:rPr>
-        <w:t>, one of the national centers for large-scale computing, which are supported by the National Science Foundation</w:t>
+        <w:t>, one of the national ce</w:t>
+      </w:r>
+      <w:r>
+        <w:rPr>
+          <w:sz w:val="32"/>
+          <w:szCs w:val="32"/>
+        </w:rPr>
+        <w:t>nters for large-scale computing</w:t>
+      </w:r>
+      <w:r>
+        <w:rPr>
+          <w:sz w:val="32"/>
+          <w:szCs w:val="32"/>
+        </w:rPr>
+        <w:t xml:space="preserve"> supported by the National Science Foundation</w:t>
       </w:r>
       <w:r>
         <w:rPr>
@@ -1032,7 +1056,7 @@
           <w:sz w:val="32"/>
           <w:szCs w:val="32"/>
         </w:rPr>
-        <w:t xml:space="preserve">Comet has 47,776 processors (each of which is similar to that in a PC), which are </w:t>
+        <w:t xml:space="preserve">Comet has 47,776 processors (each of which is similar to that in a PC), which are configured to </w:t>
       </w:r>
       <w:r>
         <w:rPr>
@@ -1040,7 +1064,7 @@
           <w:szCs w:val="32"/>
         </w:rPr>
         <w:lastRenderedPageBreak/>
-        <w:t>configured to operate simultaneously. Comet</w:t>
+        <w:t>operate simultaneously. Comet</w:t>
       </w:r>
       <w:r>
         <w:rPr>
@@ -1283,7 +1307,15 @@
           <w:sz w:val="32"/>
           <w:szCs w:val="32"/>
         </w:rPr>
-        <w:t xml:space="preserve">which at each value of time </w:t>
+        <w:t>which at each value of time</w:t>
+      </w:r>
+      <w:r>
+        <w:rPr>
+          <w:color w:val="FFFFFF" w:themeColor="background1"/>
+          <w:sz w:val="32"/>
+          <w:szCs w:val="32"/>
+        </w:rPr>
+        <w:t>s</w:t>
       </w:r>
       <w:r>
         <w:rPr>
@@ -1356,6 +1388,29 @@
         </w:rPr>
         <w:t xml:space="preserve"> </w:t>
       </w:r>
+    </w:p>
+    <w:p>
+      <w:pPr>
+        <w:spacing w:after="0"/>
+        <w:jc w:val="center"/>
+        <w:rPr>
+          <w:color w:val="FFFFFF" w:themeColor="background1"/>
+          <w:sz w:val="32"/>
+          <w:szCs w:val="32"/>
+        </w:rPr>
+      </w:pPr>
+      <w:bookmarkStart w:id="0" w:name="_GoBack"/>
+      <w:bookmarkEnd w:id="0"/>
+      <w:proofErr w:type="gramStart"/>
+      <w:r>
+        <w:rPr>
+          <w:color w:val="FFFFFF" w:themeColor="background1"/>
+          <w:sz w:val="32"/>
+          <w:szCs w:val="32"/>
+        </w:rPr>
+        <w:t>space</w:t>
+      </w:r>
+      <w:proofErr w:type="gramEnd"/>
     </w:p>
     <w:p>
       <w:pPr>
@@ -1515,6 +1570,7 @@
           <w:sz w:val="32"/>
           <w:szCs w:val="32"/>
         </w:rPr>
+        <w:lastRenderedPageBreak/>
         <w:t>Vorticity</w:t>
       </w:r>
       <w:r>
@@ -1522,15 +1578,7 @@
           <w:sz w:val="32"/>
           <w:szCs w:val="32"/>
         </w:rPr>
-        <w:t xml:space="preserve"> is, in a broad sense, a measure of the local rate of rotation of the fluid elements. The “blobs” of red and blue that move downstream </w:t>
-      </w:r>
-      <w:r>
-        <w:rPr>
-          <w:sz w:val="32"/>
-          <w:szCs w:val="32"/>
-        </w:rPr>
-        <w:lastRenderedPageBreak/>
-        <w:t xml:space="preserve">of the cylinder are concentrations of spanwise vorticity associated with the “shedding” of vortices by the square cylinder. </w:t>
+        <w:t xml:space="preserve"> is, in a broad sense, a measure of the local rate of rotation of the fluid elements. The “blobs” of red and blue that move downstream of the cylinder are concentrations of spanwise vorticity associated with the “shedding” of vortices by the square cylinder. </w:t>
       </w:r>
     </w:p>
     <w:p>
@@ -1636,7 +1684,22 @@
           <w:sz w:val="32"/>
           <w:szCs w:val="32"/>
         </w:rPr>
-        <w:t xml:space="preserve"> obtained by integrating the two-dimensional Navier-Stokes equations, beginning with initial conditions at time </w:t>
+        <w:t xml:space="preserve"> obtained by integrating the two-dimensional Navier-Stokes equations, beginning </w:t>
+      </w:r>
+      <w:r>
+        <w:rPr>
+          <w:sz w:val="32"/>
+          <w:szCs w:val="32"/>
+        </w:rPr>
+        <w:t>with initial conditions at time</w:t>
+      </w:r>
+      <w:r>
+        <w:rPr>
+          <w:color w:val="FFFFFF" w:themeColor="background1"/>
+          <w:sz w:val="32"/>
+          <w:szCs w:val="32"/>
+        </w:rPr>
+        <w:t>s</w:t>
       </w:r>
       <w:r>
         <w:rPr>
@@ -1711,30 +1774,370 @@
     </w:p>
     <w:p>
       <w:pPr>
+        <w:spacing w:after="0"/>
+        <w:rPr>
+          <w:sz w:val="32"/>
+          <w:szCs w:val="32"/>
+        </w:rPr>
+      </w:pPr>
+      <w:r>
+        <w:rPr>
+          <w:sz w:val="32"/>
+          <w:szCs w:val="32"/>
+        </w:rPr>
+        <w:t>Temporal discretizatio</w:t>
+      </w:r>
+      <w:r>
+        <w:rPr>
+          <w:sz w:val="32"/>
+          <w:szCs w:val="32"/>
+        </w:rPr>
+        <w:t>n normally involves selecting a</w:t>
+      </w:r>
+      <w:r>
+        <w:rPr>
+          <w:color w:val="FFFFFF" w:themeColor="background1"/>
+          <w:sz w:val="32"/>
+          <w:szCs w:val="32"/>
+        </w:rPr>
+        <w:t>s</w:t>
+      </w:r>
+      <w:r>
+        <w:rPr>
+          <w:sz w:val="32"/>
+          <w:szCs w:val="32"/>
+          <w:u w:val="single"/>
+        </w:rPr>
+        <w:t>time-s</w:t>
+      </w:r>
+      <w:r>
+        <w:rPr>
+          <w:sz w:val="32"/>
+          <w:szCs w:val="32"/>
+          <w:u w:val="single"/>
+        </w:rPr>
+        <w:t>tep size</w:t>
+      </w:r>
+      <w:r>
+        <w:rPr>
+          <w:sz w:val="32"/>
+          <w:szCs w:val="32"/>
+        </w:rPr>
+        <w:t>, which strongly affects</w:t>
+      </w:r>
+      <w:r>
+        <w:rPr>
+          <w:sz w:val="32"/>
+          <w:szCs w:val="32"/>
+        </w:rPr>
+        <w:t xml:space="preserve"> the accuracy of the simulation. </w:t>
+      </w:r>
+      <w:r>
+        <w:rPr>
+          <w:sz w:val="32"/>
+          <w:szCs w:val="32"/>
+        </w:rPr>
+        <w:t>When the</w:t>
+      </w:r>
+      <w:r>
+        <w:rPr>
+          <w:sz w:val="32"/>
+          <w:szCs w:val="32"/>
+        </w:rPr>
+        <w:t xml:space="preserve"> </w:t>
+      </w:r>
+      <w:r>
+        <w:rPr>
+          <w:sz w:val="32"/>
+          <w:szCs w:val="32"/>
+        </w:rPr>
+        <w:t>time-step size</w:t>
+      </w:r>
+      <w:r>
+        <w:rPr>
+          <w:sz w:val="32"/>
+          <w:szCs w:val="32"/>
+        </w:rPr>
+        <w:t xml:space="preserve"> </w:t>
+      </w:r>
+      <w:r>
+        <w:rPr>
+          <w:sz w:val="32"/>
+          <w:szCs w:val="32"/>
+        </w:rPr>
+        <w:t>is made smaller, the approximate becomes more</w:t>
+      </w:r>
+      <w:r>
+        <w:rPr>
+          <w:sz w:val="32"/>
+          <w:szCs w:val="32"/>
+        </w:rPr>
+        <w:t xml:space="preserve"> accurat</w:t>
+      </w:r>
+      <w:r>
+        <w:rPr>
+          <w:sz w:val="32"/>
+          <w:szCs w:val="32"/>
+        </w:rPr>
+        <w:t>e, but the required computational effort increases</w:t>
+      </w:r>
+      <w:r>
+        <w:rPr>
+          <w:sz w:val="32"/>
+          <w:szCs w:val="32"/>
+        </w:rPr>
+        <w:t>.</w:t>
+      </w:r>
+      <w:r>
+        <w:rPr>
+          <w:sz w:val="32"/>
+          <w:szCs w:val="32"/>
+        </w:rPr>
+        <w:t xml:space="preserve"> If the </w:t>
+      </w:r>
+      <w:r>
+        <w:rPr>
+          <w:sz w:val="32"/>
+          <w:szCs w:val="32"/>
+        </w:rPr>
+        <w:t>time-</w:t>
+      </w:r>
+      <w:r>
+        <w:rPr>
+          <w:sz w:val="32"/>
+          <w:szCs w:val="32"/>
+        </w:rPr>
+        <w:t xml:space="preserve">step size is too </w:t>
+      </w:r>
+      <w:r>
+        <w:rPr>
+          <w:sz w:val="32"/>
+          <w:szCs w:val="32"/>
+        </w:rPr>
+        <w:lastRenderedPageBreak/>
+        <w:t xml:space="preserve">large, the simulation will </w:t>
+      </w:r>
+      <w:r>
+        <w:rPr>
+          <w:sz w:val="32"/>
+          <w:szCs w:val="32"/>
+        </w:rPr>
+        <w:t>be fast, but it will not be as</w:t>
+      </w:r>
+      <w:r>
+        <w:rPr>
+          <w:sz w:val="32"/>
+          <w:szCs w:val="32"/>
+        </w:rPr>
+        <w:t xml:space="preserve"> accurate</w:t>
+      </w:r>
+      <w:r>
+        <w:rPr>
+          <w:sz w:val="32"/>
+          <w:szCs w:val="32"/>
+        </w:rPr>
+        <w:t xml:space="preserve"> as it could have been had a smaller time-step size been </w:t>
+      </w:r>
+      <w:proofErr w:type="gramStart"/>
+      <w:r>
+        <w:rPr>
+          <w:sz w:val="32"/>
+          <w:szCs w:val="32"/>
+        </w:rPr>
+        <w:t>used</w:t>
+      </w:r>
+      <w:r>
+        <w:rPr>
+          <w:sz w:val="32"/>
+          <w:szCs w:val="32"/>
+        </w:rPr>
+        <w:t>.</w:t>
+      </w:r>
+      <w:proofErr w:type="gramEnd"/>
+    </w:p>
+    <w:p>
+      <w:pPr>
         <w:pStyle w:val="ListParagraph"/>
-        <w:numPr>
-          <w:ilvl w:val="0"/>
-          <w:numId w:val="1"/>
-        </w:numPr>
-        <w:spacing w:after="0"/>
-        <w:rPr>
-          <w:sz w:val="32"/>
-          <w:szCs w:val="32"/>
-        </w:rPr>
-      </w:pPr>
-      <w:r>
-        <w:rPr>
-          <w:sz w:val="32"/>
-          <w:szCs w:val="32"/>
-        </w:rPr>
-        <w:t>Temporal discretizatio</w:t>
-      </w:r>
-      <w:r>
-        <w:rPr>
-          <w:sz w:val="32"/>
-          <w:szCs w:val="32"/>
-        </w:rPr>
-        <w:t>n normally involves selecting a</w:t>
+        <w:spacing w:after="0"/>
+        <w:ind w:left="1080"/>
+        <w:rPr>
+          <w:sz w:val="32"/>
+          <w:szCs w:val="32"/>
+        </w:rPr>
+      </w:pPr>
+    </w:p>
+    <w:p>
+      <w:pPr>
+        <w:spacing w:after="0"/>
+        <w:rPr>
+          <w:sz w:val="32"/>
+          <w:szCs w:val="32"/>
+        </w:rPr>
+      </w:pPr>
+    </w:p>
+    <w:p>
+      <w:pPr>
+        <w:spacing w:after="0"/>
+        <w:rPr>
+          <w:sz w:val="32"/>
+          <w:szCs w:val="32"/>
+        </w:rPr>
+      </w:pPr>
+      <w:r>
+        <w:rPr>
+          <w:sz w:val="32"/>
+          <w:szCs w:val="32"/>
+        </w:rPr>
+        <w:t>Spatial discretization is normally accomplished by establishing either a) a “</w:t>
+      </w:r>
+      <w:r>
+        <w:rPr>
+          <w:sz w:val="32"/>
+          <w:szCs w:val="32"/>
+          <w:u w:val="single"/>
+        </w:rPr>
+        <w:t>mesh</w:t>
+      </w:r>
+      <w:r>
+        <w:rPr>
+          <w:sz w:val="32"/>
+          <w:szCs w:val="32"/>
+        </w:rPr>
+        <w:t>” consisting of a large number of elements; or b) a “</w:t>
+      </w:r>
+      <w:r>
+        <w:rPr>
+          <w:sz w:val="32"/>
+          <w:szCs w:val="32"/>
+          <w:u w:val="single"/>
+        </w:rPr>
+        <w:t>grid</w:t>
+      </w:r>
+      <w:r>
+        <w:rPr>
+          <w:sz w:val="32"/>
+          <w:szCs w:val="32"/>
+        </w:rPr>
+        <w:t>” consisting of a large numb</w:t>
+      </w:r>
+      <w:r>
+        <w:rPr>
+          <w:sz w:val="32"/>
+          <w:szCs w:val="32"/>
+        </w:rPr>
+        <w:t>er of points. When a mesh of elements is used, the solution is approximated over each element’s area (in 2-D) or volume (in 3-D). Use of a grid results in approximating the solution at each point on the grid.</w:t>
+      </w:r>
+      <w:r>
+        <w:rPr>
+          <w:sz w:val="32"/>
+          <w:szCs w:val="32"/>
+        </w:rPr>
+        <w:t xml:space="preserve"> In either case, the solution accuracy depends strongly on the number of points or elements used, as well as on the shape of the elements, or the distribution of the grid points. When the mesh or grid is too coarse, accuracy is lost, and when the mesh </w:t>
+      </w:r>
+      <w:proofErr w:type="gramStart"/>
+      <w:r>
+        <w:rPr>
+          <w:sz w:val="32"/>
+          <w:szCs w:val="32"/>
+        </w:rPr>
+        <w:t>is</w:t>
+      </w:r>
+      <w:proofErr w:type="gramEnd"/>
+      <w:r>
+        <w:rPr>
+          <w:sz w:val="32"/>
+          <w:szCs w:val="32"/>
+        </w:rPr>
+        <w:t xml:space="preserve"> too fine the computational burden become untenable. </w:t>
+      </w:r>
+    </w:p>
+    <w:p>
+      <w:pPr>
+        <w:pStyle w:val="ListParagraph"/>
+        <w:spacing w:after="0"/>
+        <w:ind w:left="1080"/>
+        <w:rPr>
+          <w:sz w:val="32"/>
+          <w:szCs w:val="32"/>
+        </w:rPr>
+      </w:pPr>
+      <w:r>
+        <w:rPr>
+          <w:sz w:val="32"/>
+          <w:szCs w:val="32"/>
+        </w:rPr>
+        <w:t xml:space="preserve"> </w:t>
+      </w:r>
+    </w:p>
+    <w:p>
+      <w:pPr>
+        <w:spacing w:after="0"/>
+        <w:rPr>
+          <w:sz w:val="32"/>
+          <w:szCs w:val="32"/>
+        </w:rPr>
+      </w:pPr>
+      <w:r>
+        <w:rPr>
+          <w:sz w:val="32"/>
+          <w:szCs w:val="32"/>
+        </w:rPr>
+        <w:t xml:space="preserve">When the computational domain (an area in 2-D or a volume in 3-D) is finite (e.g., inside a room, inside the human circulatory system), boundary conditions are applied on physical boundaries, such as a wall. </w:t>
+      </w:r>
+      <w:r>
+        <w:rPr>
+          <w:sz w:val="32"/>
+          <w:szCs w:val="32"/>
+        </w:rPr>
+        <w:t xml:space="preserve">These boundary conditions can account for the fact that a viscous fluid does not “slip” at a solid surface, and for the fact that a fluid does not flow through an impermeable solid. </w:t>
+      </w:r>
+    </w:p>
+    <w:p>
+      <w:pPr>
+        <w:pStyle w:val="ListParagraph"/>
+        <w:rPr>
+          <w:sz w:val="32"/>
+          <w:szCs w:val="32"/>
+        </w:rPr>
+      </w:pPr>
+    </w:p>
+    <w:p>
+      <w:pPr>
+        <w:spacing w:after="0"/>
+        <w:rPr>
+          <w:sz w:val="32"/>
+          <w:szCs w:val="32"/>
+        </w:rPr>
+      </w:pPr>
+      <w:r>
+        <w:rPr>
+          <w:sz w:val="32"/>
+          <w:szCs w:val="32"/>
+        </w:rPr>
+        <w:t xml:space="preserve">On the other hand, when the spatial domain is unbounded in one or </w:t>
+      </w:r>
+      <w:proofErr w:type="gramStart"/>
+      <w:r>
+        <w:rPr>
+          <w:sz w:val="32"/>
+          <w:szCs w:val="32"/>
+        </w:rPr>
+        <w:t>more</w:t>
+      </w:r>
+      <w:proofErr w:type="gramEnd"/>
+      <w:r>
+        <w:rPr>
+          <w:sz w:val="32"/>
+          <w:szCs w:val="32"/>
+        </w:rPr>
+        <w:t xml:space="preserve"> directions the approximate numerical solution is invariably performe</w:t>
+      </w:r>
+      <w:r>
+        <w:rPr>
+          <w:sz w:val="32"/>
+          <w:szCs w:val="32"/>
+        </w:rPr>
+        <w:t>d on a truncated spatial domain, on which approximate boundary conditions are typically applied. The</w:t>
       </w:r>
       <w:r>
         <w:rPr>
@@ -1750,7 +2153,7 @@
           <w:szCs w:val="32"/>
           <w:u w:val="single"/>
         </w:rPr>
-        <w:t>time-s</w:t>
+        <w:t>d</w:t>
       </w:r>
       <w:r>
         <w:rPr>
@@ -1758,92 +2161,174 @@
           <w:szCs w:val="32"/>
           <w:u w:val="single"/>
         </w:rPr>
-        <w:t>tep size</w:t>
-      </w:r>
-      <w:r>
-        <w:rPr>
-          <w:sz w:val="32"/>
-          <w:szCs w:val="32"/>
-        </w:rPr>
-        <w:t>, which strongly affects</w:t>
-      </w:r>
-      <w:r>
-        <w:rPr>
-          <w:sz w:val="32"/>
-          <w:szCs w:val="32"/>
-        </w:rPr>
-        <w:t xml:space="preserve"> the accuracy of the simulation. </w:t>
-      </w:r>
-      <w:r>
-        <w:rPr>
-          <w:sz w:val="32"/>
-          <w:szCs w:val="32"/>
-        </w:rPr>
-        <w:t xml:space="preserve">The smaller the </w:t>
-      </w:r>
-      <w:r>
-        <w:rPr>
-          <w:sz w:val="32"/>
-          <w:szCs w:val="32"/>
-        </w:rPr>
-        <w:t>time-</w:t>
-      </w:r>
-      <w:r>
-        <w:rPr>
-          <w:sz w:val="32"/>
-          <w:szCs w:val="32"/>
-        </w:rPr>
-        <w:t>step size, the more accurate the simulation, but the longer it takes to calculate.</w:t>
-      </w:r>
-      <w:r>
-        <w:rPr>
-          <w:sz w:val="32"/>
-          <w:szCs w:val="32"/>
-        </w:rPr>
-        <w:t xml:space="preserve"> If the </w:t>
-      </w:r>
-      <w:r>
-        <w:rPr>
-          <w:sz w:val="32"/>
-          <w:szCs w:val="32"/>
-        </w:rPr>
-        <w:t>time-</w:t>
-      </w:r>
-      <w:r>
-        <w:rPr>
-          <w:sz w:val="32"/>
-          <w:szCs w:val="32"/>
-        </w:rPr>
-        <w:t xml:space="preserve">step size is too large, the simulation will </w:t>
-      </w:r>
-      <w:r>
-        <w:rPr>
-          <w:sz w:val="32"/>
-          <w:szCs w:val="32"/>
-        </w:rPr>
-        <w:t>be fast, but it will not be as</w:t>
-      </w:r>
-      <w:r>
-        <w:rPr>
-          <w:sz w:val="32"/>
-          <w:szCs w:val="32"/>
-        </w:rPr>
-        <w:t xml:space="preserve"> accurate</w:t>
-      </w:r>
-      <w:r>
-        <w:rPr>
-          <w:sz w:val="32"/>
-          <w:szCs w:val="32"/>
-        </w:rPr>
-        <w:t xml:space="preserve"> as it could have been had a smaller time-step size been </w:t>
-      </w:r>
-      <w:proofErr w:type="gramStart"/>
-      <w:r>
-        <w:rPr>
-          <w:sz w:val="32"/>
-          <w:szCs w:val="32"/>
-        </w:rPr>
-        <w:t>used</w:t>
+        <w:t>omain size</w:t>
+      </w:r>
+      <w:r>
+        <w:rPr>
+          <w:sz w:val="32"/>
+          <w:szCs w:val="32"/>
+        </w:rPr>
+        <w:t xml:space="preserve"> affects the computation as follows. When t</w:t>
+      </w:r>
+      <w:r>
+        <w:rPr>
+          <w:sz w:val="32"/>
+          <w:szCs w:val="32"/>
+        </w:rPr>
+        <w:t xml:space="preserve">he </w:t>
+      </w:r>
+      <w:r>
+        <w:rPr>
+          <w:sz w:val="32"/>
+          <w:szCs w:val="32"/>
+        </w:rPr>
+        <w:t>domain is too large, either unnecessary mesh elements or grid points will be needed</w:t>
+      </w:r>
+      <w:r>
+        <w:rPr>
+          <w:sz w:val="32"/>
+          <w:szCs w:val="32"/>
+        </w:rPr>
+        <w:t xml:space="preserve"> (resulting in excessive computational burden)</w:t>
+      </w:r>
+      <w:r>
+        <w:rPr>
+          <w:sz w:val="32"/>
+          <w:szCs w:val="32"/>
+        </w:rPr>
+        <w:t xml:space="preserve">, or </w:t>
+      </w:r>
+      <w:r>
+        <w:rPr>
+          <w:sz w:val="32"/>
+          <w:szCs w:val="32"/>
+        </w:rPr>
+        <w:t>the mesh/grid will be too coarse in some areas.</w:t>
+      </w:r>
+      <w:r>
+        <w:rPr>
+          <w:sz w:val="32"/>
+          <w:szCs w:val="32"/>
+        </w:rPr>
+        <w:t xml:space="preserve"> </w:t>
+      </w:r>
+      <w:r>
+        <w:rPr>
+          <w:sz w:val="32"/>
+          <w:szCs w:val="32"/>
+        </w:rPr>
+        <w:t xml:space="preserve">If the computational domain is too small, then </w:t>
+      </w:r>
+      <w:r>
+        <w:rPr>
+          <w:sz w:val="32"/>
+          <w:szCs w:val="32"/>
+        </w:rPr>
+        <w:lastRenderedPageBreak/>
+        <w:t>approximate boundary conditions applied at the computational boundaries will affect the solution in unphysical ways, or</w:t>
+      </w:r>
+      <w:r>
+        <w:rPr>
+          <w:sz w:val="32"/>
+          <w:szCs w:val="32"/>
+        </w:rPr>
+        <w:t xml:space="preserve"> the simulation might not capture all the phenomena we want to</w:t>
+      </w:r>
+      <w:r>
+        <w:rPr>
+          <w:sz w:val="32"/>
+          <w:szCs w:val="32"/>
+        </w:rPr>
+        <w:t xml:space="preserve"> study.</w:t>
+      </w:r>
+    </w:p>
+    <w:p>
+      <w:pPr>
+        <w:pStyle w:val="ListParagraph"/>
+        <w:spacing w:after="0"/>
+        <w:ind w:left="1080"/>
+        <w:rPr>
+          <w:sz w:val="32"/>
+          <w:szCs w:val="32"/>
+        </w:rPr>
+      </w:pPr>
+    </w:p>
+    <w:p>
+      <w:pPr>
+        <w:pStyle w:val="ListParagraph"/>
+        <w:spacing w:after="0"/>
+        <w:ind w:left="1080"/>
+        <w:rPr>
+          <w:sz w:val="32"/>
+          <w:szCs w:val="32"/>
+        </w:rPr>
+      </w:pPr>
+    </w:p>
+    <w:p>
+      <w:pPr>
+        <w:spacing w:after="0"/>
+        <w:rPr>
+          <w:sz w:val="32"/>
+          <w:szCs w:val="32"/>
+        </w:rPr>
+      </w:pPr>
+      <w:r>
+        <w:rPr>
+          <w:sz w:val="32"/>
+          <w:szCs w:val="32"/>
+        </w:rPr>
+        <w:t>In</w:t>
+      </w:r>
+      <w:r>
+        <w:rPr>
+          <w:sz w:val="32"/>
+          <w:szCs w:val="32"/>
+        </w:rPr>
+        <w:t xml:space="preserve"> a time-</w:t>
+      </w:r>
+      <w:r>
+        <w:rPr>
+          <w:sz w:val="32"/>
+          <w:szCs w:val="32"/>
+        </w:rPr>
+        <w:t>dependent simulation, the in</w:t>
+      </w:r>
+      <w:r>
+        <w:rPr>
+          <w:sz w:val="32"/>
+          <w:szCs w:val="32"/>
+        </w:rPr>
+        <w:t>itial</w:t>
+      </w:r>
+      <w:r>
+        <w:rPr>
+          <w:sz w:val="32"/>
+          <w:szCs w:val="32"/>
+        </w:rPr>
+        <w:t xml:space="preserve"> state of the system must be spec</w:t>
+      </w:r>
+      <w:r>
+        <w:rPr>
+          <w:sz w:val="32"/>
+          <w:szCs w:val="32"/>
+        </w:rPr>
+        <w:t>ified, and this is known as the</w:t>
+      </w:r>
+      <w:r>
+        <w:rPr>
+          <w:color w:val="FFFFFF" w:themeColor="background1"/>
+          <w:sz w:val="32"/>
+          <w:szCs w:val="32"/>
+        </w:rPr>
+        <w:t>s</w:t>
+      </w:r>
+      <w:r>
+        <w:rPr>
+          <w:sz w:val="32"/>
+          <w:szCs w:val="32"/>
+          <w:u w:val="single"/>
+        </w:rPr>
+        <w:t>initial conditions</w:t>
       </w:r>
       <w:r>
         <w:rPr>
@@ -1852,7 +2337,6 @@
         </w:rPr>
         <w:t>.</w:t>
       </w:r>
-      <w:proofErr w:type="gramEnd"/>
     </w:p>
     <w:p>
       <w:pPr>
@@ -1867,365 +2351,6 @@
     </w:p>
     <w:p>
       <w:pPr>
-        <w:spacing w:after="0"/>
-        <w:rPr>
-          <w:sz w:val="32"/>
-          <w:szCs w:val="32"/>
-        </w:rPr>
-      </w:pPr>
-    </w:p>
-    <w:p>
-      <w:pPr>
-        <w:pStyle w:val="ListParagraph"/>
-        <w:numPr>
-          <w:ilvl w:val="0"/>
-          <w:numId w:val="1"/>
-        </w:numPr>
-        <w:spacing w:after="0"/>
-        <w:rPr>
-          <w:sz w:val="32"/>
-          <w:szCs w:val="32"/>
-        </w:rPr>
-      </w:pPr>
-      <w:r>
-        <w:rPr>
-          <w:sz w:val="32"/>
-          <w:szCs w:val="32"/>
-        </w:rPr>
-        <w:t>Spatial discretization is normally accomplished by establishing either a) a “</w:t>
-      </w:r>
-      <w:r>
-        <w:rPr>
-          <w:sz w:val="32"/>
-          <w:szCs w:val="32"/>
-          <w:u w:val="single"/>
-        </w:rPr>
-        <w:t>mesh</w:t>
-      </w:r>
-      <w:r>
-        <w:rPr>
-          <w:sz w:val="32"/>
-          <w:szCs w:val="32"/>
-        </w:rPr>
-        <w:t>” consisting of a large number of elements; or b) a “</w:t>
-      </w:r>
-      <w:r>
-        <w:rPr>
-          <w:sz w:val="32"/>
-          <w:szCs w:val="32"/>
-          <w:u w:val="single"/>
-        </w:rPr>
-        <w:t>grid</w:t>
-      </w:r>
-      <w:r>
-        <w:rPr>
-          <w:sz w:val="32"/>
-          <w:szCs w:val="32"/>
-        </w:rPr>
-        <w:t>” consisting of a large numb</w:t>
-      </w:r>
-      <w:r>
-        <w:rPr>
-          <w:sz w:val="32"/>
-          <w:szCs w:val="32"/>
-        </w:rPr>
-        <w:t>er of points. When a mesh of elements is used, the solution is approximated over each element’s area (in 2-D) or volume (in 3-D). Use of a grid results in approximating the solution at each point on the grid.</w:t>
-      </w:r>
-      <w:r>
-        <w:rPr>
-          <w:sz w:val="32"/>
-          <w:szCs w:val="32"/>
-        </w:rPr>
-        <w:t xml:space="preserve"> In either case, the solution accuracy depends strongly on the number of points or elements used, as well as on the shape of the elements, or the distribution of the grid points. When the mesh or grid is too coarse, accuracy is lost, and when the mesh is too fine the computational burden become untenable. </w:t>
-      </w:r>
-    </w:p>
-    <w:p>
-      <w:pPr>
-        <w:pStyle w:val="ListParagraph"/>
-        <w:spacing w:after="0"/>
-        <w:ind w:left="1080"/>
-        <w:rPr>
-          <w:sz w:val="32"/>
-          <w:szCs w:val="32"/>
-        </w:rPr>
-      </w:pPr>
-      <w:r>
-        <w:rPr>
-          <w:sz w:val="32"/>
-          <w:szCs w:val="32"/>
-        </w:rPr>
-        <w:t xml:space="preserve"> </w:t>
-      </w:r>
-    </w:p>
-    <w:p>
-      <w:pPr>
-        <w:pStyle w:val="ListParagraph"/>
-        <w:numPr>
-          <w:ilvl w:val="0"/>
-          <w:numId w:val="1"/>
-        </w:numPr>
-        <w:spacing w:after="0"/>
-        <w:rPr>
-          <w:sz w:val="32"/>
-          <w:szCs w:val="32"/>
-        </w:rPr>
-      </w:pPr>
-      <w:r>
-        <w:rPr>
-          <w:sz w:val="32"/>
-          <w:szCs w:val="32"/>
-        </w:rPr>
-        <w:t xml:space="preserve">When the computational domain (an area in 2-D or a volume in 3-D) is finite (e.g., inside a room, inside the human circulatory system), boundary conditions are applied on physical boundaries, such as a wall. </w:t>
-      </w:r>
-      <w:r>
-        <w:rPr>
-          <w:sz w:val="32"/>
-          <w:szCs w:val="32"/>
-        </w:rPr>
-        <w:t xml:space="preserve">These boundary conditions can account for the fact that a viscous fluid does not “slip” at a solid surface, and for the fact that a fluid does not flow through an impermeable solid. </w:t>
-      </w:r>
-    </w:p>
-    <w:p>
-      <w:pPr>
-        <w:pStyle w:val="ListParagraph"/>
-        <w:rPr>
-          <w:sz w:val="32"/>
-          <w:szCs w:val="32"/>
-        </w:rPr>
-      </w:pPr>
-    </w:p>
-    <w:p>
-      <w:pPr>
-        <w:pStyle w:val="ListParagraph"/>
-        <w:spacing w:after="0"/>
-        <w:ind w:left="1080"/>
-        <w:rPr>
-          <w:sz w:val="32"/>
-          <w:szCs w:val="32"/>
-        </w:rPr>
-      </w:pPr>
-      <w:r>
-        <w:rPr>
-          <w:sz w:val="32"/>
-          <w:szCs w:val="32"/>
-        </w:rPr>
-        <w:t>On the other hand, when the spatial domain is unbounded in one or more directions the approximate numerical solution is invariably performe</w:t>
-      </w:r>
-      <w:r>
-        <w:rPr>
-          <w:sz w:val="32"/>
-          <w:szCs w:val="32"/>
-        </w:rPr>
-        <w:t>d on a truncated spatial domain, on which approximate boundary conditions are typically applied. The</w:t>
-      </w:r>
-      <w:r>
-        <w:rPr>
-          <w:color w:val="FFFFFF" w:themeColor="background1"/>
-          <w:sz w:val="32"/>
-          <w:szCs w:val="32"/>
-        </w:rPr>
-        <w:t>s</w:t>
-      </w:r>
-      <w:r>
-        <w:rPr>
-          <w:sz w:val="32"/>
-          <w:szCs w:val="32"/>
-          <w:u w:val="single"/>
-        </w:rPr>
-        <w:t>d</w:t>
-      </w:r>
-      <w:r>
-        <w:rPr>
-          <w:sz w:val="32"/>
-          <w:szCs w:val="32"/>
-          <w:u w:val="single"/>
-        </w:rPr>
-        <w:t>omain size</w:t>
-      </w:r>
-      <w:r>
-        <w:rPr>
-          <w:sz w:val="32"/>
-          <w:szCs w:val="32"/>
-        </w:rPr>
-        <w:t xml:space="preserve"> affects the computation as follows. When t</w:t>
-      </w:r>
-      <w:r>
-        <w:rPr>
-          <w:sz w:val="32"/>
-          <w:szCs w:val="32"/>
-        </w:rPr>
-        <w:t xml:space="preserve">he </w:t>
-      </w:r>
-      <w:r>
-        <w:rPr>
-          <w:sz w:val="32"/>
-          <w:szCs w:val="32"/>
-        </w:rPr>
-        <w:t>domain is too large, either unnecessary mesh elements or grid points will be needed</w:t>
-      </w:r>
-      <w:r>
-        <w:rPr>
-          <w:sz w:val="32"/>
-          <w:szCs w:val="32"/>
-        </w:rPr>
-        <w:t xml:space="preserve"> (resulting in excessive computational burden)</w:t>
-      </w:r>
-      <w:r>
-        <w:rPr>
-          <w:sz w:val="32"/>
-          <w:szCs w:val="32"/>
-        </w:rPr>
-        <w:t xml:space="preserve">, or </w:t>
-      </w:r>
-      <w:r>
-        <w:rPr>
-          <w:sz w:val="32"/>
-          <w:szCs w:val="32"/>
-        </w:rPr>
-        <w:t>the mesh/grid will be too coarse in some areas.</w:t>
-      </w:r>
-      <w:r>
-        <w:rPr>
-          <w:sz w:val="32"/>
-          <w:szCs w:val="32"/>
-        </w:rPr>
-        <w:t xml:space="preserve"> </w:t>
-      </w:r>
-      <w:r>
-        <w:rPr>
-          <w:sz w:val="32"/>
-          <w:szCs w:val="32"/>
-        </w:rPr>
-        <w:t xml:space="preserve">If </w:t>
-      </w:r>
-      <w:r>
-        <w:rPr>
-          <w:sz w:val="32"/>
-          <w:szCs w:val="32"/>
-        </w:rPr>
-        <w:lastRenderedPageBreak/>
-        <w:t>the computational domain is too small, then approximate boundary conditions applied at the computational boundaries will affect the solution in unphysical ways, or</w:t>
-      </w:r>
-      <w:r>
-        <w:rPr>
-          <w:sz w:val="32"/>
-          <w:szCs w:val="32"/>
-        </w:rPr>
-        <w:t xml:space="preserve"> the simulation might not capture all the phenomena we want to</w:t>
-      </w:r>
-      <w:r>
-        <w:rPr>
-          <w:sz w:val="32"/>
-          <w:szCs w:val="32"/>
-        </w:rPr>
-        <w:t xml:space="preserve"> study.</w:t>
-      </w:r>
-    </w:p>
-    <w:p>
-      <w:pPr>
-        <w:pStyle w:val="ListParagraph"/>
-        <w:spacing w:after="0"/>
-        <w:ind w:left="1080"/>
-        <w:rPr>
-          <w:sz w:val="32"/>
-          <w:szCs w:val="32"/>
-        </w:rPr>
-      </w:pPr>
-    </w:p>
-    <w:p>
-      <w:pPr>
-        <w:pStyle w:val="ListParagraph"/>
-        <w:spacing w:after="0"/>
-        <w:ind w:left="1080"/>
-        <w:rPr>
-          <w:sz w:val="32"/>
-          <w:szCs w:val="32"/>
-        </w:rPr>
-      </w:pPr>
-    </w:p>
-    <w:p>
-      <w:pPr>
-        <w:pStyle w:val="ListParagraph"/>
-        <w:numPr>
-          <w:ilvl w:val="0"/>
-          <w:numId w:val="1"/>
-        </w:numPr>
-        <w:spacing w:after="0"/>
-        <w:rPr>
-          <w:sz w:val="32"/>
-          <w:szCs w:val="32"/>
-        </w:rPr>
-      </w:pPr>
-      <w:r>
-        <w:rPr>
-          <w:sz w:val="32"/>
-          <w:szCs w:val="32"/>
-        </w:rPr>
-        <w:t>In</w:t>
-      </w:r>
-      <w:r>
-        <w:rPr>
-          <w:sz w:val="32"/>
-          <w:szCs w:val="32"/>
-        </w:rPr>
-        <w:t xml:space="preserve"> a time dependent simulation, the in</w:t>
-      </w:r>
-      <w:r>
-        <w:rPr>
-          <w:sz w:val="32"/>
-          <w:szCs w:val="32"/>
-        </w:rPr>
-        <w:t>itial</w:t>
-      </w:r>
-      <w:r>
-        <w:rPr>
-          <w:sz w:val="32"/>
-          <w:szCs w:val="32"/>
-        </w:rPr>
-        <w:t xml:space="preserve"> state of the system must be spec</w:t>
-      </w:r>
-      <w:r>
-        <w:rPr>
-          <w:sz w:val="32"/>
-          <w:szCs w:val="32"/>
-        </w:rPr>
-        <w:t>ified, and this is known as the</w:t>
-      </w:r>
-      <w:r>
-        <w:rPr>
-          <w:color w:val="FFFFFF" w:themeColor="background1"/>
-          <w:sz w:val="32"/>
-          <w:szCs w:val="32"/>
-        </w:rPr>
-        <w:t>s</w:t>
-      </w:r>
-      <w:r>
-        <w:rPr>
-          <w:sz w:val="32"/>
-          <w:szCs w:val="32"/>
-          <w:u w:val="single"/>
-        </w:rPr>
-        <w:t>initial conditions</w:t>
-      </w:r>
-    </w:p>
-    <w:p>
-      <w:pPr>
-        <w:pStyle w:val="ListParagraph"/>
-        <w:spacing w:after="0"/>
-        <w:ind w:left="1080"/>
-        <w:rPr>
-          <w:sz w:val="32"/>
-          <w:szCs w:val="32"/>
-        </w:rPr>
-      </w:pPr>
-    </w:p>
-    <w:p>
-      <w:pPr>
-        <w:pStyle w:val="ListParagraph"/>
-        <w:numPr>
-          <w:ilvl w:val="0"/>
-          <w:numId w:val="1"/>
-        </w:numPr>
         <w:spacing w:after="0"/>
         <w:rPr>
           <w:sz w:val="32"/>
@@ -2439,6 +2564,20 @@
           <w:szCs w:val="32"/>
         </w:rPr>
       </w:pPr>
+      <w:r>
+        <w:rPr>
+          <w:sz w:val="32"/>
+          <w:szCs w:val="32"/>
+        </w:rPr>
+        <w:t>__imagesize:original</w:t>
+      </w:r>
+      <w:r>
+        <w:rPr>
+          <w:sz w:val="32"/>
+          <w:szCs w:val="32"/>
+        </w:rPr>
+        <w:t>__</w:t>
+      </w:r>
     </w:p>
     <w:p>
       <w:pPr>
@@ -2453,19 +2592,26 @@
       <w:pPr>
         <w:spacing w:after="0"/>
         <w:rPr>
+          <w:sz w:val="72"/>
+          <w:szCs w:val="72"/>
+        </w:rPr>
+      </w:pPr>
+      <w:r>
+        <w:rPr>
+          <w:sz w:val="72"/>
+          <w:szCs w:val="72"/>
+        </w:rPr>
+        <w:t>__hr__</w:t>
+      </w:r>
+    </w:p>
+    <w:p>
+      <w:pPr>
+        <w:spacing w:after="0"/>
+        <w:rPr>
           <w:sz w:val="24"/>
           <w:szCs w:val="24"/>
         </w:rPr>
       </w:pPr>
-      <w:r>
-        <w:rPr>
-          <w:sz w:val="72"/>
-          <w:szCs w:val="72"/>
-        </w:rPr>
-        <w:t>__hr__</w:t>
-      </w:r>
-      <w:bookmarkStart w:id="0" w:name="_GoBack"/>
-      <w:bookmarkEnd w:id="0"/>
     </w:p>
     <w:sectPr>
       <w:pgSz w:w="12240" w:h="15840"/>
@@ -3286,7 +3432,7 @@
 </file>
 
 <file path=customXml/itemProps1.xml><?xml version="1.0" encoding="utf-8"?>
-<ds:datastoreItem xmlns:ds="http://schemas.openxmlformats.org/officeDocument/2006/customXml" ds:itemID="{BA0A6085-BE64-44BF-832E-D99E5A3AB259}">
+<ds:datastoreItem xmlns:ds="http://schemas.openxmlformats.org/officeDocument/2006/customXml" ds:itemID="{1FA7F175-490B-424E-9F1B-0BB7178ADAFA}">
   <ds:schemaRefs>
     <ds:schemaRef ds:uri="http://schemas.openxmlformats.org/officeDocument/2006/bibliography"/>
   </ds:schemaRefs>
